--- a/wwwroot/output/112-123-123-溫室氣體盤查報告書.docx
+++ b/wwwroot/output/112-123-123-溫室氣體盤查報告書.docx
@@ -479,7 +479,7 @@
           <w:b w:val="0"/>
           <w:sz w:val="44"/>
         </w:rPr>
-        <w:t>4</w:t>
+        <w:t>13</w:t>
       </w:r>
       <w:r>
         <w:rPr>
@@ -4039,7 +4039,7 @@
                 <w:rFonts w:eastAsia="標楷體" w:hint="eastAsia"/>
                 <w:szCs w:val="24"/>
               </w:rPr>
-              <w:t>5.車用空調(R-134A)</w:t>
+              <w:t>5.飲水機(R-134A)</w:t>
             </w:r>
             <w:r>
               <w:rPr>
@@ -4053,7 +4053,7 @@
                 <w:rFonts w:eastAsia="標楷體" w:hint="eastAsia"/>
                 <w:szCs w:val="24"/>
               </w:rPr>
-              <w:t>6.飲水機(R-134A)</w:t>
+              <w:t>6.乾燥機(R-134A)</w:t>
             </w:r>
             <w:r>
               <w:rPr>
@@ -4081,7 +4081,7 @@
                 <w:rFonts w:eastAsia="標楷體" w:hint="eastAsia"/>
                 <w:szCs w:val="24"/>
               </w:rPr>
-              <w:t>8.乾燥機(R-134A)</w:t>
+              <w:t>8.車用空調(R-134A)</w:t>
             </w:r>
             <w:r>
               <w:rPr>
@@ -5315,7 +5315,7 @@
               <w:rPr>
                 <w:rFonts w:ascii="標楷體" w:hAnsi="標楷體" w:cs="標楷體" w:eastAsia="標楷體"/>
               </w:rPr>
-              <w:t>車用空調(R-134A)</w:t>
+              <w:t>飲水機(R-134A)</w:t>
             </w:r>
           </w:p>
         </w:tc>
@@ -5421,7 +5421,7 @@
               <w:rPr>
                 <w:rFonts w:ascii="標楷體" w:hAnsi="標楷體" w:cs="標楷體" w:eastAsia="標楷體"/>
               </w:rPr>
-              <w:t>飲水機(R-134A)</w:t>
+              <w:t>乾燥機(R-134A)</w:t>
             </w:r>
           </w:p>
         </w:tc>
@@ -5633,7 +5633,7 @@
               <w:rPr>
                 <w:rFonts w:ascii="標楷體" w:hAnsi="標楷體" w:cs="標楷體" w:eastAsia="標楷體"/>
               </w:rPr>
-              <w:t>乾燥機(R-134A)</w:t>
+              <w:t>車用空調(R-134A)</w:t>
             </w:r>
           </w:p>
         </w:tc>
@@ -6424,7 +6424,7 @@
           <w:szCs w:val="24"/>
           <w:u w:val="single"/>
         </w:rPr>
-        <w:t>0.321</w:t>
+        <w:t>0.920</w:t>
       </w:r>
       <w:r>
         <w:rPr>
@@ -7277,7 +7277,7 @@
               <w:rPr>
                 <w:rFonts w:ascii="標楷體" w:hAnsi="標楷體" w:cs="標楷體" w:eastAsia="標楷體"/>
               </w:rPr>
-              <w:t>123.0000公升</w:t>
+              <w:t>123公升</w:t>
             </w:r>
           </w:p>
         </w:tc>
@@ -7305,7 +7305,7 @@
               <w:rPr>
                 <w:rFonts w:ascii="標楷體" w:hAnsi="標楷體" w:cs="標楷體" w:eastAsia="標楷體"/>
               </w:rPr>
-              <w:t>2.6060317920公噸/公升</w:t>
+              <w:t>2.606031792公噸/公升</w:t>
             </w:r>
           </w:p>
         </w:tc>
@@ -7359,7 +7359,7 @@
               <w:rPr>
                 <w:rFonts w:ascii="標楷體" w:hAnsi="標楷體" w:cs="標楷體" w:eastAsia="標楷體"/>
               </w:rPr>
-              <w:t>1.0000000000</w:t>
+              <w:t>1</w:t>
             </w:r>
           </w:p>
         </w:tc>
@@ -7373,7 +7373,7 @@
               <w:rPr>
                 <w:rFonts w:ascii="標楷體" w:hAnsi="標楷體" w:cs="標楷體" w:eastAsia="標楷體"/>
               </w:rPr>
-              <w:t>0.3205419104</w:t>
+              <w:t>0.320541910416</w:t>
             </w:r>
           </w:p>
         </w:tc>
@@ -7719,7 +7719,7 @@
               <w:rPr>
                 <w:rFonts w:ascii="標楷體" w:hAnsi="標楷體" w:cs="標楷體" w:eastAsia="標楷體"/>
               </w:rPr>
-              <w:t>123.0000公升</w:t>
+              <w:t>123公升</w:t>
             </w:r>
           </w:p>
         </w:tc>
@@ -7801,7 +7801,7 @@
               <w:rPr>
                 <w:rFonts w:ascii="標楷體" w:hAnsi="標楷體" w:cs="標楷體" w:eastAsia="標楷體"/>
               </w:rPr>
-              <w:t>27.9000000000</w:t>
+              <w:t>27.9</w:t>
             </w:r>
           </w:p>
         </w:tc>
@@ -7815,7 +7815,7 @@
               <w:rPr>
                 <w:rFonts w:ascii="標楷體" w:hAnsi="標楷體" w:cs="標楷體" w:eastAsia="標楷體"/>
               </w:rPr>
-              <w:t>0.0000129774</w:t>
+              <w:t>0.0000129774102</w:t>
             </w:r>
           </w:p>
         </w:tc>
@@ -8186,7 +8186,7 @@
               <w:rPr>
                 <w:rFonts w:ascii="標楷體" w:hAnsi="標楷體" w:cs="標楷體" w:eastAsia="標楷體"/>
               </w:rPr>
-              <w:t>123.0000公升</w:t>
+              <w:t>123公升</w:t>
             </w:r>
           </w:p>
         </w:tc>
@@ -8268,7 +8268,7 @@
               <w:rPr>
                 <w:rFonts w:ascii="標楷體" w:hAnsi="標楷體" w:cs="標楷體" w:eastAsia="標楷體"/>
               </w:rPr>
-              <w:t>273.0000000000</w:t>
+              <w:t>273</w:t>
             </w:r>
           </w:p>
         </w:tc>
@@ -8282,7 +8282,7 @@
               <w:rPr>
                 <w:rFonts w:ascii="標楷體" w:hAnsi="標楷體" w:cs="標楷體" w:eastAsia="標楷體"/>
               </w:rPr>
-              <w:t>0.0000025955</w:t>
+              <w:t>0.0000025954845</w:t>
             </w:r>
           </w:p>
         </w:tc>
@@ -8937,7 +8937,7 @@
               <w:rPr>
                 <w:rFonts w:ascii="標楷體" w:hAnsi="標楷體" w:cs="標楷體" w:eastAsia="標楷體"/>
               </w:rPr>
-              <w:t>0.0000</w:t>
+              <w:t>123公升</w:t>
             </w:r>
           </w:p>
         </w:tc>
@@ -8965,7 +8965,7 @@
               <w:rPr>
                 <w:rFonts w:ascii="標楷體" w:hAnsi="標楷體" w:cs="標楷體" w:eastAsia="標楷體"/>
               </w:rPr>
-              <w:t>2.6060317920公噸/</w:t>
+              <w:t>2.606031792公噸/公升</w:t>
             </w:r>
           </w:p>
         </w:tc>
@@ -9019,7 +9019,7 @@
               <w:rPr>
                 <w:rFonts w:ascii="標楷體" w:hAnsi="標楷體" w:cs="標楷體" w:eastAsia="標楷體"/>
               </w:rPr>
-              <w:t>1.0000000000</w:t>
+              <w:t>1</w:t>
             </w:r>
           </w:p>
         </w:tc>
@@ -9033,7 +9033,7 @@
               <w:rPr>
                 <w:rFonts w:ascii="標楷體" w:hAnsi="標楷體" w:cs="標楷體" w:eastAsia="標楷體"/>
               </w:rPr>
-              <w:t>0.0000000000</w:t>
+              <w:t>0.320541910416</w:t>
             </w:r>
           </w:p>
         </w:tc>
@@ -9077,7 +9077,7 @@
               <w:rPr>
                 <w:rFonts w:ascii="標楷體" w:hAnsi="標楷體" w:cs="標楷體" w:eastAsia="標楷體"/>
               </w:rPr>
-              <w:t>0.0000</w:t>
+              <w:t>123公升</w:t>
             </w:r>
           </w:p>
         </w:tc>
@@ -9105,7 +9105,7 @@
               <w:rPr>
                 <w:rFonts w:ascii="標楷體" w:hAnsi="標楷體" w:cs="標楷體" w:eastAsia="標楷體"/>
               </w:rPr>
-              <w:t>2.2631328720公噸/</w:t>
+              <w:t>2.263132872公噸/公升</w:t>
             </w:r>
           </w:p>
         </w:tc>
@@ -9159,7 +9159,7 @@
               <w:rPr>
                 <w:rFonts w:ascii="標楷體" w:hAnsi="標楷體" w:cs="標楷體" w:eastAsia="標楷體"/>
               </w:rPr>
-              <w:t>1.0000000000</w:t>
+              <w:t>1</w:t>
             </w:r>
           </w:p>
         </w:tc>
@@ -9173,7 +9173,7 @@
               <w:rPr>
                 <w:rFonts w:ascii="標楷體" w:hAnsi="標楷體" w:cs="標楷體" w:eastAsia="標楷體"/>
               </w:rPr>
-              <w:t>0.0000000000</w:t>
+              <w:t>0.278365343256</w:t>
             </w:r>
           </w:p>
         </w:tc>
@@ -9539,7 +9539,7 @@
               <w:rPr>
                 <w:rFonts w:ascii="標楷體" w:hAnsi="標楷體" w:cs="標楷體" w:eastAsia="標楷體"/>
               </w:rPr>
-              <w:t>0.0000</w:t>
+              <w:t>123公升</w:t>
             </w:r>
           </w:p>
         </w:tc>
@@ -9567,7 +9567,7 @@
               <w:rPr>
                 <w:rFonts w:ascii="標楷體" w:hAnsi="標楷體" w:cs="標楷體" w:eastAsia="標楷體"/>
               </w:rPr>
-              <w:t>0.0001371596公噸/</w:t>
+              <w:t>0.0001371596公噸/公升</w:t>
             </w:r>
           </w:p>
         </w:tc>
@@ -9621,7 +9621,7 @@
               <w:rPr>
                 <w:rFonts w:ascii="標楷體" w:hAnsi="標楷體" w:cs="標楷體" w:eastAsia="標楷體"/>
               </w:rPr>
-              <w:t>27.9000000000</w:t>
+              <w:t>27.9</w:t>
             </w:r>
           </w:p>
         </w:tc>
@@ -9635,7 +9635,7 @@
               <w:rPr>
                 <w:rFonts w:ascii="標楷體" w:hAnsi="標楷體" w:cs="標楷體" w:eastAsia="標楷體"/>
               </w:rPr>
-              <w:t>0.0000000000</w:t>
+              <w:t>0.0000168706308</w:t>
             </w:r>
           </w:p>
         </w:tc>
@@ -9679,7 +9679,7 @@
               <w:rPr>
                 <w:rFonts w:ascii="標楷體" w:hAnsi="標楷體" w:cs="標楷體" w:eastAsia="標楷體"/>
               </w:rPr>
-              <w:t>0.0000</w:t>
+              <w:t>123公升</w:t>
             </w:r>
           </w:p>
         </w:tc>
@@ -9707,7 +9707,7 @@
               <w:rPr>
                 <w:rFonts w:ascii="標楷體" w:hAnsi="標楷體" w:cs="標楷體" w:eastAsia="標楷體"/>
               </w:rPr>
-              <w:t>0.0008164260公噸/</w:t>
+              <w:t>0.000816426公噸/公升</w:t>
             </w:r>
           </w:p>
         </w:tc>
@@ -9761,7 +9761,7 @@
               <w:rPr>
                 <w:rFonts w:ascii="標楷體" w:hAnsi="標楷體" w:cs="標楷體" w:eastAsia="標楷體"/>
               </w:rPr>
-              <w:t>27.9000000000</w:t>
+              <w:t>27.9</w:t>
             </w:r>
           </w:p>
         </w:tc>
@@ -9775,7 +9775,7 @@
               <w:rPr>
                 <w:rFonts w:ascii="標楷體" w:hAnsi="標楷體" w:cs="標楷體" w:eastAsia="標楷體"/>
               </w:rPr>
-              <w:t>0.0000000000</w:t>
+              <w:t>0.000100420398</w:t>
             </w:r>
           </w:p>
         </w:tc>
@@ -10133,7 +10133,7 @@
               <w:rPr>
                 <w:rFonts w:ascii="標楷體" w:hAnsi="標楷體" w:cs="標楷體" w:eastAsia="標楷體"/>
               </w:rPr>
-              <w:t>0.0000</w:t>
+              <w:t>123公升</w:t>
             </w:r>
           </w:p>
         </w:tc>
@@ -10161,7 +10161,7 @@
               <w:rPr>
                 <w:rFonts w:ascii="標楷體" w:hAnsi="標楷體" w:cs="標楷體" w:eastAsia="標楷體"/>
               </w:rPr>
-              <w:t>0.0001371596公噸/</w:t>
+              <w:t>0.0001371596公噸/公升</w:t>
             </w:r>
           </w:p>
         </w:tc>
@@ -10215,7 +10215,7 @@
               <w:rPr>
                 <w:rFonts w:ascii="標楷體" w:hAnsi="標楷體" w:cs="標楷體" w:eastAsia="標楷體"/>
               </w:rPr>
-              <w:t>273.0000000000</w:t>
+              <w:t>273</w:t>
             </w:r>
           </w:p>
         </w:tc>
@@ -10229,7 +10229,7 @@
               <w:rPr>
                 <w:rFonts w:ascii="標楷體" w:hAnsi="標楷體" w:cs="標楷體" w:eastAsia="標楷體"/>
               </w:rPr>
-              <w:t>0.0000000000</w:t>
+              <w:t>0.0000168706308</w:t>
             </w:r>
           </w:p>
         </w:tc>
@@ -10273,7 +10273,7 @@
               <w:rPr>
                 <w:rFonts w:ascii="標楷體" w:hAnsi="標楷體" w:cs="標楷體" w:eastAsia="標楷體"/>
               </w:rPr>
-              <w:t>0.0000</w:t>
+              <w:t>123公升</w:t>
             </w:r>
           </w:p>
         </w:tc>
@@ -10301,7 +10301,7 @@
               <w:rPr>
                 <w:rFonts w:ascii="標楷體" w:hAnsi="標楷體" w:cs="標楷體" w:eastAsia="標楷體"/>
               </w:rPr>
-              <w:t>0.0002612563公噸/</w:t>
+              <w:t>0.0002612563公噸/公升</w:t>
             </w:r>
           </w:p>
         </w:tc>
@@ -10355,7 +10355,7 @@
               <w:rPr>
                 <w:rFonts w:ascii="標楷體" w:hAnsi="標楷體" w:cs="標楷體" w:eastAsia="標楷體"/>
               </w:rPr>
-              <w:t>273.0000000000</w:t>
+              <w:t>273</w:t>
             </w:r>
           </w:p>
         </w:tc>
@@ -10369,7 +10369,7 @@
               <w:rPr>
                 <w:rFonts w:ascii="標楷體" w:hAnsi="標楷體" w:cs="標楷體" w:eastAsia="標楷體"/>
               </w:rPr>
-              <w:t>0.0000000000</w:t>
+              <w:t>0.0000321345249</w:t>
             </w:r>
           </w:p>
         </w:tc>
@@ -11061,7 +11061,7 @@
               <w:rPr>
                 <w:rFonts w:ascii="標楷體" w:hAnsi="標楷體" w:cs="標楷體" w:eastAsia="標楷體"/>
               </w:rPr>
-              <w:t>0.0000</w:t>
+              <w:t>123人</w:t>
             </w:r>
           </w:p>
         </w:tc>
@@ -11089,7 +11089,7 @@
               <w:rPr>
                 <w:rFonts w:ascii="標楷體" w:hAnsi="標楷體" w:cs="標楷體" w:eastAsia="標楷體"/>
               </w:rPr>
-              <w:t>0.0031875000公噸/</w:t>
+              <w:t>0.0031875公噸/人</w:t>
             </w:r>
           </w:p>
         </w:tc>
@@ -11143,7 +11143,7 @@
               <w:rPr>
                 <w:rFonts w:ascii="標楷體" w:hAnsi="標楷體" w:cs="標楷體" w:eastAsia="標楷體"/>
               </w:rPr>
-              <w:t>27.9000000000</w:t>
+              <w:t>27.9</w:t>
             </w:r>
           </w:p>
         </w:tc>
@@ -11157,7 +11157,7 @@
               <w:rPr>
                 <w:rFonts w:ascii="標楷體" w:hAnsi="標楷體" w:cs="標楷體" w:eastAsia="標楷體"/>
               </w:rPr>
-              <w:t>0.0000000000</w:t>
+              <w:t>0.0003920625</w:t>
             </w:r>
           </w:p>
         </w:tc>
@@ -13873,7 +13873,7 @@
               <w:rPr>
                 <w:rFonts w:ascii="標楷體" w:hAnsi="標楷體" w:cs="標楷體" w:eastAsia="標楷體"/>
               </w:rPr>
-              <w:t>0.0000</w:t>
+              <w:t>0</w:t>
             </w:r>
           </w:p>
         </w:tc>
@@ -13901,7 +13901,7 @@
               <w:rPr>
                 <w:rFonts w:ascii="標楷體" w:hAnsi="標楷體" w:cs="標楷體" w:eastAsia="標楷體"/>
               </w:rPr>
-              <w:t>0.0900000000公噸/</w:t>
+              <w:t>0.03公噸/</w:t>
             </w:r>
           </w:p>
         </w:tc>
@@ -13955,7 +13955,7 @@
               <w:rPr>
                 <w:rFonts w:ascii="標楷體" w:hAnsi="標楷體" w:cs="標楷體" w:eastAsia="標楷體"/>
               </w:rPr>
-              <w:t>1530.0000000000</w:t>
+              <w:t>2256</w:t>
             </w:r>
           </w:p>
         </w:tc>
@@ -13969,7 +13969,7 @@
               <w:rPr>
                 <w:rFonts w:ascii="標楷體" w:hAnsi="標楷體" w:cs="標楷體" w:eastAsia="標楷體"/>
               </w:rPr>
-              <w:t>0.0000000000</w:t>
+              <w:t>0</w:t>
             </w:r>
           </w:p>
         </w:tc>
@@ -14013,7 +14013,7 @@
               <w:rPr>
                 <w:rFonts w:ascii="標楷體" w:hAnsi="標楷體" w:cs="標楷體" w:eastAsia="標楷體"/>
               </w:rPr>
-              <w:t>0.0000</w:t>
+              <w:t>0</w:t>
             </w:r>
           </w:p>
         </w:tc>
@@ -14041,7 +14041,7 @@
               <w:rPr>
                 <w:rFonts w:ascii="標楷體" w:hAnsi="標楷體" w:cs="標楷體" w:eastAsia="標楷體"/>
               </w:rPr>
-              <w:t>0.1600000000公噸/</w:t>
+              <w:t>0.003公噸/</w:t>
             </w:r>
           </w:p>
         </w:tc>
@@ -14095,7 +14095,7 @@
               <w:rPr>
                 <w:rFonts w:ascii="標楷體" w:hAnsi="標楷體" w:cs="標楷體" w:eastAsia="標楷體"/>
               </w:rPr>
-              <w:t>1530.0000000000</w:t>
+              <w:t>1530</w:t>
             </w:r>
           </w:p>
         </w:tc>
@@ -14109,7 +14109,7 @@
               <w:rPr>
                 <w:rFonts w:ascii="標楷體" w:hAnsi="標楷體" w:cs="標楷體" w:eastAsia="標楷體"/>
               </w:rPr>
-              <w:t>0.0000000000</w:t>
+              <w:t>0</w:t>
             </w:r>
           </w:p>
         </w:tc>
@@ -14153,7 +14153,7 @@
               <w:rPr>
                 <w:rFonts w:ascii="標楷體" w:hAnsi="標楷體" w:cs="標楷體" w:eastAsia="標楷體"/>
               </w:rPr>
-              <w:t>0.0000</w:t>
+              <w:t>0</w:t>
             </w:r>
           </w:p>
         </w:tc>
@@ -14181,7 +14181,7 @@
               <w:rPr>
                 <w:rFonts w:ascii="標楷體" w:hAnsi="標楷體" w:cs="標楷體" w:eastAsia="標楷體"/>
               </w:rPr>
-              <w:t>0.0300000000公噸/</w:t>
+              <w:t>0.16公噸/</w:t>
             </w:r>
           </w:p>
         </w:tc>
@@ -14235,7 +14235,7 @@
               <w:rPr>
                 <w:rFonts w:ascii="標楷體" w:hAnsi="標楷體" w:cs="標楷體" w:eastAsia="標楷體"/>
               </w:rPr>
-              <w:t>2256.0000000000</w:t>
+              <w:t>1530</w:t>
             </w:r>
           </w:p>
         </w:tc>
@@ -14249,7 +14249,7 @@
               <w:rPr>
                 <w:rFonts w:ascii="標楷體" w:hAnsi="標楷體" w:cs="標楷體" w:eastAsia="標楷體"/>
               </w:rPr>
-              <w:t>0.0000000000</w:t>
+              <w:t>0</w:t>
             </w:r>
           </w:p>
         </w:tc>
@@ -14293,7 +14293,7 @@
               <w:rPr>
                 <w:rFonts w:ascii="標楷體" w:hAnsi="標楷體" w:cs="標楷體" w:eastAsia="標楷體"/>
               </w:rPr>
-              <w:t>0.0000</w:t>
+              <w:t>0</w:t>
             </w:r>
           </w:p>
         </w:tc>
@@ -14321,7 +14321,7 @@
               <w:rPr>
                 <w:rFonts w:ascii="標楷體" w:hAnsi="標楷體" w:cs="標楷體" w:eastAsia="標楷體"/>
               </w:rPr>
-              <w:t>0.0030000000公噸/</w:t>
+              <w:t>0.09公噸/</w:t>
             </w:r>
           </w:p>
         </w:tc>
@@ -14375,7 +14375,7 @@
               <w:rPr>
                 <w:rFonts w:ascii="標楷體" w:hAnsi="標楷體" w:cs="標楷體" w:eastAsia="標楷體"/>
               </w:rPr>
-              <w:t>1530.0000000000</w:t>
+              <w:t>1530</w:t>
             </w:r>
           </w:p>
         </w:tc>
@@ -14389,7 +14389,7 @@
               <w:rPr>
                 <w:rFonts w:ascii="標楷體" w:hAnsi="標楷體" w:cs="標楷體" w:eastAsia="標楷體"/>
               </w:rPr>
-              <w:t>0.0000000000</w:t>
+              <w:t>0</w:t>
             </w:r>
           </w:p>
         </w:tc>
@@ -14433,7 +14433,7 @@
               <w:rPr>
                 <w:rFonts w:ascii="標楷體" w:hAnsi="標楷體" w:cs="標楷體" w:eastAsia="標楷體"/>
               </w:rPr>
-              <w:t>0.0000</w:t>
+              <w:t>0</w:t>
             </w:r>
           </w:p>
         </w:tc>
@@ -14461,7 +14461,7 @@
               <w:rPr>
                 <w:rFonts w:ascii="標楷體" w:hAnsi="標楷體" w:cs="標楷體" w:eastAsia="標楷體"/>
               </w:rPr>
-              <w:t>0.2000000000公噸/</w:t>
+              <w:t>0.2公噸/</w:t>
             </w:r>
           </w:p>
         </w:tc>
@@ -14515,7 +14515,7 @@
               <w:rPr>
                 <w:rFonts w:ascii="標楷體" w:hAnsi="標楷體" w:cs="標楷體" w:eastAsia="標楷體"/>
               </w:rPr>
-              <w:t>1530.0000000000</w:t>
+              <w:t>1530</w:t>
             </w:r>
           </w:p>
         </w:tc>
@@ -14529,7 +14529,7 @@
               <w:rPr>
                 <w:rFonts w:ascii="標楷體" w:hAnsi="標楷體" w:cs="標楷體" w:eastAsia="標楷體"/>
               </w:rPr>
-              <w:t>0.0000000000</w:t>
+              <w:t>0</w:t>
             </w:r>
           </w:p>
         </w:tc>
@@ -16196,7 +16196,7 @@
               <w:rPr>
                 <w:rFonts w:ascii="標楷體" w:hAnsi="標楷體" w:cs="標楷體" w:eastAsia="標楷體"/>
               </w:rPr>
-              <w:t>0.0000</w:t>
+              <w:t>0</w:t>
             </w:r>
           </w:p>
         </w:tc>
@@ -16224,7 +16224,7 @@
               <w:rPr>
                 <w:rFonts w:ascii="標楷體" w:hAnsi="標楷體" w:cs="標楷體" w:eastAsia="標楷體"/>
               </w:rPr>
-              <w:t>0.4950000000公噸/</w:t>
+              <w:t>0.495公噸/</w:t>
             </w:r>
           </w:p>
         </w:tc>
@@ -16278,7 +16278,7 @@
               <w:rPr>
                 <w:rFonts w:ascii="標楷體" w:hAnsi="標楷體" w:cs="標楷體" w:eastAsia="標楷體"/>
               </w:rPr>
-              <w:t>1.0000000000</w:t>
+              <w:t>1</w:t>
             </w:r>
           </w:p>
         </w:tc>
@@ -16292,7 +16292,7 @@
               <w:rPr>
                 <w:rFonts w:ascii="標楷體" w:hAnsi="標楷體" w:cs="標楷體" w:eastAsia="標楷體"/>
               </w:rPr>
-              <w:t>0.0000000000</w:t>
+              <w:t>0</w:t>
             </w:r>
           </w:p>
         </w:tc>
@@ -18752,7 +18752,7 @@
           <w:rFonts w:eastAsia="標楷體" w:hint="eastAsia"/>
           <w:szCs w:val="24"/>
         </w:rPr>
-        <w:t>0.321</w:t>
+        <w:t>0.920</w:t>
       </w:r>
       <w:r>
         <w:rPr>
@@ -19693,7 +19693,7 @@
                 <w:sz w:val="18"/>
                 <w:szCs w:val="18"/>
               </w:rPr>
-              <w:t>0.0000</w:t>
+              <w:t>0</w:t>
             </w:r>
           </w:p>
         </w:tc>
@@ -20638,7 +20638,7 @@
                 <w:sz w:val="18"/>
                 <w:szCs w:val="18"/>
               </w:rPr>
-              <w:t>0.3205</w:t>
+              <w:t>0.9194</w:t>
             </w:r>
           </w:p>
         </w:tc>
@@ -20667,7 +20667,7 @@
                 <w:sz w:val="18"/>
                 <w:szCs w:val="18"/>
               </w:rPr>
-              <w:t>0.0000</w:t>
+              <w:t>0.0005</w:t>
             </w:r>
           </w:p>
         </w:tc>
@@ -20696,7 +20696,7 @@
                 <w:sz w:val="18"/>
                 <w:szCs w:val="18"/>
               </w:rPr>
-              <w:t>0.0000</w:t>
+              <w:t>0.0001</w:t>
             </w:r>
           </w:p>
         </w:tc>
@@ -20840,7 +20840,7 @@
                 <w:sz w:val="18"/>
                 <w:szCs w:val="18"/>
               </w:rPr>
-              <w:t>0.321</w:t>
+              <w:t>0.920</w:t>
             </w:r>
           </w:p>
         </w:tc>
@@ -20975,7 +20975,7 @@
                 <w:sz w:val="18"/>
                 <w:szCs w:val="18"/>
               </w:rPr>
-              <w:t>100.00%</w:t>
+              <w:t>99.94%</w:t>
             </w:r>
           </w:p>
         </w:tc>
@@ -21004,7 +21004,7 @@
                 <w:sz w:val="18"/>
                 <w:szCs w:val="18"/>
               </w:rPr>
-              <w:t>0.00%</w:t>
+              <w:t>0.06%</w:t>
             </w:r>
           </w:p>
         </w:tc>
@@ -21033,7 +21033,7 @@
                 <w:sz w:val="18"/>
                 <w:szCs w:val="18"/>
               </w:rPr>
-              <w:t>0.00%</w:t>
+              <w:t>0.01%</w:t>
             </w:r>
           </w:p>
         </w:tc>
@@ -21808,7 +21808,7 @@
                 <w:sz w:val="18"/>
                 <w:szCs w:val="18"/>
               </w:rPr>
-              <w:t>0.3205</w:t>
+              <w:t>0.9194</w:t>
             </w:r>
           </w:p>
         </w:tc>
@@ -21839,7 +21839,7 @@
                 <w:sz w:val="18"/>
                 <w:szCs w:val="18"/>
               </w:rPr>
-              <w:t>0.0000</w:t>
+              <w:t>0.0005</w:t>
             </w:r>
           </w:p>
         </w:tc>
@@ -21870,7 +21870,7 @@
                 <w:sz w:val="18"/>
                 <w:szCs w:val="18"/>
               </w:rPr>
-              <w:t>0.0000</w:t>
+              <w:t>0.0001</w:t>
             </w:r>
           </w:p>
         </w:tc>
@@ -22023,7 +22023,7 @@
                 <w:sz w:val="18"/>
                 <w:szCs w:val="18"/>
               </w:rPr>
-              <w:t>0.3206</w:t>
+              <w:t>0.9200</w:t>
             </w:r>
           </w:p>
         </w:tc>
@@ -22123,7 +22123,7 @@
                 <w:sz w:val="18"/>
                 <w:szCs w:val="18"/>
               </w:rPr>
-              <w:t>100.00%</w:t>
+              <w:t>99.94%</w:t>
             </w:r>
           </w:p>
         </w:tc>
@@ -22154,7 +22154,7 @@
                 <w:sz w:val="18"/>
                 <w:szCs w:val="18"/>
               </w:rPr>
-              <w:t>0.00%</w:t>
+              <w:t>0.06%</w:t>
             </w:r>
           </w:p>
         </w:tc>
@@ -22185,7 +22185,7 @@
                 <w:sz w:val="18"/>
                 <w:szCs w:val="18"/>
               </w:rPr>
-              <w:t>0.00%</w:t>
+              <w:t>0.01%</w:t>
             </w:r>
           </w:p>
         </w:tc>
@@ -22890,7 +22890,7 @@
                 <w:sz w:val="18"/>
                 <w:szCs w:val="18"/>
               </w:rPr>
-              <w:t>0.3206</w:t>
+              <w:t>0.9200</w:t>
             </w:r>
           </w:p>
         </w:tc>
@@ -22947,7 +22947,7 @@
                 <w:sz w:val="18"/>
                 <w:szCs w:val="18"/>
               </w:rPr>
-              <w:t>0.321</w:t>
+              <w:t>0.920</w:t>
             </w:r>
           </w:p>
         </w:tc>
@@ -23062,7 +23062,7 @@
                 <w:sz w:val="18"/>
                 <w:szCs w:val="18"/>
               </w:rPr>
-              <w:t>0.0000</w:t>
+              <w:t>0.5991</w:t>
             </w:r>
           </w:p>
         </w:tc>
@@ -23091,7 +23091,7 @@
                 <w:sz w:val="18"/>
                 <w:szCs w:val="18"/>
               </w:rPr>
-              <w:t>0.0000</w:t>
+              <w:t>0.0004</w:t>
             </w:r>
           </w:p>
         </w:tc>
@@ -23368,7 +23368,7 @@
                 <w:sz w:val="18"/>
                 <w:szCs w:val="18"/>
               </w:rPr>
-              <w:t>100.01%</w:t>
+              <w:t>34.84%</w:t>
             </w:r>
           </w:p>
         </w:tc>
@@ -23426,7 +23426,7 @@
                 <w:sz w:val="18"/>
                 <w:szCs w:val="18"/>
               </w:rPr>
-              <w:t>0.00%</w:t>
+              <w:t>65.12%</w:t>
             </w:r>
           </w:p>
         </w:tc>
@@ -23455,7 +23455,7 @@
                 <w:sz w:val="18"/>
                 <w:szCs w:val="18"/>
               </w:rPr>
-              <w:t>0.00%</w:t>
+              <w:t>0.04%</w:t>
             </w:r>
           </w:p>
         </w:tc>
@@ -24170,7 +24170,7 @@
                     <pic:cNvPicPr/>
                   </pic:nvPicPr>
                   <pic:blipFill>
-                    <a:blip xmlns:r="http://schemas.openxmlformats.org/officeDocument/2006/relationships" r:embed="Rb44f6416f40a47b4"/>
+                    <a:blip xmlns:r="http://schemas.openxmlformats.org/officeDocument/2006/relationships" r:embed="Rd6c647d8459c4d73"/>
                     <a:stretch>
                       <a:fillRect/>
                     </a:stretch>
@@ -24325,7 +24325,7 @@
                     <pic:cNvPicPr/>
                   </pic:nvPicPr>
                   <pic:blipFill>
-                    <a:blip xmlns:r="http://schemas.openxmlformats.org/officeDocument/2006/relationships" r:embed="R7ab1d2530716461c"/>
+                    <a:blip xmlns:r="http://schemas.openxmlformats.org/officeDocument/2006/relationships" r:embed="R1f541325a1a7490b"/>
                     <a:stretch>
                       <a:fillRect/>
                     </a:stretch>
@@ -24443,7 +24443,7 @@
                     <pic:cNvPicPr/>
                   </pic:nvPicPr>
                   <pic:blipFill>
-                    <a:blip xmlns:r="http://schemas.openxmlformats.org/officeDocument/2006/relationships" r:embed="R665a7b8d8cb848cd"/>
+                    <a:blip xmlns:r="http://schemas.openxmlformats.org/officeDocument/2006/relationships" r:embed="Re44362bae40d491f"/>
                     <a:stretch>
                       <a:fillRect/>
                     </a:stretch>

--- a/wwwroot/output/112-123-123-溫室氣體盤查報告書.docx
+++ b/wwwroot/output/112-123-123-溫室氣體盤查報告書.docx
@@ -18,7 +18,7 @@
           <w:sz w:val="20"/>
         </w:rPr>
         <w:drawing>
-          <wp:anchor distT="0" distB="0" distL="114300" distR="114300" simplePos="0" relativeHeight="251659264" behindDoc="0" locked="0" layoutInCell="1" allowOverlap="1" wp14:anchorId="4ACDF777" wp14:editId="5A9B6C77">
+          <wp:anchor distT="0" distB="0" distL="114300" distR="114300" simplePos="0" relativeHeight="251659264" behindDoc="0" locked="0" layoutInCell="1" allowOverlap="1" wp14:anchorId="582A3884" wp14:editId="66C70C4C">
             <wp:simplePos x="0" y="0"/>
             <wp:positionH relativeFrom="margin">
               <wp:posOffset>-114300</wp:posOffset>
@@ -478,7 +478,7 @@
           <w:b w:val="0"/>
           <w:sz w:val="44"/>
         </w:rPr>
-        <w:t>3</w:t>
+        <w:t>5</w:t>
       </w:r>
       <w:r>
         <w:rPr>
@@ -3318,7 +3318,7 @@
           <w:rFonts w:eastAsia="標楷體" w:hint="eastAsia"/>
           <w:szCs w:val="24"/>
         </w:rPr>
-        <w:t>123</w:t>
+        <w:t>公司簡介公司簡介公司簡介公司簡介公司簡介</w:t>
       </w:r>
     </w:p>
     <w:p>
@@ -3440,7 +3440,7 @@
           <w:rFonts w:eastAsia="標楷體" w:hint="eastAsia"/>
           <w:szCs w:val="24"/>
         </w:rPr>
-        <w:t>123</w:t>
+        <w:t>組織邊界說明組織邊界說明組織邊界說明組織邊界說明組織邊界說明</w:t>
       </w:r>
     </w:p>
     <w:p>
@@ -3557,7 +3557,7 @@
           <w:rFonts w:eastAsia="標楷體" w:hint="eastAsia"/>
           <w:szCs w:val="24"/>
         </w:rPr>
-        <w:t>123</w:t>
+        <w:t>報告邊界說明報告邊界說明報告邊界說明報告邊界說明報告邊界說明</w:t>
       </w:r>
     </w:p>
     <w:p>
@@ -3914,7 +3914,21 @@
                 <w:szCs w:val="24"/>
               </w:rPr>
               <w:t xml:space="preserve">
-2.123(</w:t>
+2.</w:t>
+            </w:r>
+            <w:r>
+              <w:rPr>
+                <w:rFonts w:eastAsia="標楷體" w:hint="eastAsia"/>
+                <w:szCs w:val="24"/>
+              </w:rPr>
+              <w:t>公務車</w:t>
+            </w:r>
+            <w:r>
+              <w:rPr>
+                <w:rFonts w:eastAsia="標楷體" w:hint="eastAsia"/>
+                <w:szCs w:val="24"/>
+              </w:rPr>
+              <w:t>(</w:t>
             </w:r>
             <w:r>
               <w:rPr>
@@ -3969,7 +3983,7 @@
                 <w:rFonts w:eastAsia="標楷體" w:hint="eastAsia"/>
                 <w:szCs w:val="24"/>
               </w:rPr>
-              <w:t>柴油</w:t>
+              <w:t>車用汽油</w:t>
             </w:r>
             <w:r>
               <w:rPr>
@@ -4003,28 +4017,14 @@
                 <w:rFonts w:eastAsia="標楷體" w:hint="eastAsia"/>
                 <w:szCs w:val="24"/>
               </w:rPr>
-              <w:t>公務車</w:t>
-            </w:r>
-            <w:r>
-              <w:rPr>
-                <w:rFonts w:eastAsia="標楷體" w:hint="eastAsia"/>
-                <w:szCs w:val="24"/>
-              </w:rPr>
-              <w:t>(</w:t>
-            </w:r>
-            <w:r>
-              <w:rPr>
-                <w:rFonts w:eastAsia="標楷體" w:hint="eastAsia"/>
-                <w:szCs w:val="24"/>
-              </w:rPr>
-              <w:t>車用汽油</w:t>
-            </w:r>
-            <w:r>
-              <w:rPr>
-                <w:rFonts w:eastAsia="標楷體" w:hint="eastAsia"/>
-                <w:szCs w:val="24"/>
-              </w:rPr>
-              <w:t>)</w:t>
+              <w:t>冷氣機</w:t>
+            </w:r>
+            <w:r>
+              <w:rPr>
+                <w:rFonts w:eastAsia="標楷體" w:hint="eastAsia"/>
+                <w:szCs w:val="24"/>
+              </w:rPr>
+              <w:t>(R-410A)</w:t>
             </w:r>
           </w:p>
           <w:p>
@@ -4051,14 +4051,14 @@
                 <w:rFonts w:eastAsia="標楷體" w:hint="eastAsia"/>
                 <w:szCs w:val="24"/>
               </w:rPr>
-              <w:t>冷氣機</w:t>
-            </w:r>
-            <w:r>
-              <w:rPr>
-                <w:rFonts w:eastAsia="標楷體" w:hint="eastAsia"/>
-                <w:szCs w:val="24"/>
-              </w:rPr>
-              <w:t>(R-410A)</w:t>
+              <w:t>飲水機</w:t>
+            </w:r>
+            <w:r>
+              <w:rPr>
+                <w:rFonts w:eastAsia="標楷體" w:hint="eastAsia"/>
+                <w:szCs w:val="24"/>
+              </w:rPr>
+              <w:t>(R-134A)</w:t>
             </w:r>
           </w:p>
           <w:p>
@@ -4085,7 +4085,7 @@
                 <w:rFonts w:eastAsia="標楷體" w:hint="eastAsia"/>
                 <w:szCs w:val="24"/>
               </w:rPr>
-              <w:t>飲水機</w:t>
+              <w:t>乾燥機</w:t>
             </w:r>
             <w:r>
               <w:rPr>
@@ -4119,7 +4119,7 @@
                 <w:rFonts w:eastAsia="標楷體" w:hint="eastAsia"/>
                 <w:szCs w:val="24"/>
               </w:rPr>
-              <w:t>乾燥機</w:t>
+              <w:t>冰水主機</w:t>
             </w:r>
             <w:r>
               <w:rPr>
@@ -4153,7 +4153,7 @@
                 <w:rFonts w:eastAsia="標楷體" w:hint="eastAsia"/>
                 <w:szCs w:val="24"/>
               </w:rPr>
-              <w:t>冰水主機</w:t>
+              <w:t>車用空調</w:t>
             </w:r>
             <w:r>
               <w:rPr>
@@ -4170,7 +4170,7 @@
               <w:ind w:rightChars="46" w:right="110"/>
               <w:jc w:val="both"/>
               <w:rPr>
-                <w:rFonts w:eastAsia="標楷體" w:hint="eastAsia"/>
+                <w:rFonts w:eastAsia="標楷體"/>
                 <w:szCs w:val="24"/>
               </w:rPr>
             </w:pPr>
@@ -4187,40 +4187,6 @@
                 <w:rFonts w:eastAsia="標楷體" w:hint="eastAsia"/>
                 <w:szCs w:val="24"/>
               </w:rPr>
-              <w:t>車用空調</w:t>
-            </w:r>
-            <w:r>
-              <w:rPr>
-                <w:rFonts w:eastAsia="標楷體" w:hint="eastAsia"/>
-                <w:szCs w:val="24"/>
-              </w:rPr>
-              <w:t>(R-134A)</w:t>
-            </w:r>
-          </w:p>
-          <w:p>
-            <w:pPr>
-              <w:adjustRightInd w:val="0"/>
-              <w:snapToGrid w:val="0"/>
-              <w:ind w:rightChars="46" w:right="110"/>
-              <w:jc w:val="both"/>
-              <w:rPr>
-                <w:rFonts w:eastAsia="標楷體" w:hint="eastAsia"/>
-                <w:szCs w:val="24"/>
-              </w:rPr>
-            </w:pPr>
-            <w:r>
-              <w:rPr>
-                <w:rFonts w:eastAsia="標楷體" w:hint="eastAsia"/>
-                <w:szCs w:val="24"/>
-              </w:rPr>
-              <w:t xml:space="preserve">
-10.</w:t>
-            </w:r>
-            <w:r>
-              <w:rPr>
-                <w:rFonts w:eastAsia="標楷體" w:hint="eastAsia"/>
-                <w:szCs w:val="24"/>
-              </w:rPr>
               <w:t>化糞池</w:t>
             </w:r>
             <w:r>
@@ -4243,148 +4209,6 @@
                 <w:szCs w:val="24"/>
               </w:rPr>
               <w:t>)</w:t>
-            </w:r>
-          </w:p>
-          <w:p>
-            <w:pPr>
-              <w:adjustRightInd w:val="0"/>
-              <w:snapToGrid w:val="0"/>
-              <w:ind w:rightChars="46" w:right="110"/>
-              <w:jc w:val="both"/>
-              <w:rPr>
-                <w:rFonts w:eastAsia="標楷體" w:hint="eastAsia"/>
-                <w:szCs w:val="24"/>
-              </w:rPr>
-            </w:pPr>
-            <w:r>
-              <w:rPr>
-                <w:rFonts w:eastAsia="標楷體" w:hint="eastAsia"/>
-                <w:szCs w:val="24"/>
-              </w:rPr>
-              <w:t xml:space="preserve">
-11.</w:t>
-            </w:r>
-            <w:r>
-              <w:rPr>
-                <w:rFonts w:eastAsia="標楷體" w:hint="eastAsia"/>
-                <w:szCs w:val="24"/>
-              </w:rPr>
-              <w:t>冷氣機</w:t>
-            </w:r>
-            <w:r>
-              <w:rPr>
-                <w:rFonts w:eastAsia="標楷體" w:hint="eastAsia"/>
-                <w:szCs w:val="24"/>
-              </w:rPr>
-              <w:t>(R-410A)</w:t>
-            </w:r>
-          </w:p>
-          <w:p>
-            <w:pPr>
-              <w:adjustRightInd w:val="0"/>
-              <w:snapToGrid w:val="0"/>
-              <w:ind w:rightChars="46" w:right="110"/>
-              <w:jc w:val="both"/>
-              <w:rPr>
-                <w:rFonts w:eastAsia="標楷體" w:hint="eastAsia"/>
-                <w:szCs w:val="24"/>
-              </w:rPr>
-            </w:pPr>
-            <w:r>
-              <w:rPr>
-                <w:rFonts w:eastAsia="標楷體" w:hint="eastAsia"/>
-                <w:szCs w:val="24"/>
-              </w:rPr>
-              <w:t xml:space="preserve">
-12.</w:t>
-            </w:r>
-            <w:r>
-              <w:rPr>
-                <w:rFonts w:eastAsia="標楷體" w:hint="eastAsia"/>
-                <w:szCs w:val="24"/>
-              </w:rPr>
-              <w:t>冷氣機</w:t>
-            </w:r>
-            <w:r>
-              <w:rPr>
-                <w:rFonts w:eastAsia="標楷體" w:hint="eastAsia"/>
-                <w:szCs w:val="24"/>
-              </w:rPr>
-              <w:t>(R-410A)</w:t>
-            </w:r>
-          </w:p>
-          <w:p>
-            <w:pPr>
-              <w:adjustRightInd w:val="0"/>
-              <w:snapToGrid w:val="0"/>
-              <w:ind w:rightChars="46" w:right="110"/>
-              <w:jc w:val="both"/>
-              <w:rPr>
-                <w:rFonts w:eastAsia="標楷體" w:hint="eastAsia"/>
-                <w:szCs w:val="24"/>
-              </w:rPr>
-            </w:pPr>
-            <w:r>
-              <w:rPr>
-                <w:rFonts w:eastAsia="標楷體" w:hint="eastAsia"/>
-                <w:szCs w:val="24"/>
-              </w:rPr>
-              <w:t xml:space="preserve">
-13.</w:t>
-            </w:r>
-            <w:r>
-              <w:rPr>
-                <w:rFonts w:eastAsia="標楷體" w:hint="eastAsia"/>
-                <w:szCs w:val="24"/>
-              </w:rPr>
-              <w:t>冷氣機</w:t>
-            </w:r>
-            <w:r>
-              <w:rPr>
-                <w:rFonts w:eastAsia="標楷體" w:hint="eastAsia"/>
-                <w:szCs w:val="24"/>
-              </w:rPr>
-              <w:t>(R-410A)</w:t>
-            </w:r>
-          </w:p>
-          <w:p>
-            <w:pPr>
-              <w:adjustRightInd w:val="0"/>
-              <w:snapToGrid w:val="0"/>
-              <w:ind w:rightChars="46" w:right="110"/>
-              <w:jc w:val="both"/>
-              <w:rPr>
-                <w:rFonts w:eastAsia="標楷體" w:hint="eastAsia"/>
-                <w:szCs w:val="24"/>
-              </w:rPr>
-            </w:pPr>
-            <w:r>
-              <w:rPr>
-                <w:rFonts w:eastAsia="標楷體" w:hint="eastAsia"/>
-                <w:szCs w:val="24"/>
-              </w:rPr>
-              <w:t xml:space="preserve">
-14.123(R-410A)</w:t>
-            </w:r>
-          </w:p>
-          <w:p>
-            <w:pPr>
-              <w:adjustRightInd w:val="0"/>
-              <w:snapToGrid w:val="0"/>
-              <w:ind w:rightChars="46" w:right="110"/>
-              <w:jc w:val="both"/>
-              <w:rPr>
-                <w:rFonts w:eastAsia="標楷體"/>
-                <w:szCs w:val="24"/>
-              </w:rPr>
-            </w:pPr>
-            <w:r>
-              <w:rPr>
-                <w:rFonts w:eastAsia="標楷體" w:hint="eastAsia"/>
-                <w:szCs w:val="24"/>
-              </w:rPr>
-              <w:t xml:space="preserve">
-15.qwe(R-410A)</w:t>
             </w:r>
           </w:p>
         </w:tc>
@@ -4677,7 +4501,7 @@
           <w:rFonts w:hint="eastAsia"/>
           <w:sz w:val="24"/>
         </w:rPr>
-        <w:t>123</w:t>
+        <w:t>溫室氣體排放類型與排放量說明溫室氣體排放類型與排放量說明溫室氣體排放類型與排放量說明溫室氣體排放類型與排放量說明溫室氣體排放類型與排放量說明</w:t>
       </w:r>
     </w:p>
     <w:p>
@@ -4848,7 +4672,7 @@
         <w:t>，</w:t>
       </w:r>
       <w:r>
-        <w:t>123</w:t>
+        <w:t>直接溫室氣體排放說明直接溫室氣體排放說明直接溫室氣體排放說明直接溫室氣體排放說明直接溫室氣體排放說明直接溫室氣體排放說明</w:t>
       </w:r>
       <w:r>
         <w:rPr>
@@ -5590,7 +5414,7 @@
                 <w:bCs/>
                 <w:szCs w:val="24"/>
               </w:rPr>
-              <w:t>固定</w:t>
+              <w:t>移動</w:t>
             </w:r>
           </w:p>
         </w:tc>
@@ -5617,7 +5441,7 @@
                 <w:bCs/>
                 <w:szCs w:val="24"/>
               </w:rPr>
-              <w:t>123(</w:t>
+              <w:t>公務車</w:t>
             </w:r>
             <w:r>
               <w:rPr>
@@ -5625,6 +5449,14 @@
                 <w:bCs/>
                 <w:szCs w:val="24"/>
               </w:rPr>
+              <w:t>(</w:t>
+            </w:r>
+            <w:r>
+              <w:rPr>
+                <w:rFonts w:eastAsia="標楷體" w:hint="eastAsia"/>
+                <w:bCs/>
+                <w:szCs w:val="24"/>
+              </w:rPr>
               <w:t>柴油</w:t>
             </w:r>
             <w:r>
@@ -5681,6 +5513,14 @@
                 <w:szCs w:val="24"/>
               </w:rPr>
             </w:pPr>
+            <w:r>
+              <w:rPr>
+                <w:rFonts w:eastAsia="標楷體"/>
+                <w:bCs/>
+                <w:szCs w:val="24"/>
+              </w:rPr>
+              <w:t>v</w:t>
+            </w:r>
           </w:p>
         </w:tc>
         <w:tc>
@@ -5700,6 +5540,14 @@
                 <w:szCs w:val="24"/>
               </w:rPr>
             </w:pPr>
+            <w:r>
+              <w:rPr>
+                <w:rFonts w:eastAsia="標楷體"/>
+                <w:bCs/>
+                <w:szCs w:val="24"/>
+              </w:rPr>
+              <w:t>v</w:t>
+            </w:r>
           </w:p>
         </w:tc>
         <w:tc>
@@ -5879,7 +5727,7 @@
                 <w:bCs/>
                 <w:szCs w:val="24"/>
               </w:rPr>
-              <w:t>柴油</w:t>
+              <w:t>車用汽油</w:t>
             </w:r>
             <w:r>
               <w:rPr>
@@ -6106,7 +5954,7 @@
                 <w:bCs/>
                 <w:szCs w:val="24"/>
               </w:rPr>
-              <w:t>移動</w:t>
+              <w:t>逸散</w:t>
             </w:r>
           </w:p>
         </w:tc>
@@ -6133,7 +5981,7 @@
                 <w:bCs/>
                 <w:szCs w:val="24"/>
               </w:rPr>
-              <w:t>公務車</w:t>
+              <w:t>冷氣機</w:t>
             </w:r>
             <w:r>
               <w:rPr>
@@ -6141,24 +5989,46 @@
                 <w:bCs/>
                 <w:szCs w:val="24"/>
               </w:rPr>
-              <w:t>(</w:t>
-            </w:r>
-            <w:r>
-              <w:rPr>
-                <w:rFonts w:eastAsia="標楷體" w:hint="eastAsia"/>
+              <w:t>(R-410A)</w:t>
+            </w:r>
+          </w:p>
+        </w:tc>
+        <w:tc>
+          <w:tcPr>
+            <w:tcW w:w="965" w:type="dxa"/>
+            <w:shd w:val="clear" w:color="auto" w:fill="auto"/>
+          </w:tcPr>
+          <w:p>
+            <w:pPr>
+              <w:adjustRightInd w:val="0"/>
+              <w:snapToGrid w:val="0"/>
+              <w:ind w:rightChars="46" w:right="110"/>
+              <w:jc w:val="center"/>
+              <w:rPr>
+                <w:rFonts w:eastAsia="標楷體"/>
                 <w:bCs/>
                 <w:szCs w:val="24"/>
               </w:rPr>
-              <w:t>車用汽油</w:t>
-            </w:r>
-            <w:r>
-              <w:rPr>
-                <w:rFonts w:eastAsia="標楷體" w:hint="eastAsia"/>
+            </w:pPr>
+          </w:p>
+        </w:tc>
+        <w:tc>
+          <w:tcPr>
+            <w:tcW w:w="965" w:type="dxa"/>
+            <w:shd w:val="clear" w:color="auto" w:fill="auto"/>
+          </w:tcPr>
+          <w:p>
+            <w:pPr>
+              <w:adjustRightInd w:val="0"/>
+              <w:snapToGrid w:val="0"/>
+              <w:ind w:rightChars="46" w:right="110"/>
+              <w:jc w:val="center"/>
+              <w:rPr>
+                <w:rFonts w:eastAsia="標楷體"/>
                 <w:bCs/>
                 <w:szCs w:val="24"/>
               </w:rPr>
-              <w:t>)</w:t>
-            </w:r>
+            </w:pPr>
           </w:p>
         </w:tc>
         <w:tc>
@@ -6178,87 +6048,33 @@
                 <w:szCs w:val="24"/>
               </w:rPr>
             </w:pPr>
-            <w:r>
+          </w:p>
+        </w:tc>
+        <w:tc>
+          <w:tcPr>
+            <w:tcW w:w="965" w:type="dxa"/>
+            <w:shd w:val="clear" w:color="auto" w:fill="auto"/>
+          </w:tcPr>
+          <w:p>
+            <w:pPr>
+              <w:adjustRightInd w:val="0"/>
+              <w:snapToGrid w:val="0"/>
+              <w:ind w:rightChars="46" w:right="110"/>
+              <w:jc w:val="center"/>
               <w:rPr>
                 <w:rFonts w:eastAsia="標楷體"/>
                 <w:bCs/>
                 <w:szCs w:val="24"/>
               </w:rPr>
+            </w:pPr>
+            <w:r>
+              <w:rPr>
+                <w:rFonts w:eastAsia="標楷體"/>
+                <w:bCs/>
+                <w:szCs w:val="24"/>
+              </w:rPr>
               <w:t>v</w:t>
             </w:r>
-          </w:p>
-        </w:tc>
-        <w:tc>
-          <w:tcPr>
-            <w:tcW w:w="965" w:type="dxa"/>
-            <w:shd w:val="clear" w:color="auto" w:fill="auto"/>
-          </w:tcPr>
-          <w:p>
-            <w:pPr>
-              <w:adjustRightInd w:val="0"/>
-              <w:snapToGrid w:val="0"/>
-              <w:ind w:rightChars="46" w:right="110"/>
-              <w:jc w:val="center"/>
-              <w:rPr>
-                <w:rFonts w:eastAsia="標楷體"/>
-                <w:bCs/>
-                <w:szCs w:val="24"/>
-              </w:rPr>
-            </w:pPr>
-            <w:r>
-              <w:rPr>
-                <w:rFonts w:eastAsia="標楷體"/>
-                <w:bCs/>
-                <w:szCs w:val="24"/>
-              </w:rPr>
-              <w:t>v</w:t>
-            </w:r>
-          </w:p>
-        </w:tc>
-        <w:tc>
-          <w:tcPr>
-            <w:tcW w:w="965" w:type="dxa"/>
-            <w:shd w:val="clear" w:color="auto" w:fill="auto"/>
-          </w:tcPr>
-          <w:p>
-            <w:pPr>
-              <w:adjustRightInd w:val="0"/>
-              <w:snapToGrid w:val="0"/>
-              <w:ind w:rightChars="46" w:right="110"/>
-              <w:jc w:val="center"/>
-              <w:rPr>
-                <w:rFonts w:eastAsia="標楷體"/>
-                <w:bCs/>
-                <w:szCs w:val="24"/>
-              </w:rPr>
-            </w:pPr>
-            <w:r>
-              <w:rPr>
-                <w:rFonts w:eastAsia="標楷體"/>
-                <w:bCs/>
-                <w:szCs w:val="24"/>
-              </w:rPr>
-              <w:t>v</w:t>
-            </w:r>
-          </w:p>
-        </w:tc>
-        <w:tc>
-          <w:tcPr>
-            <w:tcW w:w="965" w:type="dxa"/>
-            <w:shd w:val="clear" w:color="auto" w:fill="auto"/>
-          </w:tcPr>
-          <w:p>
-            <w:pPr>
-              <w:adjustRightInd w:val="0"/>
-              <w:snapToGrid w:val="0"/>
-              <w:ind w:rightChars="46" w:right="110"/>
-              <w:jc w:val="center"/>
-              <w:rPr>
-                <w:rFonts w:eastAsia="標楷體"/>
-                <w:bCs/>
-                <w:szCs w:val="24"/>
-              </w:rPr>
-            </w:pPr>
           </w:p>
         </w:tc>
         <w:tc>
@@ -6403,7 +6219,7 @@
                 <w:bCs/>
                 <w:szCs w:val="24"/>
               </w:rPr>
-              <w:t>冷氣機</w:t>
+              <w:t>飲水機</w:t>
             </w:r>
             <w:r>
               <w:rPr>
@@ -6411,7 +6227,7 @@
                 <w:bCs/>
                 <w:szCs w:val="24"/>
               </w:rPr>
-              <w:t>(R-410A)</w:t>
+              <w:t>(R-134A)</w:t>
             </w:r>
           </w:p>
         </w:tc>
@@ -6641,7 +6457,7 @@
                 <w:bCs/>
                 <w:szCs w:val="24"/>
               </w:rPr>
-              <w:t>飲水機</w:t>
+              <w:t>乾燥機</w:t>
             </w:r>
             <w:r>
               <w:rPr>
@@ -6879,7 +6695,7 @@
                 <w:bCs/>
                 <w:szCs w:val="24"/>
               </w:rPr>
-              <w:t>乾燥機</w:t>
+              <w:t>冰水主機</w:t>
             </w:r>
             <w:r>
               <w:rPr>
@@ -7117,7 +6933,7 @@
                 <w:bCs/>
                 <w:szCs w:val="24"/>
               </w:rPr>
-              <w:t>冰水主機</w:t>
+              <w:t>車用空調</w:t>
             </w:r>
             <w:r>
               <w:rPr>
@@ -7355,7 +7171,7 @@
                 <w:bCs/>
                 <w:szCs w:val="24"/>
               </w:rPr>
-              <w:t>車用空調</w:t>
+              <w:t>化糞池</w:t>
             </w:r>
             <w:r>
               <w:rPr>
@@ -7363,7 +7179,24 @@
                 <w:bCs/>
                 <w:szCs w:val="24"/>
               </w:rPr>
-              <w:t>(R-134A)</w:t>
+              <w:lastRenderedPageBreak/>
+              <w:t>(</w:t>
+            </w:r>
+            <w:r>
+              <w:rPr>
+                <w:rFonts w:eastAsia="標楷體" w:hint="eastAsia"/>
+                <w:bCs/>
+                <w:szCs w:val="24"/>
+              </w:rPr>
+              <w:t>廢水處理</w:t>
+            </w:r>
+            <w:r>
+              <w:rPr>
+                <w:rFonts w:eastAsia="標楷體" w:hint="eastAsia"/>
+                <w:bCs/>
+                <w:szCs w:val="24"/>
+              </w:rPr>
+              <w:t>)</w:t>
             </w:r>
           </w:p>
         </w:tc>
@@ -7403,6 +7236,14 @@
                 <w:szCs w:val="24"/>
               </w:rPr>
             </w:pPr>
+            <w:r>
+              <w:rPr>
+                <w:rFonts w:eastAsia="標楷體"/>
+                <w:bCs/>
+                <w:szCs w:val="24"/>
+              </w:rPr>
+              <w:t>v</w:t>
+            </w:r>
           </w:p>
         </w:tc>
         <w:tc>
@@ -7441,19 +7282,30 @@
                 <w:szCs w:val="24"/>
               </w:rPr>
             </w:pPr>
-            <w:r>
+          </w:p>
+        </w:tc>
+        <w:tc>
+          <w:tcPr>
+            <w:tcW w:w="965" w:type="dxa"/>
+            <w:shd w:val="clear" w:color="auto" w:fill="auto"/>
+          </w:tcPr>
+          <w:p>
+            <w:pPr>
+              <w:adjustRightInd w:val="0"/>
+              <w:snapToGrid w:val="0"/>
+              <w:ind w:rightChars="46" w:right="110"/>
+              <w:jc w:val="center"/>
               <w:rPr>
                 <w:rFonts w:eastAsia="標楷體"/>
                 <w:bCs/>
                 <w:szCs w:val="24"/>
               </w:rPr>
-              <w:t>v</w:t>
-            </w:r>
-          </w:p>
-        </w:tc>
-        <w:tc>
-          <w:tcPr>
-            <w:tcW w:w="965" w:type="dxa"/>
+            </w:pPr>
+          </w:p>
+        </w:tc>
+        <w:tc>
+          <w:tcPr>
+            <w:tcW w:w="966" w:type="dxa"/>
             <w:shd w:val="clear" w:color="auto" w:fill="auto"/>
           </w:tcPr>
           <w:p>
@@ -7487,1494 +7339,6 @@
                 <w:szCs w:val="24"/>
               </w:rPr>
             </w:pPr>
-          </w:p>
-        </w:tc>
-        <w:tc>
-          <w:tcPr>
-            <w:tcW w:w="966" w:type="dxa"/>
-            <w:shd w:val="clear" w:color="auto" w:fill="auto"/>
-          </w:tcPr>
-          <w:p>
-            <w:pPr>
-              <w:adjustRightInd w:val="0"/>
-              <w:snapToGrid w:val="0"/>
-              <w:ind w:rightChars="46" w:right="110"/>
-              <w:jc w:val="center"/>
-              <w:rPr>
-                <w:rFonts w:eastAsia="標楷體"/>
-                <w:bCs/>
-                <w:szCs w:val="24"/>
-              </w:rPr>
-            </w:pPr>
-          </w:p>
-        </w:tc>
-      </w:tr>
-      <w:tr>
-        <w:tblPrEx>
-          <w:tblCellMar>
-            <w:top w:w="0" w:type="dxa"/>
-            <w:bottom w:w="0" w:type="dxa"/>
-          </w:tblCellMar>
-        </w:tblPrEx>
-        <w:tc>
-          <w:tcPr>
-            <w:tcW w:w="965" w:type="dxa"/>
-            <w:shd w:val="clear" w:color="auto" w:fill="auto"/>
-          </w:tcPr>
-          <w:p>
-            <w:pPr>
-              <w:adjustRightInd w:val="0"/>
-              <w:snapToGrid w:val="0"/>
-              <w:ind w:rightChars="46" w:right="110"/>
-              <w:jc w:val="center"/>
-              <w:rPr>
-                <w:rFonts w:eastAsia="標楷體"/>
-                <w:bCs/>
-                <w:szCs w:val="24"/>
-              </w:rPr>
-            </w:pPr>
-            <w:r>
-              <w:rPr>
-                <w:rFonts w:eastAsia="標楷體" w:hint="eastAsia"/>
-                <w:bCs/>
-                <w:szCs w:val="24"/>
-              </w:rPr>
-              <w:t>類別一</w:t>
-            </w:r>
-          </w:p>
-        </w:tc>
-        <w:tc>
-          <w:tcPr>
-            <w:tcW w:w="965" w:type="dxa"/>
-            <w:shd w:val="clear" w:color="auto" w:fill="auto"/>
-          </w:tcPr>
-          <w:p>
-            <w:pPr>
-              <w:adjustRightInd w:val="0"/>
-              <w:snapToGrid w:val="0"/>
-              <w:ind w:rightChars="46" w:right="110"/>
-              <w:jc w:val="center"/>
-              <w:rPr>
-                <w:rFonts w:eastAsia="標楷體"/>
-                <w:bCs/>
-                <w:szCs w:val="24"/>
-              </w:rPr>
-            </w:pPr>
-            <w:r>
-              <w:rPr>
-                <w:rFonts w:eastAsia="標楷體" w:hint="eastAsia"/>
-                <w:bCs/>
-                <w:szCs w:val="24"/>
-              </w:rPr>
-              <w:t>逸散</w:t>
-            </w:r>
-          </w:p>
-        </w:tc>
-        <w:tc>
-          <w:tcPr>
-            <w:tcW w:w="965" w:type="dxa"/>
-            <w:shd w:val="clear" w:color="auto" w:fill="auto"/>
-          </w:tcPr>
-          <w:p>
-            <w:pPr>
-              <w:adjustRightInd w:val="0"/>
-              <w:snapToGrid w:val="0"/>
-              <w:ind w:rightChars="46" w:right="110"/>
-              <w:jc w:val="center"/>
-              <w:rPr>
-                <w:rFonts w:eastAsia="標楷體"/>
-                <w:bCs/>
-                <w:szCs w:val="24"/>
-              </w:rPr>
-            </w:pPr>
-            <w:r>
-              <w:rPr>
-                <w:rFonts w:eastAsia="標楷體" w:hint="eastAsia"/>
-                <w:bCs/>
-                <w:szCs w:val="24"/>
-              </w:rPr>
-              <w:t>化糞池</w:t>
-            </w:r>
-            <w:r>
-              <w:rPr>
-                <w:rFonts w:eastAsia="標楷體" w:hint="eastAsia"/>
-                <w:bCs/>
-                <w:szCs w:val="24"/>
-              </w:rPr>
-              <w:t>(</w:t>
-            </w:r>
-            <w:r>
-              <w:rPr>
-                <w:rFonts w:eastAsia="標楷體" w:hint="eastAsia"/>
-                <w:bCs/>
-                <w:szCs w:val="24"/>
-              </w:rPr>
-              <w:t>廢水</w:t>
-            </w:r>
-            <w:r>
-              <w:rPr>
-                <w:rFonts w:eastAsia="標楷體" w:hint="eastAsia"/>
-                <w:bCs/>
-                <w:szCs w:val="24"/>
-              </w:rPr>
-              <w:lastRenderedPageBreak/>
-              <w:t>處理</w:t>
-            </w:r>
-            <w:r>
-              <w:rPr>
-                <w:rFonts w:eastAsia="標楷體" w:hint="eastAsia"/>
-                <w:bCs/>
-                <w:szCs w:val="24"/>
-              </w:rPr>
-              <w:t>)</w:t>
-            </w:r>
-          </w:p>
-        </w:tc>
-        <w:tc>
-          <w:tcPr>
-            <w:tcW w:w="965" w:type="dxa"/>
-            <w:shd w:val="clear" w:color="auto" w:fill="auto"/>
-          </w:tcPr>
-          <w:p>
-            <w:pPr>
-              <w:adjustRightInd w:val="0"/>
-              <w:snapToGrid w:val="0"/>
-              <w:ind w:rightChars="46" w:right="110"/>
-              <w:jc w:val="center"/>
-              <w:rPr>
-                <w:rFonts w:eastAsia="標楷體"/>
-                <w:bCs/>
-                <w:szCs w:val="24"/>
-              </w:rPr>
-            </w:pPr>
-          </w:p>
-        </w:tc>
-        <w:tc>
-          <w:tcPr>
-            <w:tcW w:w="965" w:type="dxa"/>
-            <w:shd w:val="clear" w:color="auto" w:fill="auto"/>
-          </w:tcPr>
-          <w:p>
-            <w:pPr>
-              <w:adjustRightInd w:val="0"/>
-              <w:snapToGrid w:val="0"/>
-              <w:ind w:rightChars="46" w:right="110"/>
-              <w:jc w:val="center"/>
-              <w:rPr>
-                <w:rFonts w:eastAsia="標楷體"/>
-                <w:bCs/>
-                <w:szCs w:val="24"/>
-              </w:rPr>
-            </w:pPr>
-            <w:r>
-              <w:rPr>
-                <w:rFonts w:eastAsia="標楷體"/>
-                <w:bCs/>
-                <w:szCs w:val="24"/>
-              </w:rPr>
-              <w:t>v</w:t>
-            </w:r>
-          </w:p>
-        </w:tc>
-        <w:tc>
-          <w:tcPr>
-            <w:tcW w:w="965" w:type="dxa"/>
-            <w:shd w:val="clear" w:color="auto" w:fill="auto"/>
-          </w:tcPr>
-          <w:p>
-            <w:pPr>
-              <w:adjustRightInd w:val="0"/>
-              <w:snapToGrid w:val="0"/>
-              <w:ind w:rightChars="46" w:right="110"/>
-              <w:jc w:val="center"/>
-              <w:rPr>
-                <w:rFonts w:eastAsia="標楷體"/>
-                <w:bCs/>
-                <w:szCs w:val="24"/>
-              </w:rPr>
-            </w:pPr>
-          </w:p>
-        </w:tc>
-        <w:tc>
-          <w:tcPr>
-            <w:tcW w:w="965" w:type="dxa"/>
-            <w:shd w:val="clear" w:color="auto" w:fill="auto"/>
-          </w:tcPr>
-          <w:p>
-            <w:pPr>
-              <w:adjustRightInd w:val="0"/>
-              <w:snapToGrid w:val="0"/>
-              <w:ind w:rightChars="46" w:right="110"/>
-              <w:jc w:val="center"/>
-              <w:rPr>
-                <w:rFonts w:eastAsia="標楷體"/>
-                <w:bCs/>
-                <w:szCs w:val="24"/>
-              </w:rPr>
-            </w:pPr>
-          </w:p>
-        </w:tc>
-        <w:tc>
-          <w:tcPr>
-            <w:tcW w:w="965" w:type="dxa"/>
-            <w:shd w:val="clear" w:color="auto" w:fill="auto"/>
-          </w:tcPr>
-          <w:p>
-            <w:pPr>
-              <w:adjustRightInd w:val="0"/>
-              <w:snapToGrid w:val="0"/>
-              <w:ind w:rightChars="46" w:right="110"/>
-              <w:jc w:val="center"/>
-              <w:rPr>
-                <w:rFonts w:eastAsia="標楷體"/>
-                <w:bCs/>
-                <w:szCs w:val="24"/>
-              </w:rPr>
-            </w:pPr>
-          </w:p>
-        </w:tc>
-        <w:tc>
-          <w:tcPr>
-            <w:tcW w:w="966" w:type="dxa"/>
-            <w:shd w:val="clear" w:color="auto" w:fill="auto"/>
-          </w:tcPr>
-          <w:p>
-            <w:pPr>
-              <w:adjustRightInd w:val="0"/>
-              <w:snapToGrid w:val="0"/>
-              <w:ind w:rightChars="46" w:right="110"/>
-              <w:jc w:val="center"/>
-              <w:rPr>
-                <w:rFonts w:eastAsia="標楷體"/>
-                <w:bCs/>
-                <w:szCs w:val="24"/>
-              </w:rPr>
-            </w:pPr>
-          </w:p>
-        </w:tc>
-        <w:tc>
-          <w:tcPr>
-            <w:tcW w:w="966" w:type="dxa"/>
-            <w:shd w:val="clear" w:color="auto" w:fill="auto"/>
-          </w:tcPr>
-          <w:p>
-            <w:pPr>
-              <w:adjustRightInd w:val="0"/>
-              <w:snapToGrid w:val="0"/>
-              <w:ind w:rightChars="46" w:right="110"/>
-              <w:jc w:val="center"/>
-              <w:rPr>
-                <w:rFonts w:eastAsia="標楷體"/>
-                <w:bCs/>
-                <w:szCs w:val="24"/>
-              </w:rPr>
-            </w:pPr>
-          </w:p>
-        </w:tc>
-      </w:tr>
-      <w:tr>
-        <w:tblPrEx>
-          <w:tblCellMar>
-            <w:top w:w="0" w:type="dxa"/>
-            <w:bottom w:w="0" w:type="dxa"/>
-          </w:tblCellMar>
-        </w:tblPrEx>
-        <w:tc>
-          <w:tcPr>
-            <w:tcW w:w="965" w:type="dxa"/>
-            <w:shd w:val="clear" w:color="auto" w:fill="auto"/>
-          </w:tcPr>
-          <w:p>
-            <w:pPr>
-              <w:adjustRightInd w:val="0"/>
-              <w:snapToGrid w:val="0"/>
-              <w:ind w:rightChars="46" w:right="110"/>
-              <w:jc w:val="center"/>
-              <w:rPr>
-                <w:rFonts w:eastAsia="標楷體"/>
-                <w:bCs/>
-                <w:szCs w:val="24"/>
-              </w:rPr>
-            </w:pPr>
-            <w:r>
-              <w:rPr>
-                <w:rFonts w:eastAsia="標楷體" w:hint="eastAsia"/>
-                <w:bCs/>
-                <w:szCs w:val="24"/>
-              </w:rPr>
-              <w:t>類別一</w:t>
-            </w:r>
-          </w:p>
-        </w:tc>
-        <w:tc>
-          <w:tcPr>
-            <w:tcW w:w="965" w:type="dxa"/>
-            <w:shd w:val="clear" w:color="auto" w:fill="auto"/>
-          </w:tcPr>
-          <w:p>
-            <w:pPr>
-              <w:adjustRightInd w:val="0"/>
-              <w:snapToGrid w:val="0"/>
-              <w:ind w:rightChars="46" w:right="110"/>
-              <w:jc w:val="center"/>
-              <w:rPr>
-                <w:rFonts w:eastAsia="標楷體"/>
-                <w:bCs/>
-                <w:szCs w:val="24"/>
-              </w:rPr>
-            </w:pPr>
-            <w:r>
-              <w:rPr>
-                <w:rFonts w:eastAsia="標楷體" w:hint="eastAsia"/>
-                <w:bCs/>
-                <w:szCs w:val="24"/>
-              </w:rPr>
-              <w:t>逸散</w:t>
-            </w:r>
-          </w:p>
-        </w:tc>
-        <w:tc>
-          <w:tcPr>
-            <w:tcW w:w="965" w:type="dxa"/>
-            <w:shd w:val="clear" w:color="auto" w:fill="auto"/>
-          </w:tcPr>
-          <w:p>
-            <w:pPr>
-              <w:adjustRightInd w:val="0"/>
-              <w:snapToGrid w:val="0"/>
-              <w:ind w:rightChars="46" w:right="110"/>
-              <w:jc w:val="center"/>
-              <w:rPr>
-                <w:rFonts w:eastAsia="標楷體"/>
-                <w:bCs/>
-                <w:szCs w:val="24"/>
-              </w:rPr>
-            </w:pPr>
-            <w:r>
-              <w:rPr>
-                <w:rFonts w:eastAsia="標楷體" w:hint="eastAsia"/>
-                <w:bCs/>
-                <w:szCs w:val="24"/>
-              </w:rPr>
-              <w:t>冷氣機</w:t>
-            </w:r>
-            <w:r>
-              <w:rPr>
-                <w:rFonts w:eastAsia="標楷體" w:hint="eastAsia"/>
-                <w:bCs/>
-                <w:szCs w:val="24"/>
-              </w:rPr>
-              <w:t>(R-410A)</w:t>
-            </w:r>
-          </w:p>
-        </w:tc>
-        <w:tc>
-          <w:tcPr>
-            <w:tcW w:w="965" w:type="dxa"/>
-            <w:shd w:val="clear" w:color="auto" w:fill="auto"/>
-          </w:tcPr>
-          <w:p>
-            <w:pPr>
-              <w:adjustRightInd w:val="0"/>
-              <w:snapToGrid w:val="0"/>
-              <w:ind w:rightChars="46" w:right="110"/>
-              <w:jc w:val="center"/>
-              <w:rPr>
-                <w:rFonts w:eastAsia="標楷體"/>
-                <w:bCs/>
-                <w:szCs w:val="24"/>
-              </w:rPr>
-            </w:pPr>
-          </w:p>
-        </w:tc>
-        <w:tc>
-          <w:tcPr>
-            <w:tcW w:w="965" w:type="dxa"/>
-            <w:shd w:val="clear" w:color="auto" w:fill="auto"/>
-          </w:tcPr>
-          <w:p>
-            <w:pPr>
-              <w:adjustRightInd w:val="0"/>
-              <w:snapToGrid w:val="0"/>
-              <w:ind w:rightChars="46" w:right="110"/>
-              <w:jc w:val="center"/>
-              <w:rPr>
-                <w:rFonts w:eastAsia="標楷體"/>
-                <w:bCs/>
-                <w:szCs w:val="24"/>
-              </w:rPr>
-            </w:pPr>
-          </w:p>
-        </w:tc>
-        <w:tc>
-          <w:tcPr>
-            <w:tcW w:w="965" w:type="dxa"/>
-            <w:shd w:val="clear" w:color="auto" w:fill="auto"/>
-          </w:tcPr>
-          <w:p>
-            <w:pPr>
-              <w:adjustRightInd w:val="0"/>
-              <w:snapToGrid w:val="0"/>
-              <w:ind w:rightChars="46" w:right="110"/>
-              <w:jc w:val="center"/>
-              <w:rPr>
-                <w:rFonts w:eastAsia="標楷體"/>
-                <w:bCs/>
-                <w:szCs w:val="24"/>
-              </w:rPr>
-            </w:pPr>
-          </w:p>
-        </w:tc>
-        <w:tc>
-          <w:tcPr>
-            <w:tcW w:w="965" w:type="dxa"/>
-            <w:shd w:val="clear" w:color="auto" w:fill="auto"/>
-          </w:tcPr>
-          <w:p>
-            <w:pPr>
-              <w:adjustRightInd w:val="0"/>
-              <w:snapToGrid w:val="0"/>
-              <w:ind w:rightChars="46" w:right="110"/>
-              <w:jc w:val="center"/>
-              <w:rPr>
-                <w:rFonts w:eastAsia="標楷體"/>
-                <w:bCs/>
-                <w:szCs w:val="24"/>
-              </w:rPr>
-            </w:pPr>
-          </w:p>
-        </w:tc>
-        <w:tc>
-          <w:tcPr>
-            <w:tcW w:w="965" w:type="dxa"/>
-            <w:shd w:val="clear" w:color="auto" w:fill="auto"/>
-          </w:tcPr>
-          <w:p>
-            <w:pPr>
-              <w:adjustRightInd w:val="0"/>
-              <w:snapToGrid w:val="0"/>
-              <w:ind w:rightChars="46" w:right="110"/>
-              <w:jc w:val="center"/>
-              <w:rPr>
-                <w:rFonts w:eastAsia="標楷體"/>
-                <w:bCs/>
-                <w:szCs w:val="24"/>
-              </w:rPr>
-            </w:pPr>
-          </w:p>
-        </w:tc>
-        <w:tc>
-          <w:tcPr>
-            <w:tcW w:w="966" w:type="dxa"/>
-            <w:shd w:val="clear" w:color="auto" w:fill="auto"/>
-          </w:tcPr>
-          <w:p>
-            <w:pPr>
-              <w:adjustRightInd w:val="0"/>
-              <w:snapToGrid w:val="0"/>
-              <w:ind w:rightChars="46" w:right="110"/>
-              <w:jc w:val="center"/>
-              <w:rPr>
-                <w:rFonts w:eastAsia="標楷體"/>
-                <w:bCs/>
-                <w:szCs w:val="24"/>
-              </w:rPr>
-            </w:pPr>
-          </w:p>
-        </w:tc>
-        <w:tc>
-          <w:tcPr>
-            <w:tcW w:w="966" w:type="dxa"/>
-            <w:shd w:val="clear" w:color="auto" w:fill="auto"/>
-          </w:tcPr>
-          <w:p>
-            <w:pPr>
-              <w:adjustRightInd w:val="0"/>
-              <w:snapToGrid w:val="0"/>
-              <w:ind w:rightChars="46" w:right="110"/>
-              <w:jc w:val="center"/>
-              <w:rPr>
-                <w:rFonts w:eastAsia="標楷體"/>
-                <w:bCs/>
-                <w:szCs w:val="24"/>
-              </w:rPr>
-            </w:pPr>
-          </w:p>
-        </w:tc>
-      </w:tr>
-      <w:tr>
-        <w:tblPrEx>
-          <w:tblCellMar>
-            <w:top w:w="0" w:type="dxa"/>
-            <w:bottom w:w="0" w:type="dxa"/>
-          </w:tblCellMar>
-        </w:tblPrEx>
-        <w:tc>
-          <w:tcPr>
-            <w:tcW w:w="965" w:type="dxa"/>
-            <w:shd w:val="clear" w:color="auto" w:fill="auto"/>
-          </w:tcPr>
-          <w:p>
-            <w:pPr>
-              <w:adjustRightInd w:val="0"/>
-              <w:snapToGrid w:val="0"/>
-              <w:ind w:rightChars="46" w:right="110"/>
-              <w:jc w:val="center"/>
-              <w:rPr>
-                <w:rFonts w:eastAsia="標楷體"/>
-                <w:bCs/>
-                <w:szCs w:val="24"/>
-              </w:rPr>
-            </w:pPr>
-            <w:r>
-              <w:rPr>
-                <w:rFonts w:eastAsia="標楷體" w:hint="eastAsia"/>
-                <w:bCs/>
-                <w:szCs w:val="24"/>
-              </w:rPr>
-              <w:t>類別一</w:t>
-            </w:r>
-          </w:p>
-        </w:tc>
-        <w:tc>
-          <w:tcPr>
-            <w:tcW w:w="965" w:type="dxa"/>
-            <w:shd w:val="clear" w:color="auto" w:fill="auto"/>
-          </w:tcPr>
-          <w:p>
-            <w:pPr>
-              <w:adjustRightInd w:val="0"/>
-              <w:snapToGrid w:val="0"/>
-              <w:ind w:rightChars="46" w:right="110"/>
-              <w:jc w:val="center"/>
-              <w:rPr>
-                <w:rFonts w:eastAsia="標楷體"/>
-                <w:bCs/>
-                <w:szCs w:val="24"/>
-              </w:rPr>
-            </w:pPr>
-            <w:r>
-              <w:rPr>
-                <w:rFonts w:eastAsia="標楷體" w:hint="eastAsia"/>
-                <w:bCs/>
-                <w:szCs w:val="24"/>
-              </w:rPr>
-              <w:t>逸散</w:t>
-            </w:r>
-          </w:p>
-        </w:tc>
-        <w:tc>
-          <w:tcPr>
-            <w:tcW w:w="965" w:type="dxa"/>
-            <w:shd w:val="clear" w:color="auto" w:fill="auto"/>
-          </w:tcPr>
-          <w:p>
-            <w:pPr>
-              <w:adjustRightInd w:val="0"/>
-              <w:snapToGrid w:val="0"/>
-              <w:ind w:rightChars="46" w:right="110"/>
-              <w:jc w:val="center"/>
-              <w:rPr>
-                <w:rFonts w:eastAsia="標楷體"/>
-                <w:bCs/>
-                <w:szCs w:val="24"/>
-              </w:rPr>
-            </w:pPr>
-            <w:r>
-              <w:rPr>
-                <w:rFonts w:eastAsia="標楷體" w:hint="eastAsia"/>
-                <w:bCs/>
-                <w:szCs w:val="24"/>
-              </w:rPr>
-              <w:t>冷氣機</w:t>
-            </w:r>
-            <w:r>
-              <w:rPr>
-                <w:rFonts w:eastAsia="標楷體" w:hint="eastAsia"/>
-                <w:bCs/>
-                <w:szCs w:val="24"/>
-              </w:rPr>
-              <w:t>(R-410A)</w:t>
-            </w:r>
-          </w:p>
-        </w:tc>
-        <w:tc>
-          <w:tcPr>
-            <w:tcW w:w="965" w:type="dxa"/>
-            <w:shd w:val="clear" w:color="auto" w:fill="auto"/>
-          </w:tcPr>
-          <w:p>
-            <w:pPr>
-              <w:adjustRightInd w:val="0"/>
-              <w:snapToGrid w:val="0"/>
-              <w:ind w:rightChars="46" w:right="110"/>
-              <w:jc w:val="center"/>
-              <w:rPr>
-                <w:rFonts w:eastAsia="標楷體"/>
-                <w:bCs/>
-                <w:szCs w:val="24"/>
-              </w:rPr>
-            </w:pPr>
-          </w:p>
-        </w:tc>
-        <w:tc>
-          <w:tcPr>
-            <w:tcW w:w="965" w:type="dxa"/>
-            <w:shd w:val="clear" w:color="auto" w:fill="auto"/>
-          </w:tcPr>
-          <w:p>
-            <w:pPr>
-              <w:adjustRightInd w:val="0"/>
-              <w:snapToGrid w:val="0"/>
-              <w:ind w:rightChars="46" w:right="110"/>
-              <w:jc w:val="center"/>
-              <w:rPr>
-                <w:rFonts w:eastAsia="標楷體"/>
-                <w:bCs/>
-                <w:szCs w:val="24"/>
-              </w:rPr>
-            </w:pPr>
-          </w:p>
-        </w:tc>
-        <w:tc>
-          <w:tcPr>
-            <w:tcW w:w="965" w:type="dxa"/>
-            <w:shd w:val="clear" w:color="auto" w:fill="auto"/>
-          </w:tcPr>
-          <w:p>
-            <w:pPr>
-              <w:adjustRightInd w:val="0"/>
-              <w:snapToGrid w:val="0"/>
-              <w:ind w:rightChars="46" w:right="110"/>
-              <w:jc w:val="center"/>
-              <w:rPr>
-                <w:rFonts w:eastAsia="標楷體"/>
-                <w:bCs/>
-                <w:szCs w:val="24"/>
-              </w:rPr>
-            </w:pPr>
-          </w:p>
-        </w:tc>
-        <w:tc>
-          <w:tcPr>
-            <w:tcW w:w="965" w:type="dxa"/>
-            <w:shd w:val="clear" w:color="auto" w:fill="auto"/>
-          </w:tcPr>
-          <w:p>
-            <w:pPr>
-              <w:adjustRightInd w:val="0"/>
-              <w:snapToGrid w:val="0"/>
-              <w:ind w:rightChars="46" w:right="110"/>
-              <w:jc w:val="center"/>
-              <w:rPr>
-                <w:rFonts w:eastAsia="標楷體"/>
-                <w:bCs/>
-                <w:szCs w:val="24"/>
-              </w:rPr>
-            </w:pPr>
-          </w:p>
-        </w:tc>
-        <w:tc>
-          <w:tcPr>
-            <w:tcW w:w="965" w:type="dxa"/>
-            <w:shd w:val="clear" w:color="auto" w:fill="auto"/>
-          </w:tcPr>
-          <w:p>
-            <w:pPr>
-              <w:adjustRightInd w:val="0"/>
-              <w:snapToGrid w:val="0"/>
-              <w:ind w:rightChars="46" w:right="110"/>
-              <w:jc w:val="center"/>
-              <w:rPr>
-                <w:rFonts w:eastAsia="標楷體"/>
-                <w:bCs/>
-                <w:szCs w:val="24"/>
-              </w:rPr>
-            </w:pPr>
-          </w:p>
-        </w:tc>
-        <w:tc>
-          <w:tcPr>
-            <w:tcW w:w="966" w:type="dxa"/>
-            <w:shd w:val="clear" w:color="auto" w:fill="auto"/>
-          </w:tcPr>
-          <w:p>
-            <w:pPr>
-              <w:adjustRightInd w:val="0"/>
-              <w:snapToGrid w:val="0"/>
-              <w:ind w:rightChars="46" w:right="110"/>
-              <w:jc w:val="center"/>
-              <w:rPr>
-                <w:rFonts w:eastAsia="標楷體"/>
-                <w:bCs/>
-                <w:szCs w:val="24"/>
-              </w:rPr>
-            </w:pPr>
-          </w:p>
-        </w:tc>
-        <w:tc>
-          <w:tcPr>
-            <w:tcW w:w="966" w:type="dxa"/>
-            <w:shd w:val="clear" w:color="auto" w:fill="auto"/>
-          </w:tcPr>
-          <w:p>
-            <w:pPr>
-              <w:adjustRightInd w:val="0"/>
-              <w:snapToGrid w:val="0"/>
-              <w:ind w:rightChars="46" w:right="110"/>
-              <w:jc w:val="center"/>
-              <w:rPr>
-                <w:rFonts w:eastAsia="標楷體"/>
-                <w:bCs/>
-                <w:szCs w:val="24"/>
-              </w:rPr>
-            </w:pPr>
-          </w:p>
-        </w:tc>
-      </w:tr>
-      <w:tr>
-        <w:tblPrEx>
-          <w:tblCellMar>
-            <w:top w:w="0" w:type="dxa"/>
-            <w:bottom w:w="0" w:type="dxa"/>
-          </w:tblCellMar>
-        </w:tblPrEx>
-        <w:tc>
-          <w:tcPr>
-            <w:tcW w:w="965" w:type="dxa"/>
-            <w:shd w:val="clear" w:color="auto" w:fill="auto"/>
-          </w:tcPr>
-          <w:p>
-            <w:pPr>
-              <w:adjustRightInd w:val="0"/>
-              <w:snapToGrid w:val="0"/>
-              <w:ind w:rightChars="46" w:right="110"/>
-              <w:jc w:val="center"/>
-              <w:rPr>
-                <w:rFonts w:eastAsia="標楷體"/>
-                <w:bCs/>
-                <w:szCs w:val="24"/>
-              </w:rPr>
-            </w:pPr>
-            <w:r>
-              <w:rPr>
-                <w:rFonts w:eastAsia="標楷體" w:hint="eastAsia"/>
-                <w:bCs/>
-                <w:szCs w:val="24"/>
-              </w:rPr>
-              <w:t>類別一</w:t>
-            </w:r>
-          </w:p>
-        </w:tc>
-        <w:tc>
-          <w:tcPr>
-            <w:tcW w:w="965" w:type="dxa"/>
-            <w:shd w:val="clear" w:color="auto" w:fill="auto"/>
-          </w:tcPr>
-          <w:p>
-            <w:pPr>
-              <w:adjustRightInd w:val="0"/>
-              <w:snapToGrid w:val="0"/>
-              <w:ind w:rightChars="46" w:right="110"/>
-              <w:jc w:val="center"/>
-              <w:rPr>
-                <w:rFonts w:eastAsia="標楷體"/>
-                <w:bCs/>
-                <w:szCs w:val="24"/>
-              </w:rPr>
-            </w:pPr>
-            <w:r>
-              <w:rPr>
-                <w:rFonts w:eastAsia="標楷體" w:hint="eastAsia"/>
-                <w:bCs/>
-                <w:szCs w:val="24"/>
-              </w:rPr>
-              <w:t>逸散</w:t>
-            </w:r>
-          </w:p>
-        </w:tc>
-        <w:tc>
-          <w:tcPr>
-            <w:tcW w:w="965" w:type="dxa"/>
-            <w:shd w:val="clear" w:color="auto" w:fill="auto"/>
-          </w:tcPr>
-          <w:p>
-            <w:pPr>
-              <w:adjustRightInd w:val="0"/>
-              <w:snapToGrid w:val="0"/>
-              <w:ind w:rightChars="46" w:right="110"/>
-              <w:jc w:val="center"/>
-              <w:rPr>
-                <w:rFonts w:eastAsia="標楷體"/>
-                <w:bCs/>
-                <w:szCs w:val="24"/>
-              </w:rPr>
-            </w:pPr>
-            <w:r>
-              <w:rPr>
-                <w:rFonts w:eastAsia="標楷體" w:hint="eastAsia"/>
-                <w:bCs/>
-                <w:szCs w:val="24"/>
-              </w:rPr>
-              <w:t>冷氣機</w:t>
-            </w:r>
-            <w:r>
-              <w:rPr>
-                <w:rFonts w:eastAsia="標楷體" w:hint="eastAsia"/>
-                <w:bCs/>
-                <w:szCs w:val="24"/>
-              </w:rPr>
-              <w:t>(R-410A)</w:t>
-            </w:r>
-          </w:p>
-        </w:tc>
-        <w:tc>
-          <w:tcPr>
-            <w:tcW w:w="965" w:type="dxa"/>
-            <w:shd w:val="clear" w:color="auto" w:fill="auto"/>
-          </w:tcPr>
-          <w:p>
-            <w:pPr>
-              <w:adjustRightInd w:val="0"/>
-              <w:snapToGrid w:val="0"/>
-              <w:ind w:rightChars="46" w:right="110"/>
-              <w:jc w:val="center"/>
-              <w:rPr>
-                <w:rFonts w:eastAsia="標楷體"/>
-                <w:bCs/>
-                <w:szCs w:val="24"/>
-              </w:rPr>
-            </w:pPr>
-          </w:p>
-        </w:tc>
-        <w:tc>
-          <w:tcPr>
-            <w:tcW w:w="965" w:type="dxa"/>
-            <w:shd w:val="clear" w:color="auto" w:fill="auto"/>
-          </w:tcPr>
-          <w:p>
-            <w:pPr>
-              <w:adjustRightInd w:val="0"/>
-              <w:snapToGrid w:val="0"/>
-              <w:ind w:rightChars="46" w:right="110"/>
-              <w:jc w:val="center"/>
-              <w:rPr>
-                <w:rFonts w:eastAsia="標楷體"/>
-                <w:bCs/>
-                <w:szCs w:val="24"/>
-              </w:rPr>
-            </w:pPr>
-          </w:p>
-        </w:tc>
-        <w:tc>
-          <w:tcPr>
-            <w:tcW w:w="965" w:type="dxa"/>
-            <w:shd w:val="clear" w:color="auto" w:fill="auto"/>
-          </w:tcPr>
-          <w:p>
-            <w:pPr>
-              <w:adjustRightInd w:val="0"/>
-              <w:snapToGrid w:val="0"/>
-              <w:ind w:rightChars="46" w:right="110"/>
-              <w:jc w:val="center"/>
-              <w:rPr>
-                <w:rFonts w:eastAsia="標楷體"/>
-                <w:bCs/>
-                <w:szCs w:val="24"/>
-              </w:rPr>
-            </w:pPr>
-          </w:p>
-        </w:tc>
-        <w:tc>
-          <w:tcPr>
-            <w:tcW w:w="965" w:type="dxa"/>
-            <w:shd w:val="clear" w:color="auto" w:fill="auto"/>
-          </w:tcPr>
-          <w:p>
-            <w:pPr>
-              <w:adjustRightInd w:val="0"/>
-              <w:snapToGrid w:val="0"/>
-              <w:ind w:rightChars="46" w:right="110"/>
-              <w:jc w:val="center"/>
-              <w:rPr>
-                <w:rFonts w:eastAsia="標楷體"/>
-                <w:bCs/>
-                <w:szCs w:val="24"/>
-              </w:rPr>
-            </w:pPr>
-            <w:r>
-              <w:rPr>
-                <w:rFonts w:eastAsia="標楷體"/>
-                <w:bCs/>
-                <w:szCs w:val="24"/>
-              </w:rPr>
-              <w:t>v</w:t>
-            </w:r>
-          </w:p>
-        </w:tc>
-        <w:tc>
-          <w:tcPr>
-            <w:tcW w:w="965" w:type="dxa"/>
-            <w:shd w:val="clear" w:color="auto" w:fill="auto"/>
-          </w:tcPr>
-          <w:p>
-            <w:pPr>
-              <w:adjustRightInd w:val="0"/>
-              <w:snapToGrid w:val="0"/>
-              <w:ind w:rightChars="46" w:right="110"/>
-              <w:jc w:val="center"/>
-              <w:rPr>
-                <w:rFonts w:eastAsia="標楷體"/>
-                <w:bCs/>
-                <w:szCs w:val="24"/>
-              </w:rPr>
-            </w:pPr>
-          </w:p>
-        </w:tc>
-        <w:tc>
-          <w:tcPr>
-            <w:tcW w:w="966" w:type="dxa"/>
-            <w:shd w:val="clear" w:color="auto" w:fill="auto"/>
-          </w:tcPr>
-          <w:p>
-            <w:pPr>
-              <w:adjustRightInd w:val="0"/>
-              <w:snapToGrid w:val="0"/>
-              <w:ind w:rightChars="46" w:right="110"/>
-              <w:jc w:val="center"/>
-              <w:rPr>
-                <w:rFonts w:eastAsia="標楷體"/>
-                <w:bCs/>
-                <w:szCs w:val="24"/>
-              </w:rPr>
-            </w:pPr>
-          </w:p>
-        </w:tc>
-        <w:tc>
-          <w:tcPr>
-            <w:tcW w:w="966" w:type="dxa"/>
-            <w:shd w:val="clear" w:color="auto" w:fill="auto"/>
-          </w:tcPr>
-          <w:p>
-            <w:pPr>
-              <w:adjustRightInd w:val="0"/>
-              <w:snapToGrid w:val="0"/>
-              <w:ind w:rightChars="46" w:right="110"/>
-              <w:jc w:val="center"/>
-              <w:rPr>
-                <w:rFonts w:eastAsia="標楷體"/>
-                <w:bCs/>
-                <w:szCs w:val="24"/>
-              </w:rPr>
-            </w:pPr>
-          </w:p>
-        </w:tc>
-      </w:tr>
-      <w:tr>
-        <w:tblPrEx>
-          <w:tblCellMar>
-            <w:top w:w="0" w:type="dxa"/>
-            <w:bottom w:w="0" w:type="dxa"/>
-          </w:tblCellMar>
-        </w:tblPrEx>
-        <w:tc>
-          <w:tcPr>
-            <w:tcW w:w="965" w:type="dxa"/>
-            <w:shd w:val="clear" w:color="auto" w:fill="auto"/>
-          </w:tcPr>
-          <w:p>
-            <w:pPr>
-              <w:adjustRightInd w:val="0"/>
-              <w:snapToGrid w:val="0"/>
-              <w:ind w:rightChars="46" w:right="110"/>
-              <w:jc w:val="center"/>
-              <w:rPr>
-                <w:rFonts w:eastAsia="標楷體"/>
-                <w:bCs/>
-                <w:szCs w:val="24"/>
-              </w:rPr>
-            </w:pPr>
-            <w:r>
-              <w:rPr>
-                <w:rFonts w:eastAsia="標楷體" w:hint="eastAsia"/>
-                <w:bCs/>
-                <w:szCs w:val="24"/>
-              </w:rPr>
-              <w:t>類別一</w:t>
-            </w:r>
-          </w:p>
-        </w:tc>
-        <w:tc>
-          <w:tcPr>
-            <w:tcW w:w="965" w:type="dxa"/>
-            <w:shd w:val="clear" w:color="auto" w:fill="auto"/>
-          </w:tcPr>
-          <w:p>
-            <w:pPr>
-              <w:adjustRightInd w:val="0"/>
-              <w:snapToGrid w:val="0"/>
-              <w:ind w:rightChars="46" w:right="110"/>
-              <w:jc w:val="center"/>
-              <w:rPr>
-                <w:rFonts w:eastAsia="標楷體"/>
-                <w:bCs/>
-                <w:szCs w:val="24"/>
-              </w:rPr>
-            </w:pPr>
-            <w:r>
-              <w:rPr>
-                <w:rFonts w:eastAsia="標楷體" w:hint="eastAsia"/>
-                <w:bCs/>
-                <w:szCs w:val="24"/>
-              </w:rPr>
-              <w:t>逸散</w:t>
-            </w:r>
-          </w:p>
-        </w:tc>
-        <w:tc>
-          <w:tcPr>
-            <w:tcW w:w="965" w:type="dxa"/>
-            <w:shd w:val="clear" w:color="auto" w:fill="auto"/>
-          </w:tcPr>
-          <w:p>
-            <w:pPr>
-              <w:adjustRightInd w:val="0"/>
-              <w:snapToGrid w:val="0"/>
-              <w:ind w:rightChars="46" w:right="110"/>
-              <w:jc w:val="center"/>
-              <w:rPr>
-                <w:rFonts w:eastAsia="標楷體"/>
-                <w:bCs/>
-                <w:szCs w:val="24"/>
-              </w:rPr>
-            </w:pPr>
-            <w:r>
-              <w:rPr>
-                <w:rFonts w:eastAsia="標楷體"/>
-                <w:bCs/>
-                <w:szCs w:val="24"/>
-              </w:rPr>
-              <w:t>123(R-410A)</w:t>
-            </w:r>
-          </w:p>
-        </w:tc>
-        <w:tc>
-          <w:tcPr>
-            <w:tcW w:w="965" w:type="dxa"/>
-            <w:shd w:val="clear" w:color="auto" w:fill="auto"/>
-          </w:tcPr>
-          <w:p>
-            <w:pPr>
-              <w:adjustRightInd w:val="0"/>
-              <w:snapToGrid w:val="0"/>
-              <w:ind w:rightChars="46" w:right="110"/>
-              <w:jc w:val="center"/>
-              <w:rPr>
-                <w:rFonts w:eastAsia="標楷體"/>
-                <w:bCs/>
-                <w:szCs w:val="24"/>
-              </w:rPr>
-            </w:pPr>
-            <w:r>
-              <w:rPr>
-                <w:rFonts w:eastAsia="標楷體"/>
-                <w:bCs/>
-                <w:szCs w:val="24"/>
-              </w:rPr>
-              <w:t>v</w:t>
-            </w:r>
-          </w:p>
-        </w:tc>
-        <w:tc>
-          <w:tcPr>
-            <w:tcW w:w="965" w:type="dxa"/>
-            <w:shd w:val="clear" w:color="auto" w:fill="auto"/>
-          </w:tcPr>
-          <w:p>
-            <w:pPr>
-              <w:adjustRightInd w:val="0"/>
-              <w:snapToGrid w:val="0"/>
-              <w:ind w:rightChars="46" w:right="110"/>
-              <w:jc w:val="center"/>
-              <w:rPr>
-                <w:rFonts w:eastAsia="標楷體"/>
-                <w:bCs/>
-                <w:szCs w:val="24"/>
-              </w:rPr>
-            </w:pPr>
-          </w:p>
-        </w:tc>
-        <w:tc>
-          <w:tcPr>
-            <w:tcW w:w="965" w:type="dxa"/>
-            <w:shd w:val="clear" w:color="auto" w:fill="auto"/>
-          </w:tcPr>
-          <w:p>
-            <w:pPr>
-              <w:adjustRightInd w:val="0"/>
-              <w:snapToGrid w:val="0"/>
-              <w:ind w:rightChars="46" w:right="110"/>
-              <w:jc w:val="center"/>
-              <w:rPr>
-                <w:rFonts w:eastAsia="標楷體"/>
-                <w:bCs/>
-                <w:szCs w:val="24"/>
-              </w:rPr>
-            </w:pPr>
-          </w:p>
-        </w:tc>
-        <w:tc>
-          <w:tcPr>
-            <w:tcW w:w="965" w:type="dxa"/>
-            <w:shd w:val="clear" w:color="auto" w:fill="auto"/>
-          </w:tcPr>
-          <w:p>
-            <w:pPr>
-              <w:adjustRightInd w:val="0"/>
-              <w:snapToGrid w:val="0"/>
-              <w:ind w:rightChars="46" w:right="110"/>
-              <w:jc w:val="center"/>
-              <w:rPr>
-                <w:rFonts w:eastAsia="標楷體"/>
-                <w:bCs/>
-                <w:szCs w:val="24"/>
-              </w:rPr>
-            </w:pPr>
-          </w:p>
-        </w:tc>
-        <w:tc>
-          <w:tcPr>
-            <w:tcW w:w="965" w:type="dxa"/>
-            <w:shd w:val="clear" w:color="auto" w:fill="auto"/>
-          </w:tcPr>
-          <w:p>
-            <w:pPr>
-              <w:adjustRightInd w:val="0"/>
-              <w:snapToGrid w:val="0"/>
-              <w:ind w:rightChars="46" w:right="110"/>
-              <w:jc w:val="center"/>
-              <w:rPr>
-                <w:rFonts w:eastAsia="標楷體"/>
-                <w:bCs/>
-                <w:szCs w:val="24"/>
-              </w:rPr>
-            </w:pPr>
-          </w:p>
-        </w:tc>
-        <w:tc>
-          <w:tcPr>
-            <w:tcW w:w="966" w:type="dxa"/>
-            <w:shd w:val="clear" w:color="auto" w:fill="auto"/>
-          </w:tcPr>
-          <w:p>
-            <w:pPr>
-              <w:adjustRightInd w:val="0"/>
-              <w:snapToGrid w:val="0"/>
-              <w:ind w:rightChars="46" w:right="110"/>
-              <w:jc w:val="center"/>
-              <w:rPr>
-                <w:rFonts w:eastAsia="標楷體"/>
-                <w:bCs/>
-                <w:szCs w:val="24"/>
-              </w:rPr>
-            </w:pPr>
-          </w:p>
-        </w:tc>
-        <w:tc>
-          <w:tcPr>
-            <w:tcW w:w="966" w:type="dxa"/>
-            <w:shd w:val="clear" w:color="auto" w:fill="auto"/>
-          </w:tcPr>
-          <w:p>
-            <w:pPr>
-              <w:adjustRightInd w:val="0"/>
-              <w:snapToGrid w:val="0"/>
-              <w:ind w:rightChars="46" w:right="110"/>
-              <w:jc w:val="center"/>
-              <w:rPr>
-                <w:rFonts w:eastAsia="標楷體"/>
-                <w:bCs/>
-                <w:szCs w:val="24"/>
-              </w:rPr>
-            </w:pPr>
-          </w:p>
-        </w:tc>
-      </w:tr>
-      <w:tr>
-        <w:tblPrEx>
-          <w:tblCellMar>
-            <w:top w:w="0" w:type="dxa"/>
-            <w:bottom w:w="0" w:type="dxa"/>
-          </w:tblCellMar>
-        </w:tblPrEx>
-        <w:tc>
-          <w:tcPr>
-            <w:tcW w:w="965" w:type="dxa"/>
-            <w:shd w:val="clear" w:color="auto" w:fill="auto"/>
-          </w:tcPr>
-          <w:p>
-            <w:pPr>
-              <w:adjustRightInd w:val="0"/>
-              <w:snapToGrid w:val="0"/>
-              <w:ind w:rightChars="46" w:right="110"/>
-              <w:jc w:val="center"/>
-              <w:rPr>
-                <w:rFonts w:eastAsia="標楷體"/>
-                <w:bCs/>
-                <w:szCs w:val="24"/>
-              </w:rPr>
-            </w:pPr>
-            <w:r>
-              <w:rPr>
-                <w:rFonts w:eastAsia="標楷體" w:hint="eastAsia"/>
-                <w:bCs/>
-                <w:szCs w:val="24"/>
-              </w:rPr>
-              <w:t>類別一</w:t>
-            </w:r>
-          </w:p>
-        </w:tc>
-        <w:tc>
-          <w:tcPr>
-            <w:tcW w:w="965" w:type="dxa"/>
-            <w:shd w:val="clear" w:color="auto" w:fill="auto"/>
-          </w:tcPr>
-          <w:p>
-            <w:pPr>
-              <w:adjustRightInd w:val="0"/>
-              <w:snapToGrid w:val="0"/>
-              <w:ind w:rightChars="46" w:right="110"/>
-              <w:jc w:val="center"/>
-              <w:rPr>
-                <w:rFonts w:eastAsia="標楷體"/>
-                <w:bCs/>
-                <w:szCs w:val="24"/>
-              </w:rPr>
-            </w:pPr>
-            <w:r>
-              <w:rPr>
-                <w:rFonts w:eastAsia="標楷體" w:hint="eastAsia"/>
-                <w:bCs/>
-                <w:szCs w:val="24"/>
-              </w:rPr>
-              <w:t>逸散</w:t>
-            </w:r>
-          </w:p>
-        </w:tc>
-        <w:tc>
-          <w:tcPr>
-            <w:tcW w:w="965" w:type="dxa"/>
-            <w:shd w:val="clear" w:color="auto" w:fill="auto"/>
-          </w:tcPr>
-          <w:p>
-            <w:pPr>
-              <w:adjustRightInd w:val="0"/>
-              <w:snapToGrid w:val="0"/>
-              <w:ind w:rightChars="46" w:right="110"/>
-              <w:jc w:val="center"/>
-              <w:rPr>
-                <w:rFonts w:eastAsia="標楷體"/>
-                <w:bCs/>
-                <w:szCs w:val="24"/>
-              </w:rPr>
-            </w:pPr>
-            <w:r>
-              <w:rPr>
-                <w:rFonts w:eastAsia="標楷體"/>
-                <w:bCs/>
-                <w:szCs w:val="24"/>
-              </w:rPr>
-              <w:t>qwe(R-410A)</w:t>
-            </w:r>
-          </w:p>
-        </w:tc>
-        <w:tc>
-          <w:tcPr>
-            <w:tcW w:w="965" w:type="dxa"/>
-            <w:shd w:val="clear" w:color="auto" w:fill="auto"/>
-          </w:tcPr>
-          <w:p>
-            <w:pPr>
-              <w:adjustRightInd w:val="0"/>
-              <w:snapToGrid w:val="0"/>
-              <w:ind w:rightChars="46" w:right="110"/>
-              <w:jc w:val="center"/>
-              <w:rPr>
-                <w:rFonts w:eastAsia="標楷體"/>
-                <w:bCs/>
-                <w:szCs w:val="24"/>
-              </w:rPr>
-            </w:pPr>
-            <w:r>
-              <w:rPr>
-                <w:rFonts w:eastAsia="標楷體"/>
-                <w:bCs/>
-                <w:szCs w:val="24"/>
-              </w:rPr>
-              <w:t>v</w:t>
-            </w:r>
-          </w:p>
-        </w:tc>
-        <w:tc>
-          <w:tcPr>
-            <w:tcW w:w="965" w:type="dxa"/>
-            <w:shd w:val="clear" w:color="auto" w:fill="auto"/>
-          </w:tcPr>
-          <w:p>
-            <w:pPr>
-              <w:adjustRightInd w:val="0"/>
-              <w:snapToGrid w:val="0"/>
-              <w:ind w:rightChars="46" w:right="110"/>
-              <w:jc w:val="center"/>
-              <w:rPr>
-                <w:rFonts w:eastAsia="標楷體"/>
-                <w:bCs/>
-                <w:szCs w:val="24"/>
-              </w:rPr>
-            </w:pPr>
-            <w:r>
-              <w:rPr>
-                <w:rFonts w:eastAsia="標楷體"/>
-                <w:bCs/>
-                <w:szCs w:val="24"/>
-              </w:rPr>
-              <w:t>v</w:t>
-            </w:r>
-          </w:p>
-        </w:tc>
-        <w:tc>
-          <w:tcPr>
-            <w:tcW w:w="965" w:type="dxa"/>
-            <w:shd w:val="clear" w:color="auto" w:fill="auto"/>
-          </w:tcPr>
-          <w:p>
-            <w:pPr>
-              <w:adjustRightInd w:val="0"/>
-              <w:snapToGrid w:val="0"/>
-              <w:ind w:rightChars="46" w:right="110"/>
-              <w:jc w:val="center"/>
-              <w:rPr>
-                <w:rFonts w:eastAsia="標楷體"/>
-                <w:bCs/>
-                <w:szCs w:val="24"/>
-              </w:rPr>
-            </w:pPr>
-            <w:r>
-              <w:rPr>
-                <w:rFonts w:eastAsia="標楷體"/>
-                <w:bCs/>
-                <w:szCs w:val="24"/>
-              </w:rPr>
-              <w:t>v</w:t>
-            </w:r>
-          </w:p>
-        </w:tc>
-        <w:tc>
-          <w:tcPr>
-            <w:tcW w:w="965" w:type="dxa"/>
-            <w:shd w:val="clear" w:color="auto" w:fill="auto"/>
-          </w:tcPr>
-          <w:p>
-            <w:pPr>
-              <w:adjustRightInd w:val="0"/>
-              <w:snapToGrid w:val="0"/>
-              <w:ind w:rightChars="46" w:right="110"/>
-              <w:jc w:val="center"/>
-              <w:rPr>
-                <w:rFonts w:eastAsia="標楷體"/>
-                <w:bCs/>
-                <w:szCs w:val="24"/>
-              </w:rPr>
-            </w:pPr>
-            <w:r>
-              <w:rPr>
-                <w:rFonts w:eastAsia="標楷體"/>
-                <w:bCs/>
-                <w:szCs w:val="24"/>
-              </w:rPr>
-              <w:t>v</w:t>
-            </w:r>
-          </w:p>
-        </w:tc>
-        <w:tc>
-          <w:tcPr>
-            <w:tcW w:w="965" w:type="dxa"/>
-            <w:shd w:val="clear" w:color="auto" w:fill="auto"/>
-          </w:tcPr>
-          <w:p>
-            <w:pPr>
-              <w:adjustRightInd w:val="0"/>
-              <w:snapToGrid w:val="0"/>
-              <w:ind w:rightChars="46" w:right="110"/>
-              <w:jc w:val="center"/>
-              <w:rPr>
-                <w:rFonts w:eastAsia="標楷體"/>
-                <w:bCs/>
-                <w:szCs w:val="24"/>
-              </w:rPr>
-            </w:pPr>
-            <w:r>
-              <w:rPr>
-                <w:rFonts w:eastAsia="標楷體"/>
-                <w:bCs/>
-                <w:szCs w:val="24"/>
-              </w:rPr>
-              <w:t>v</w:t>
-            </w:r>
-          </w:p>
-        </w:tc>
-        <w:tc>
-          <w:tcPr>
-            <w:tcW w:w="966" w:type="dxa"/>
-            <w:shd w:val="clear" w:color="auto" w:fill="auto"/>
-          </w:tcPr>
-          <w:p>
-            <w:pPr>
-              <w:adjustRightInd w:val="0"/>
-              <w:snapToGrid w:val="0"/>
-              <w:ind w:rightChars="46" w:right="110"/>
-              <w:jc w:val="center"/>
-              <w:rPr>
-                <w:rFonts w:eastAsia="標楷體"/>
-                <w:bCs/>
-                <w:szCs w:val="24"/>
-              </w:rPr>
-            </w:pPr>
-            <w:r>
-              <w:rPr>
-                <w:rFonts w:eastAsia="標楷體"/>
-                <w:bCs/>
-                <w:szCs w:val="24"/>
-              </w:rPr>
-              <w:t>v</w:t>
-            </w:r>
-          </w:p>
-        </w:tc>
-        <w:tc>
-          <w:tcPr>
-            <w:tcW w:w="966" w:type="dxa"/>
-            <w:shd w:val="clear" w:color="auto" w:fill="auto"/>
-          </w:tcPr>
-          <w:p>
-            <w:pPr>
-              <w:adjustRightInd w:val="0"/>
-              <w:snapToGrid w:val="0"/>
-              <w:ind w:rightChars="46" w:right="110"/>
-              <w:jc w:val="center"/>
-              <w:rPr>
-                <w:rFonts w:eastAsia="標楷體"/>
-                <w:bCs/>
-                <w:szCs w:val="24"/>
-              </w:rPr>
-            </w:pPr>
-            <w:r>
-              <w:rPr>
-                <w:rFonts w:eastAsia="標楷體"/>
-                <w:bCs/>
-                <w:szCs w:val="24"/>
-              </w:rPr>
-              <w:t>v</w:t>
-            </w:r>
           </w:p>
         </w:tc>
       </w:tr>
@@ -9134,7 +7498,7 @@
         <w:rPr>
           <w:sz w:val="24"/>
         </w:rPr>
-        <w:t>123</w:t>
+        <w:t>能源間接溫室氣體排放說明能源間接溫室氣體排放說明能源間接溫室氣體排放說明能源間接溫室氣體排放說明能源間接溫室氣體排放說明</w:t>
       </w:r>
       <w:r>
         <w:rPr>
@@ -9907,7 +8271,7 @@
           <w:szCs w:val="24"/>
           <w:u w:val="single"/>
         </w:rPr>
-        <w:t>5,166.234</w:t>
+        <w:t>0.322</w:t>
       </w:r>
       <w:r>
         <w:rPr>
@@ -9978,7 +8342,6 @@
           <w:sz w:val="28"/>
           <w:szCs w:val="28"/>
         </w:rPr>
-        <w:lastRenderedPageBreak/>
         <w:t>第四章</w:t>
       </w:r>
       <w:r>
@@ -10948,10 +9311,17 @@
             </w:pPr>
             <w:r>
               <w:rPr>
-                <w:rFonts w:eastAsia="標楷體"/>
-                <w:szCs w:val="24"/>
-              </w:rPr>
-              <w:t>0</w:t>
+                <w:rFonts w:eastAsia="標楷體" w:hint="eastAsia"/>
+                <w:szCs w:val="24"/>
+              </w:rPr>
+              <w:t>123</w:t>
+            </w:r>
+            <w:r>
+              <w:rPr>
+                <w:rFonts w:eastAsia="標楷體" w:hint="eastAsia"/>
+                <w:szCs w:val="24"/>
+              </w:rPr>
+              <w:t>公升</w:t>
             </w:r>
           </w:p>
         </w:tc>
@@ -11017,6 +9387,13 @@
               </w:rPr>
               <w:t>/</w:t>
             </w:r>
+            <w:r>
+              <w:rPr>
+                <w:rFonts w:eastAsia="標楷體" w:hint="eastAsia"/>
+                <w:szCs w:val="24"/>
+              </w:rPr>
+              <w:t>公升</w:t>
+            </w:r>
           </w:p>
         </w:tc>
         <w:tc>
@@ -11162,301 +9539,7 @@
                 <w:rFonts w:eastAsia="標楷體"/>
                 <w:szCs w:val="24"/>
               </w:rPr>
-              <w:t>0.0000</w:t>
-            </w:r>
-          </w:p>
-        </w:tc>
-      </w:tr>
-      <w:tr>
-        <w:tblPrEx>
-          <w:tblCellMar>
-            <w:top w:w="0" w:type="dxa"/>
-            <w:bottom w:w="0" w:type="dxa"/>
-          </w:tblCellMar>
-        </w:tblPrEx>
-        <w:tc>
-          <w:tcPr>
-            <w:tcW w:w="1072" w:type="dxa"/>
-            <w:shd w:val="clear" w:color="auto" w:fill="auto"/>
-          </w:tcPr>
-          <w:p>
-            <w:pPr>
-              <w:adjustRightInd w:val="0"/>
-              <w:snapToGrid w:val="0"/>
-              <w:ind w:rightChars="46" w:right="110"/>
-              <w:jc w:val="center"/>
-              <w:rPr>
-                <w:rFonts w:eastAsia="標楷體"/>
-                <w:szCs w:val="24"/>
-              </w:rPr>
-            </w:pPr>
-            <w:r>
-              <w:rPr>
-                <w:rFonts w:eastAsia="標楷體" w:hint="eastAsia"/>
-                <w:szCs w:val="24"/>
-              </w:rPr>
-              <w:t>類別一</w:t>
-            </w:r>
-          </w:p>
-        </w:tc>
-        <w:tc>
-          <w:tcPr>
-            <w:tcW w:w="1072" w:type="dxa"/>
-            <w:shd w:val="clear" w:color="auto" w:fill="auto"/>
-          </w:tcPr>
-          <w:p>
-            <w:pPr>
-              <w:adjustRightInd w:val="0"/>
-              <w:snapToGrid w:val="0"/>
-              <w:ind w:rightChars="46" w:right="110"/>
-              <w:jc w:val="center"/>
-              <w:rPr>
-                <w:rFonts w:eastAsia="標楷體"/>
-                <w:szCs w:val="24"/>
-              </w:rPr>
-            </w:pPr>
-            <w:r>
-              <w:rPr>
-                <w:rFonts w:eastAsia="標楷體" w:hint="eastAsia"/>
-                <w:szCs w:val="24"/>
-              </w:rPr>
-              <w:t>固定</w:t>
-            </w:r>
-          </w:p>
-        </w:tc>
-        <w:tc>
-          <w:tcPr>
-            <w:tcW w:w="1072" w:type="dxa"/>
-            <w:shd w:val="clear" w:color="auto" w:fill="auto"/>
-          </w:tcPr>
-          <w:p>
-            <w:pPr>
-              <w:adjustRightInd w:val="0"/>
-              <w:snapToGrid w:val="0"/>
-              <w:ind w:rightChars="46" w:right="110"/>
-              <w:jc w:val="center"/>
-              <w:rPr>
-                <w:rFonts w:eastAsia="標楷體"/>
-                <w:szCs w:val="24"/>
-              </w:rPr>
-            </w:pPr>
-            <w:r>
-              <w:rPr>
-                <w:rFonts w:eastAsia="標楷體"/>
-                <w:szCs w:val="24"/>
-              </w:rPr>
-              <w:t>0</w:t>
-            </w:r>
-          </w:p>
-        </w:tc>
-        <w:tc>
-          <w:tcPr>
-            <w:tcW w:w="1072" w:type="dxa"/>
-            <w:shd w:val="clear" w:color="auto" w:fill="auto"/>
-          </w:tcPr>
-          <w:p>
-            <w:pPr>
-              <w:adjustRightInd w:val="0"/>
-              <w:snapToGrid w:val="0"/>
-              <w:ind w:rightChars="46" w:right="110"/>
-              <w:jc w:val="center"/>
-              <w:rPr>
-                <w:rFonts w:eastAsia="標楷體"/>
-                <w:szCs w:val="24"/>
-              </w:rPr>
-            </w:pPr>
-            <w:r>
-              <w:rPr>
-                <w:rFonts w:eastAsia="標楷體"/>
-                <w:szCs w:val="24"/>
-              </w:rPr>
-              <w:t>CO2</w:t>
-            </w:r>
-          </w:p>
-        </w:tc>
-        <w:tc>
-          <w:tcPr>
-            <w:tcW w:w="1072" w:type="dxa"/>
-            <w:shd w:val="clear" w:color="auto" w:fill="auto"/>
-          </w:tcPr>
-          <w:p>
-            <w:pPr>
-              <w:adjustRightInd w:val="0"/>
-              <w:snapToGrid w:val="0"/>
-              <w:ind w:rightChars="46" w:right="110"/>
-              <w:jc w:val="center"/>
-              <w:rPr>
-                <w:rFonts w:eastAsia="標楷體"/>
-                <w:szCs w:val="24"/>
-              </w:rPr>
-            </w:pPr>
-            <w:r>
-              <w:rPr>
-                <w:rFonts w:eastAsia="標楷體" w:hint="eastAsia"/>
-                <w:szCs w:val="24"/>
-              </w:rPr>
-              <w:t>123</w:t>
-            </w:r>
-            <w:r>
-              <w:rPr>
-                <w:rFonts w:eastAsia="標楷體" w:hint="eastAsia"/>
-                <w:szCs w:val="24"/>
-              </w:rPr>
-              <w:t>公噸</w:t>
-            </w:r>
-            <w:r>
-              <w:rPr>
-                <w:rFonts w:eastAsia="標楷體" w:hint="eastAsia"/>
-                <w:szCs w:val="24"/>
-              </w:rPr>
-              <w:t>/</w:t>
-            </w:r>
-          </w:p>
-        </w:tc>
-        <w:tc>
-          <w:tcPr>
-            <w:tcW w:w="1073" w:type="dxa"/>
-            <w:shd w:val="clear" w:color="auto" w:fill="auto"/>
-          </w:tcPr>
-          <w:p>
-            <w:pPr>
-              <w:adjustRightInd w:val="0"/>
-              <w:snapToGrid w:val="0"/>
-              <w:ind w:rightChars="46" w:right="110"/>
-              <w:jc w:val="center"/>
-              <w:rPr>
-                <w:rFonts w:eastAsia="標楷體"/>
-                <w:szCs w:val="24"/>
-              </w:rPr>
-            </w:pPr>
-            <w:r>
-              <w:rPr>
-                <w:rFonts w:eastAsia="標楷體" w:hint="eastAsia"/>
-                <w:szCs w:val="24"/>
-              </w:rPr>
-              <w:t>係數來源</w:t>
-            </w:r>
-          </w:p>
-        </w:tc>
-        <w:tc>
-          <w:tcPr>
-            <w:tcW w:w="1073" w:type="dxa"/>
-            <w:shd w:val="clear" w:color="auto" w:fill="auto"/>
-          </w:tcPr>
-          <w:p>
-            <w:pPr>
-              <w:adjustRightInd w:val="0"/>
-              <w:snapToGrid w:val="0"/>
-              <w:ind w:rightChars="46" w:right="110"/>
-              <w:jc w:val="center"/>
-              <w:rPr>
-                <w:rFonts w:eastAsia="標楷體" w:hint="eastAsia"/>
-                <w:szCs w:val="24"/>
-              </w:rPr>
-            </w:pPr>
-            <w:r>
-              <w:rPr>
-                <w:rFonts w:eastAsia="標楷體" w:hint="eastAsia"/>
-                <w:szCs w:val="24"/>
-              </w:rPr>
-              <w:t>排放量</w:t>
-            </w:r>
-          </w:p>
-          <w:p>
-            <w:pPr>
-              <w:adjustRightInd w:val="0"/>
-              <w:snapToGrid w:val="0"/>
-              <w:ind w:rightChars="46" w:right="110"/>
-              <w:jc w:val="center"/>
-              <w:rPr>
-                <w:rFonts w:eastAsia="標楷體"/>
-                <w:szCs w:val="24"/>
-              </w:rPr>
-            </w:pPr>
-            <w:r>
-              <w:rPr>
-                <w:rFonts w:eastAsia="標楷體" w:hint="eastAsia"/>
-                <w:szCs w:val="24"/>
-              </w:rPr>
-              <w:t>(</w:t>
-            </w:r>
-            <w:r>
-              <w:rPr>
-                <w:rFonts w:eastAsia="標楷體" w:hint="eastAsia"/>
-                <w:szCs w:val="24"/>
-              </w:rPr>
-              <w:t>公噸</w:t>
-            </w:r>
-            <w:r>
-              <w:rPr>
-                <w:rFonts w:eastAsia="標楷體" w:hint="eastAsia"/>
-                <w:szCs w:val="24"/>
-              </w:rPr>
-              <w:t>/</w:t>
-            </w:r>
-            <w:r>
-              <w:rPr>
-                <w:rFonts w:eastAsia="標楷體" w:hint="eastAsia"/>
-                <w:szCs w:val="24"/>
-              </w:rPr>
-              <w:t>年</w:t>
-            </w:r>
-            <w:r>
-              <w:rPr>
-                <w:rFonts w:eastAsia="標楷體" w:hint="eastAsia"/>
-                <w:szCs w:val="24"/>
-              </w:rPr>
-              <w:t>)</w:t>
-            </w:r>
-          </w:p>
-        </w:tc>
-        <w:tc>
-          <w:tcPr>
-            <w:tcW w:w="1073" w:type="dxa"/>
-            <w:shd w:val="clear" w:color="auto" w:fill="auto"/>
-          </w:tcPr>
-          <w:p>
-            <w:pPr>
-              <w:adjustRightInd w:val="0"/>
-              <w:snapToGrid w:val="0"/>
-              <w:ind w:rightChars="46" w:right="110"/>
-              <w:jc w:val="center"/>
-              <w:rPr>
-                <w:rFonts w:eastAsia="標楷體"/>
-                <w:szCs w:val="24"/>
-              </w:rPr>
-            </w:pPr>
-            <w:r>
-              <w:rPr>
-                <w:rFonts w:eastAsia="標楷體"/>
-                <w:szCs w:val="24"/>
-              </w:rPr>
-              <w:t>1</w:t>
-            </w:r>
-          </w:p>
-        </w:tc>
-        <w:tc>
-          <w:tcPr>
-            <w:tcW w:w="1073" w:type="dxa"/>
-            <w:shd w:val="clear" w:color="auto" w:fill="auto"/>
-          </w:tcPr>
-          <w:p>
-            <w:pPr>
-              <w:adjustRightInd w:val="0"/>
-              <w:snapToGrid w:val="0"/>
-              <w:ind w:rightChars="46" w:right="110"/>
-              <w:jc w:val="center"/>
-              <w:rPr>
-                <w:rFonts w:eastAsia="標楷體"/>
-                <w:szCs w:val="24"/>
-              </w:rPr>
-            </w:pPr>
-            <w:r>
-              <w:rPr>
-                <w:rFonts w:eastAsia="標楷體"/>
-                <w:szCs w:val="24"/>
-              </w:rPr>
-              <w:t>0.0000</w:t>
+              <w:t>0.3205</w:t>
             </w:r>
           </w:p>
         </w:tc>
@@ -12007,10 +10090,17 @@
             </w:pPr>
             <w:r>
               <w:rPr>
-                <w:rFonts w:eastAsia="標楷體"/>
-                <w:szCs w:val="24"/>
-              </w:rPr>
-              <w:t>0</w:t>
+                <w:rFonts w:eastAsia="標楷體" w:hint="eastAsia"/>
+                <w:szCs w:val="24"/>
+              </w:rPr>
+              <w:t>123</w:t>
+            </w:r>
+            <w:r>
+              <w:rPr>
+                <w:rFonts w:eastAsia="標楷體" w:hint="eastAsia"/>
+                <w:szCs w:val="24"/>
+              </w:rPr>
+              <w:t>公升</w:t>
             </w:r>
           </w:p>
         </w:tc>
@@ -12076,6 +10166,13 @@
               </w:rPr>
               <w:t>/</w:t>
             </w:r>
+            <w:r>
+              <w:rPr>
+                <w:rFonts w:eastAsia="標楷體" w:hint="eastAsia"/>
+                <w:szCs w:val="24"/>
+              </w:rPr>
+              <w:t>公升</w:t>
+            </w:r>
           </w:p>
         </w:tc>
         <w:tc>
@@ -12221,7 +10318,7 @@
                 <w:rFonts w:eastAsia="標楷體"/>
                 <w:szCs w:val="24"/>
               </w:rPr>
-              <w:t>0.0000</w:t>
+              <w:t>0.0004</w:t>
             </w:r>
           </w:p>
         </w:tc>
@@ -12796,10 +10893,17 @@
             </w:pPr>
             <w:r>
               <w:rPr>
-                <w:rFonts w:eastAsia="標楷體"/>
-                <w:szCs w:val="24"/>
-              </w:rPr>
-              <w:t>0</w:t>
+                <w:rFonts w:eastAsia="標楷體" w:hint="eastAsia"/>
+                <w:szCs w:val="24"/>
+              </w:rPr>
+              <w:t>123</w:t>
+            </w:r>
+            <w:r>
+              <w:rPr>
+                <w:rFonts w:eastAsia="標楷體" w:hint="eastAsia"/>
+                <w:szCs w:val="24"/>
+              </w:rPr>
+              <w:t>公升</w:t>
             </w:r>
           </w:p>
         </w:tc>
@@ -12865,6 +10969,13 @@
               </w:rPr>
               <w:t>/</w:t>
             </w:r>
+            <w:r>
+              <w:rPr>
+                <w:rFonts w:eastAsia="標楷體" w:hint="eastAsia"/>
+                <w:szCs w:val="24"/>
+              </w:rPr>
+              <w:t>公升</w:t>
+            </w:r>
           </w:p>
         </w:tc>
         <w:tc>
@@ -13010,7 +11121,7 @@
                 <w:rFonts w:eastAsia="標楷體"/>
                 <w:szCs w:val="24"/>
               </w:rPr>
-              <w:t>0.0000</w:t>
+              <w:t>0.0007</w:t>
             </w:r>
           </w:p>
         </w:tc>
@@ -13126,7 +11237,6 @@
           <w:rFonts w:eastAsia="標楷體" w:hint="eastAsia"/>
           <w:szCs w:val="24"/>
         </w:rPr>
-        <w:lastRenderedPageBreak/>
         <w:t>溫室氣體排放量</w:t>
       </w:r>
       <w:r>
@@ -17652,314 +15762,6 @@
           </w:p>
         </w:tc>
       </w:tr>
-      <w:tr>
-        <w:tblPrEx>
-          <w:tblCellMar>
-            <w:top w:w="0" w:type="dxa"/>
-            <w:bottom w:w="0" w:type="dxa"/>
-          </w:tblCellMar>
-        </w:tblPrEx>
-        <w:tc>
-          <w:tcPr>
-            <w:tcW w:w="1072" w:type="dxa"/>
-            <w:shd w:val="clear" w:color="auto" w:fill="auto"/>
-          </w:tcPr>
-          <w:p>
-            <w:pPr>
-              <w:adjustRightInd w:val="0"/>
-              <w:snapToGrid w:val="0"/>
-              <w:ind w:rightChars="-30" w:right="-72"/>
-              <w:jc w:val="center"/>
-              <w:rPr>
-                <w:rFonts w:eastAsia="標楷體"/>
-                <w:szCs w:val="24"/>
-              </w:rPr>
-            </w:pPr>
-            <w:r>
-              <w:rPr>
-                <w:rFonts w:eastAsia="標楷體" w:hint="eastAsia"/>
-                <w:szCs w:val="24"/>
-              </w:rPr>
-              <w:t>類別一</w:t>
-            </w:r>
-          </w:p>
-        </w:tc>
-        <w:tc>
-          <w:tcPr>
-            <w:tcW w:w="1072" w:type="dxa"/>
-            <w:shd w:val="clear" w:color="auto" w:fill="auto"/>
-          </w:tcPr>
-          <w:p>
-            <w:pPr>
-              <w:adjustRightInd w:val="0"/>
-              <w:snapToGrid w:val="0"/>
-              <w:ind w:rightChars="-30" w:right="-72"/>
-              <w:jc w:val="center"/>
-              <w:rPr>
-                <w:rFonts w:eastAsia="標楷體"/>
-                <w:szCs w:val="24"/>
-              </w:rPr>
-            </w:pPr>
-            <w:r>
-              <w:rPr>
-                <w:rFonts w:eastAsia="標楷體" w:hint="eastAsia"/>
-                <w:szCs w:val="24"/>
-              </w:rPr>
-              <w:t>逸散</w:t>
-            </w:r>
-          </w:p>
-        </w:tc>
-        <w:tc>
-          <w:tcPr>
-            <w:tcW w:w="1072" w:type="dxa"/>
-            <w:shd w:val="clear" w:color="auto" w:fill="auto"/>
-          </w:tcPr>
-          <w:p>
-            <w:pPr>
-              <w:adjustRightInd w:val="0"/>
-              <w:snapToGrid w:val="0"/>
-              <w:ind w:rightChars="-30" w:right="-72"/>
-              <w:jc w:val="center"/>
-              <w:rPr>
-                <w:rFonts w:eastAsia="標楷體"/>
-                <w:szCs w:val="24"/>
-              </w:rPr>
-            </w:pPr>
-            <w:r>
-              <w:rPr>
-                <w:rFonts w:eastAsia="標楷體" w:hint="eastAsia"/>
-                <w:szCs w:val="24"/>
-              </w:rPr>
-              <w:t>1</w:t>
-            </w:r>
-            <w:r>
-              <w:rPr>
-                <w:rFonts w:eastAsia="標楷體" w:hint="eastAsia"/>
-                <w:szCs w:val="24"/>
-              </w:rPr>
-              <w:t>公升</w:t>
-            </w:r>
-          </w:p>
-        </w:tc>
-        <w:tc>
-          <w:tcPr>
-            <w:tcW w:w="1072" w:type="dxa"/>
-            <w:shd w:val="clear" w:color="auto" w:fill="auto"/>
-          </w:tcPr>
-          <w:p>
-            <w:pPr>
-              <w:adjustRightInd w:val="0"/>
-              <w:snapToGrid w:val="0"/>
-              <w:ind w:rightChars="-30" w:right="-72"/>
-              <w:jc w:val="center"/>
-              <w:rPr>
-                <w:rFonts w:eastAsia="標楷體"/>
-                <w:szCs w:val="24"/>
-              </w:rPr>
-            </w:pPr>
-            <w:r>
-              <w:rPr>
-                <w:rFonts w:eastAsia="標楷體"/>
-                <w:szCs w:val="24"/>
-              </w:rPr>
-              <w:t>CH4</w:t>
-            </w:r>
-          </w:p>
-        </w:tc>
-        <w:tc>
-          <w:tcPr>
-            <w:tcW w:w="1072" w:type="dxa"/>
-            <w:shd w:val="clear" w:color="auto" w:fill="auto"/>
-          </w:tcPr>
-          <w:p>
-            <w:pPr>
-              <w:adjustRightInd w:val="0"/>
-              <w:snapToGrid w:val="0"/>
-              <w:ind w:rightChars="-30" w:right="-72"/>
-              <w:jc w:val="center"/>
-              <w:rPr>
-                <w:rFonts w:eastAsia="標楷體"/>
-                <w:szCs w:val="24"/>
-              </w:rPr>
-            </w:pPr>
-            <w:r>
-              <w:rPr>
-                <w:rFonts w:eastAsia="標楷體" w:hint="eastAsia"/>
-                <w:szCs w:val="24"/>
-              </w:rPr>
-              <w:t>123</w:t>
-            </w:r>
-            <w:r>
-              <w:rPr>
-                <w:rFonts w:eastAsia="標楷體" w:hint="eastAsia"/>
-                <w:szCs w:val="24"/>
-              </w:rPr>
-              <w:t>公噸</w:t>
-            </w:r>
-            <w:r>
-              <w:rPr>
-                <w:rFonts w:eastAsia="標楷體" w:hint="eastAsia"/>
-                <w:szCs w:val="24"/>
-              </w:rPr>
-              <w:t>/</w:t>
-            </w:r>
-            <w:r>
-              <w:rPr>
-                <w:rFonts w:eastAsia="標楷體" w:hint="eastAsia"/>
-                <w:szCs w:val="24"/>
-              </w:rPr>
-              <w:t>公升</w:t>
-            </w:r>
-          </w:p>
-        </w:tc>
-        <w:tc>
-          <w:tcPr>
-            <w:tcW w:w="1073" w:type="dxa"/>
-            <w:shd w:val="clear" w:color="auto" w:fill="auto"/>
-          </w:tcPr>
-          <w:p>
-            <w:pPr>
-              <w:adjustRightInd w:val="0"/>
-              <w:snapToGrid w:val="0"/>
-              <w:ind w:rightChars="-30" w:right="-72"/>
-              <w:jc w:val="center"/>
-              <w:rPr>
-                <w:rFonts w:eastAsia="標楷體"/>
-                <w:szCs w:val="24"/>
-              </w:rPr>
-            </w:pPr>
-            <w:r>
-              <w:rPr>
-                <w:rFonts w:eastAsia="標楷體" w:hint="eastAsia"/>
-                <w:szCs w:val="24"/>
-              </w:rPr>
-              <w:t>係數來源</w:t>
-            </w:r>
-          </w:p>
-        </w:tc>
-        <w:tc>
-          <w:tcPr>
-            <w:tcW w:w="1073" w:type="dxa"/>
-            <w:shd w:val="clear" w:color="auto" w:fill="auto"/>
-          </w:tcPr>
-          <w:p>
-            <w:pPr>
-              <w:adjustRightInd w:val="0"/>
-              <w:snapToGrid w:val="0"/>
-              <w:ind w:rightChars="-30" w:right="-72"/>
-              <w:jc w:val="center"/>
-              <w:rPr>
-                <w:rFonts w:eastAsia="標楷體" w:hint="eastAsia"/>
-                <w:szCs w:val="24"/>
-              </w:rPr>
-            </w:pPr>
-            <w:r>
-              <w:rPr>
-                <w:rFonts w:eastAsia="標楷體" w:hint="eastAsia"/>
-                <w:szCs w:val="24"/>
-              </w:rPr>
-              <w:t>排放量</w:t>
-            </w:r>
-          </w:p>
-          <w:p>
-            <w:pPr>
-              <w:adjustRightInd w:val="0"/>
-              <w:snapToGrid w:val="0"/>
-              <w:ind w:rightChars="-30" w:right="-72"/>
-              <w:jc w:val="center"/>
-              <w:rPr>
-                <w:rFonts w:eastAsia="標楷體"/>
-                <w:szCs w:val="24"/>
-              </w:rPr>
-            </w:pPr>
-            <w:r>
-              <w:rPr>
-                <w:rFonts w:eastAsia="標楷體" w:hint="eastAsia"/>
-                <w:szCs w:val="24"/>
-              </w:rPr>
-              <w:t>(</w:t>
-            </w:r>
-            <w:r>
-              <w:rPr>
-                <w:rFonts w:eastAsia="標楷體" w:hint="eastAsia"/>
-                <w:szCs w:val="24"/>
-              </w:rPr>
-              <w:t>公噸</w:t>
-            </w:r>
-            <w:r>
-              <w:rPr>
-                <w:rFonts w:eastAsia="標楷體" w:hint="eastAsia"/>
-                <w:szCs w:val="24"/>
-              </w:rPr>
-              <w:t>/</w:t>
-            </w:r>
-            <w:r>
-              <w:rPr>
-                <w:rFonts w:eastAsia="標楷體" w:hint="eastAsia"/>
-                <w:szCs w:val="24"/>
-              </w:rPr>
-              <w:t>年</w:t>
-            </w:r>
-            <w:r>
-              <w:rPr>
-                <w:rFonts w:eastAsia="標楷體" w:hint="eastAsia"/>
-                <w:szCs w:val="24"/>
-              </w:rPr>
-              <w:t>)</w:t>
-            </w:r>
-          </w:p>
-        </w:tc>
-        <w:tc>
-          <w:tcPr>
-            <w:tcW w:w="1073" w:type="dxa"/>
-            <w:shd w:val="clear" w:color="auto" w:fill="auto"/>
-          </w:tcPr>
-          <w:p>
-            <w:pPr>
-              <w:adjustRightInd w:val="0"/>
-              <w:snapToGrid w:val="0"/>
-              <w:ind w:rightChars="-30" w:right="-72"/>
-              <w:jc w:val="center"/>
-              <w:rPr>
-                <w:rFonts w:eastAsia="標楷體"/>
-                <w:szCs w:val="24"/>
-              </w:rPr>
-            </w:pPr>
-            <w:r>
-              <w:rPr>
-                <w:rFonts w:eastAsia="標楷體"/>
-                <w:szCs w:val="24"/>
-              </w:rPr>
-              <w:t>27.9</w:t>
-            </w:r>
-          </w:p>
-        </w:tc>
-        <w:tc>
-          <w:tcPr>
-            <w:tcW w:w="1073" w:type="dxa"/>
-            <w:shd w:val="clear" w:color="auto" w:fill="auto"/>
-          </w:tcPr>
-          <w:p>
-            <w:pPr>
-              <w:adjustRightInd w:val="0"/>
-              <w:snapToGrid w:val="0"/>
-              <w:ind w:rightChars="-30" w:right="-72"/>
-              <w:jc w:val="center"/>
-              <w:rPr>
-                <w:rFonts w:eastAsia="標楷體"/>
-                <w:szCs w:val="24"/>
-              </w:rPr>
-            </w:pPr>
-            <w:r>
-              <w:rPr>
-                <w:rFonts w:eastAsia="標楷體"/>
-                <w:szCs w:val="24"/>
-              </w:rPr>
-              <w:t>3.4317</w:t>
-            </w:r>
-          </w:p>
-        </w:tc>
-      </w:tr>
     </w:tbl>
     <w:p>
       <w:pPr>
@@ -18772,608 +16574,6 @@
           </w:p>
         </w:tc>
       </w:tr>
-      <w:tr>
-        <w:tblPrEx>
-          <w:tblCellMar>
-            <w:top w:w="0" w:type="dxa"/>
-            <w:bottom w:w="0" w:type="dxa"/>
-          </w:tblCellMar>
-        </w:tblPrEx>
-        <w:tc>
-          <w:tcPr>
-            <w:tcW w:w="1072" w:type="dxa"/>
-            <w:shd w:val="clear" w:color="auto" w:fill="auto"/>
-          </w:tcPr>
-          <w:p>
-            <w:pPr>
-              <w:adjustRightInd w:val="0"/>
-              <w:snapToGrid w:val="0"/>
-              <w:ind w:rightChars="-30" w:right="-72"/>
-              <w:jc w:val="center"/>
-              <w:rPr>
-                <w:rFonts w:eastAsia="標楷體"/>
-                <w:szCs w:val="24"/>
-              </w:rPr>
-            </w:pPr>
-            <w:r>
-              <w:rPr>
-                <w:rFonts w:eastAsia="標楷體" w:hint="eastAsia"/>
-                <w:szCs w:val="24"/>
-              </w:rPr>
-              <w:t>類別一</w:t>
-            </w:r>
-          </w:p>
-        </w:tc>
-        <w:tc>
-          <w:tcPr>
-            <w:tcW w:w="1072" w:type="dxa"/>
-            <w:shd w:val="clear" w:color="auto" w:fill="auto"/>
-          </w:tcPr>
-          <w:p>
-            <w:pPr>
-              <w:adjustRightInd w:val="0"/>
-              <w:snapToGrid w:val="0"/>
-              <w:ind w:rightChars="-30" w:right="-72"/>
-              <w:jc w:val="center"/>
-              <w:rPr>
-                <w:rFonts w:eastAsia="標楷體"/>
-                <w:szCs w:val="24"/>
-              </w:rPr>
-            </w:pPr>
-            <w:r>
-              <w:rPr>
-                <w:rFonts w:eastAsia="標楷體" w:hint="eastAsia"/>
-                <w:szCs w:val="24"/>
-              </w:rPr>
-              <w:t>逸散</w:t>
-            </w:r>
-          </w:p>
-        </w:tc>
-        <w:tc>
-          <w:tcPr>
-            <w:tcW w:w="1072" w:type="dxa"/>
-            <w:shd w:val="clear" w:color="auto" w:fill="auto"/>
-          </w:tcPr>
-          <w:p>
-            <w:pPr>
-              <w:adjustRightInd w:val="0"/>
-              <w:snapToGrid w:val="0"/>
-              <w:ind w:rightChars="-30" w:right="-72"/>
-              <w:jc w:val="center"/>
-              <w:rPr>
-                <w:rFonts w:eastAsia="標楷體"/>
-                <w:szCs w:val="24"/>
-              </w:rPr>
-            </w:pPr>
-            <w:r>
-              <w:rPr>
-                <w:rFonts w:eastAsia="標楷體"/>
-                <w:szCs w:val="24"/>
-              </w:rPr>
-              <w:t>0</w:t>
-            </w:r>
-          </w:p>
-        </w:tc>
-        <w:tc>
-          <w:tcPr>
-            <w:tcW w:w="1072" w:type="dxa"/>
-            <w:shd w:val="clear" w:color="auto" w:fill="auto"/>
-          </w:tcPr>
-          <w:p>
-            <w:pPr>
-              <w:adjustRightInd w:val="0"/>
-              <w:snapToGrid w:val="0"/>
-              <w:ind w:rightChars="-30" w:right="-72"/>
-              <w:jc w:val="center"/>
-              <w:rPr>
-                <w:rFonts w:eastAsia="標楷體"/>
-                <w:szCs w:val="24"/>
-              </w:rPr>
-            </w:pPr>
-            <w:r>
-              <w:rPr>
-                <w:rFonts w:eastAsia="標楷體"/>
-                <w:szCs w:val="24"/>
-              </w:rPr>
-              <w:t>CO2</w:t>
-            </w:r>
-          </w:p>
-        </w:tc>
-        <w:tc>
-          <w:tcPr>
-            <w:tcW w:w="1072" w:type="dxa"/>
-            <w:shd w:val="clear" w:color="auto" w:fill="auto"/>
-          </w:tcPr>
-          <w:p>
-            <w:pPr>
-              <w:adjustRightInd w:val="0"/>
-              <w:snapToGrid w:val="0"/>
-              <w:ind w:rightChars="-30" w:right="-72"/>
-              <w:jc w:val="center"/>
-              <w:rPr>
-                <w:rFonts w:eastAsia="標楷體"/>
-                <w:szCs w:val="24"/>
-              </w:rPr>
-            </w:pPr>
-            <w:r>
-              <w:rPr>
-                <w:rFonts w:eastAsia="標楷體" w:hint="eastAsia"/>
-                <w:szCs w:val="24"/>
-              </w:rPr>
-              <w:t>123</w:t>
-            </w:r>
-            <w:r>
-              <w:rPr>
-                <w:rFonts w:eastAsia="標楷體" w:hint="eastAsia"/>
-                <w:szCs w:val="24"/>
-              </w:rPr>
-              <w:t>公噸</w:t>
-            </w:r>
-            <w:r>
-              <w:rPr>
-                <w:rFonts w:eastAsia="標楷體" w:hint="eastAsia"/>
-                <w:szCs w:val="24"/>
-              </w:rPr>
-              <w:t>/</w:t>
-            </w:r>
-          </w:p>
-        </w:tc>
-        <w:tc>
-          <w:tcPr>
-            <w:tcW w:w="1073" w:type="dxa"/>
-            <w:shd w:val="clear" w:color="auto" w:fill="auto"/>
-          </w:tcPr>
-          <w:p>
-            <w:pPr>
-              <w:adjustRightInd w:val="0"/>
-              <w:snapToGrid w:val="0"/>
-              <w:ind w:rightChars="-30" w:right="-72"/>
-              <w:jc w:val="center"/>
-              <w:rPr>
-                <w:rFonts w:eastAsia="標楷體"/>
-                <w:szCs w:val="24"/>
-              </w:rPr>
-            </w:pPr>
-            <w:r>
-              <w:rPr>
-                <w:rFonts w:eastAsia="標楷體" w:hint="eastAsia"/>
-                <w:szCs w:val="24"/>
-              </w:rPr>
-              <w:t>係數來源</w:t>
-            </w:r>
-          </w:p>
-        </w:tc>
-        <w:tc>
-          <w:tcPr>
-            <w:tcW w:w="1073" w:type="dxa"/>
-            <w:shd w:val="clear" w:color="auto" w:fill="auto"/>
-          </w:tcPr>
-          <w:p>
-            <w:pPr>
-              <w:adjustRightInd w:val="0"/>
-              <w:snapToGrid w:val="0"/>
-              <w:ind w:rightChars="-30" w:right="-72"/>
-              <w:jc w:val="center"/>
-              <w:rPr>
-                <w:rFonts w:eastAsia="標楷體" w:hint="eastAsia"/>
-                <w:szCs w:val="24"/>
-              </w:rPr>
-            </w:pPr>
-            <w:r>
-              <w:rPr>
-                <w:rFonts w:eastAsia="標楷體" w:hint="eastAsia"/>
-                <w:szCs w:val="24"/>
-              </w:rPr>
-              <w:t>排放量</w:t>
-            </w:r>
-          </w:p>
-          <w:p>
-            <w:pPr>
-              <w:adjustRightInd w:val="0"/>
-              <w:snapToGrid w:val="0"/>
-              <w:ind w:rightChars="-30" w:right="-72"/>
-              <w:jc w:val="center"/>
-              <w:rPr>
-                <w:rFonts w:eastAsia="標楷體"/>
-                <w:szCs w:val="24"/>
-              </w:rPr>
-            </w:pPr>
-            <w:r>
-              <w:rPr>
-                <w:rFonts w:eastAsia="標楷體" w:hint="eastAsia"/>
-                <w:szCs w:val="24"/>
-              </w:rPr>
-              <w:t>(</w:t>
-            </w:r>
-            <w:r>
-              <w:rPr>
-                <w:rFonts w:eastAsia="標楷體" w:hint="eastAsia"/>
-                <w:szCs w:val="24"/>
-              </w:rPr>
-              <w:t>公噸</w:t>
-            </w:r>
-            <w:r>
-              <w:rPr>
-                <w:rFonts w:eastAsia="標楷體" w:hint="eastAsia"/>
-                <w:szCs w:val="24"/>
-              </w:rPr>
-              <w:t>/</w:t>
-            </w:r>
-            <w:r>
-              <w:rPr>
-                <w:rFonts w:eastAsia="標楷體" w:hint="eastAsia"/>
-                <w:szCs w:val="24"/>
-              </w:rPr>
-              <w:t>年</w:t>
-            </w:r>
-            <w:r>
-              <w:rPr>
-                <w:rFonts w:eastAsia="標楷體" w:hint="eastAsia"/>
-                <w:szCs w:val="24"/>
-              </w:rPr>
-              <w:t>)</w:t>
-            </w:r>
-          </w:p>
-        </w:tc>
-        <w:tc>
-          <w:tcPr>
-            <w:tcW w:w="1073" w:type="dxa"/>
-            <w:shd w:val="clear" w:color="auto" w:fill="auto"/>
-          </w:tcPr>
-          <w:p>
-            <w:pPr>
-              <w:adjustRightInd w:val="0"/>
-              <w:snapToGrid w:val="0"/>
-              <w:ind w:rightChars="-30" w:right="-72"/>
-              <w:jc w:val="center"/>
-              <w:rPr>
-                <w:rFonts w:eastAsia="標楷體"/>
-                <w:szCs w:val="24"/>
-              </w:rPr>
-            </w:pPr>
-            <w:r>
-              <w:rPr>
-                <w:rFonts w:eastAsia="標楷體"/>
-                <w:szCs w:val="24"/>
-              </w:rPr>
-              <w:t>1</w:t>
-            </w:r>
-          </w:p>
-        </w:tc>
-        <w:tc>
-          <w:tcPr>
-            <w:tcW w:w="1073" w:type="dxa"/>
-            <w:shd w:val="clear" w:color="auto" w:fill="auto"/>
-          </w:tcPr>
-          <w:p>
-            <w:pPr>
-              <w:adjustRightInd w:val="0"/>
-              <w:snapToGrid w:val="0"/>
-              <w:ind w:rightChars="-30" w:right="-72"/>
-              <w:jc w:val="center"/>
-              <w:rPr>
-                <w:rFonts w:eastAsia="標楷體"/>
-                <w:szCs w:val="24"/>
-              </w:rPr>
-            </w:pPr>
-            <w:r>
-              <w:rPr>
-                <w:rFonts w:eastAsia="標楷體"/>
-                <w:szCs w:val="24"/>
-              </w:rPr>
-              <w:t>0.0000</w:t>
-            </w:r>
-          </w:p>
-        </w:tc>
-      </w:tr>
-      <w:tr>
-        <w:tblPrEx>
-          <w:tblCellMar>
-            <w:top w:w="0" w:type="dxa"/>
-            <w:bottom w:w="0" w:type="dxa"/>
-          </w:tblCellMar>
-        </w:tblPrEx>
-        <w:tc>
-          <w:tcPr>
-            <w:tcW w:w="1072" w:type="dxa"/>
-            <w:shd w:val="clear" w:color="auto" w:fill="auto"/>
-          </w:tcPr>
-          <w:p>
-            <w:pPr>
-              <w:adjustRightInd w:val="0"/>
-              <w:snapToGrid w:val="0"/>
-              <w:ind w:rightChars="-30" w:right="-72"/>
-              <w:jc w:val="center"/>
-              <w:rPr>
-                <w:rFonts w:eastAsia="標楷體"/>
-                <w:szCs w:val="24"/>
-              </w:rPr>
-            </w:pPr>
-            <w:r>
-              <w:rPr>
-                <w:rFonts w:eastAsia="標楷體" w:hint="eastAsia"/>
-                <w:szCs w:val="24"/>
-              </w:rPr>
-              <w:t>類別一</w:t>
-            </w:r>
-          </w:p>
-        </w:tc>
-        <w:tc>
-          <w:tcPr>
-            <w:tcW w:w="1072" w:type="dxa"/>
-            <w:shd w:val="clear" w:color="auto" w:fill="auto"/>
-          </w:tcPr>
-          <w:p>
-            <w:pPr>
-              <w:adjustRightInd w:val="0"/>
-              <w:snapToGrid w:val="0"/>
-              <w:ind w:rightChars="-30" w:right="-72"/>
-              <w:jc w:val="center"/>
-              <w:rPr>
-                <w:rFonts w:eastAsia="標楷體"/>
-                <w:szCs w:val="24"/>
-              </w:rPr>
-            </w:pPr>
-            <w:r>
-              <w:rPr>
-                <w:rFonts w:eastAsia="標楷體" w:hint="eastAsia"/>
-                <w:szCs w:val="24"/>
-              </w:rPr>
-              <w:t>逸散</w:t>
-            </w:r>
-          </w:p>
-        </w:tc>
-        <w:tc>
-          <w:tcPr>
-            <w:tcW w:w="1072" w:type="dxa"/>
-            <w:shd w:val="clear" w:color="auto" w:fill="auto"/>
-          </w:tcPr>
-          <w:p>
-            <w:pPr>
-              <w:adjustRightInd w:val="0"/>
-              <w:snapToGrid w:val="0"/>
-              <w:ind w:rightChars="-30" w:right="-72"/>
-              <w:jc w:val="center"/>
-              <w:rPr>
-                <w:rFonts w:eastAsia="標楷體"/>
-                <w:szCs w:val="24"/>
-              </w:rPr>
-            </w:pPr>
-            <w:r>
-              <w:rPr>
-                <w:rFonts w:eastAsia="標楷體" w:hint="eastAsia"/>
-                <w:szCs w:val="24"/>
-              </w:rPr>
-              <w:t>1</w:t>
-            </w:r>
-            <w:r>
-              <w:rPr>
-                <w:rFonts w:eastAsia="標楷體" w:hint="eastAsia"/>
-                <w:szCs w:val="24"/>
-              </w:rPr>
-              <w:t>公升</w:t>
-            </w:r>
-          </w:p>
-        </w:tc>
-        <w:tc>
-          <w:tcPr>
-            <w:tcW w:w="1072" w:type="dxa"/>
-            <w:shd w:val="clear" w:color="auto" w:fill="auto"/>
-          </w:tcPr>
-          <w:p>
-            <w:pPr>
-              <w:adjustRightInd w:val="0"/>
-              <w:snapToGrid w:val="0"/>
-              <w:ind w:rightChars="-30" w:right="-72"/>
-              <w:jc w:val="center"/>
-              <w:rPr>
-                <w:rFonts w:eastAsia="標楷體"/>
-                <w:szCs w:val="24"/>
-              </w:rPr>
-            </w:pPr>
-            <w:r>
-              <w:rPr>
-                <w:rFonts w:eastAsia="標楷體"/>
-                <w:szCs w:val="24"/>
-              </w:rPr>
-              <w:t>CO2</w:t>
-            </w:r>
-          </w:p>
-        </w:tc>
-        <w:tc>
-          <w:tcPr>
-            <w:tcW w:w="1072" w:type="dxa"/>
-            <w:shd w:val="clear" w:color="auto" w:fill="auto"/>
-          </w:tcPr>
-          <w:p>
-            <w:pPr>
-              <w:adjustRightInd w:val="0"/>
-              <w:snapToGrid w:val="0"/>
-              <w:ind w:rightChars="-30" w:right="-72"/>
-              <w:jc w:val="center"/>
-              <w:rPr>
-                <w:rFonts w:eastAsia="標楷體"/>
-                <w:szCs w:val="24"/>
-              </w:rPr>
-            </w:pPr>
-            <w:r>
-              <w:rPr>
-                <w:rFonts w:eastAsia="標楷體" w:hint="eastAsia"/>
-                <w:szCs w:val="24"/>
-              </w:rPr>
-              <w:t>123</w:t>
-            </w:r>
-            <w:r>
-              <w:rPr>
-                <w:rFonts w:eastAsia="標楷體" w:hint="eastAsia"/>
-                <w:szCs w:val="24"/>
-              </w:rPr>
-              <w:t>公噸</w:t>
-            </w:r>
-            <w:r>
-              <w:rPr>
-                <w:rFonts w:eastAsia="標楷體" w:hint="eastAsia"/>
-                <w:szCs w:val="24"/>
-              </w:rPr>
-              <w:t>/</w:t>
-            </w:r>
-            <w:r>
-              <w:rPr>
-                <w:rFonts w:eastAsia="標楷體" w:hint="eastAsia"/>
-                <w:szCs w:val="24"/>
-              </w:rPr>
-              <w:t>公升</w:t>
-            </w:r>
-          </w:p>
-        </w:tc>
-        <w:tc>
-          <w:tcPr>
-            <w:tcW w:w="1073" w:type="dxa"/>
-            <w:shd w:val="clear" w:color="auto" w:fill="auto"/>
-          </w:tcPr>
-          <w:p>
-            <w:pPr>
-              <w:adjustRightInd w:val="0"/>
-              <w:snapToGrid w:val="0"/>
-              <w:ind w:rightChars="-30" w:right="-72"/>
-              <w:jc w:val="center"/>
-              <w:rPr>
-                <w:rFonts w:eastAsia="標楷體"/>
-                <w:szCs w:val="24"/>
-              </w:rPr>
-            </w:pPr>
-            <w:r>
-              <w:rPr>
-                <w:rFonts w:eastAsia="標楷體" w:hint="eastAsia"/>
-                <w:szCs w:val="24"/>
-              </w:rPr>
-              <w:t>係數來源</w:t>
-            </w:r>
-          </w:p>
-        </w:tc>
-        <w:tc>
-          <w:tcPr>
-            <w:tcW w:w="1073" w:type="dxa"/>
-            <w:shd w:val="clear" w:color="auto" w:fill="auto"/>
-          </w:tcPr>
-          <w:p>
-            <w:pPr>
-              <w:adjustRightInd w:val="0"/>
-              <w:snapToGrid w:val="0"/>
-              <w:ind w:rightChars="-30" w:right="-72"/>
-              <w:jc w:val="center"/>
-              <w:rPr>
-                <w:rFonts w:eastAsia="標楷體" w:hint="eastAsia"/>
-                <w:szCs w:val="24"/>
-              </w:rPr>
-            </w:pPr>
-            <w:r>
-              <w:rPr>
-                <w:rFonts w:eastAsia="標楷體" w:hint="eastAsia"/>
-                <w:szCs w:val="24"/>
-              </w:rPr>
-              <w:t>排放量</w:t>
-            </w:r>
-          </w:p>
-          <w:p>
-            <w:pPr>
-              <w:adjustRightInd w:val="0"/>
-              <w:snapToGrid w:val="0"/>
-              <w:ind w:rightChars="-30" w:right="-72"/>
-              <w:jc w:val="center"/>
-              <w:rPr>
-                <w:rFonts w:eastAsia="標楷體"/>
-                <w:szCs w:val="24"/>
-              </w:rPr>
-            </w:pPr>
-            <w:r>
-              <w:rPr>
-                <w:rFonts w:eastAsia="標楷體" w:hint="eastAsia"/>
-                <w:szCs w:val="24"/>
-              </w:rPr>
-              <w:t>(</w:t>
-            </w:r>
-            <w:r>
-              <w:rPr>
-                <w:rFonts w:eastAsia="標楷體" w:hint="eastAsia"/>
-                <w:szCs w:val="24"/>
-              </w:rPr>
-              <w:t>公噸</w:t>
-            </w:r>
-            <w:r>
-              <w:rPr>
-                <w:rFonts w:eastAsia="標楷體" w:hint="eastAsia"/>
-                <w:szCs w:val="24"/>
-              </w:rPr>
-              <w:t>/</w:t>
-            </w:r>
-            <w:r>
-              <w:rPr>
-                <w:rFonts w:eastAsia="標楷體" w:hint="eastAsia"/>
-                <w:szCs w:val="24"/>
-              </w:rPr>
-              <w:t>年</w:t>
-            </w:r>
-            <w:r>
-              <w:rPr>
-                <w:rFonts w:eastAsia="標楷體" w:hint="eastAsia"/>
-                <w:szCs w:val="24"/>
-              </w:rPr>
-              <w:t>)</w:t>
-            </w:r>
-          </w:p>
-        </w:tc>
-        <w:tc>
-          <w:tcPr>
-            <w:tcW w:w="1073" w:type="dxa"/>
-            <w:shd w:val="clear" w:color="auto" w:fill="auto"/>
-          </w:tcPr>
-          <w:p>
-            <w:pPr>
-              <w:adjustRightInd w:val="0"/>
-              <w:snapToGrid w:val="0"/>
-              <w:ind w:rightChars="-30" w:right="-72"/>
-              <w:jc w:val="center"/>
-              <w:rPr>
-                <w:rFonts w:eastAsia="標楷體"/>
-                <w:szCs w:val="24"/>
-              </w:rPr>
-            </w:pPr>
-            <w:r>
-              <w:rPr>
-                <w:rFonts w:eastAsia="標楷體"/>
-                <w:szCs w:val="24"/>
-              </w:rPr>
-              <w:t>1</w:t>
-            </w:r>
-          </w:p>
-        </w:tc>
-        <w:tc>
-          <w:tcPr>
-            <w:tcW w:w="1073" w:type="dxa"/>
-            <w:shd w:val="clear" w:color="auto" w:fill="auto"/>
-          </w:tcPr>
-          <w:p>
-            <w:pPr>
-              <w:adjustRightInd w:val="0"/>
-              <w:snapToGrid w:val="0"/>
-              <w:ind w:rightChars="-30" w:right="-72"/>
-              <w:jc w:val="center"/>
-              <w:rPr>
-                <w:rFonts w:eastAsia="標楷體"/>
-                <w:szCs w:val="24"/>
-              </w:rPr>
-            </w:pPr>
-            <w:r>
-              <w:rPr>
-                <w:rFonts w:eastAsia="標楷體"/>
-                <w:szCs w:val="24"/>
-              </w:rPr>
-              <w:t>0.1230</w:t>
-            </w:r>
-          </w:p>
-        </w:tc>
-      </w:tr>
     </w:tbl>
     <w:p>
       <w:pPr>
@@ -22952,608 +20152,6 @@
           </w:p>
         </w:tc>
       </w:tr>
-      <w:tr>
-        <w:tblPrEx>
-          <w:tblCellMar>
-            <w:top w:w="0" w:type="dxa"/>
-            <w:bottom w:w="0" w:type="dxa"/>
-          </w:tblCellMar>
-        </w:tblPrEx>
-        <w:tc>
-          <w:tcPr>
-            <w:tcW w:w="1072" w:type="dxa"/>
-            <w:shd w:val="clear" w:color="auto" w:fill="auto"/>
-          </w:tcPr>
-          <w:p>
-            <w:pPr>
-              <w:adjustRightInd w:val="0"/>
-              <w:snapToGrid w:val="0"/>
-              <w:ind w:rightChars="-30" w:right="-72"/>
-              <w:jc w:val="center"/>
-              <w:rPr>
-                <w:rFonts w:eastAsia="標楷體"/>
-                <w:szCs w:val="24"/>
-              </w:rPr>
-            </w:pPr>
-            <w:r>
-              <w:rPr>
-                <w:rFonts w:eastAsia="標楷體" w:hint="eastAsia"/>
-                <w:szCs w:val="24"/>
-              </w:rPr>
-              <w:t>類別一</w:t>
-            </w:r>
-          </w:p>
-        </w:tc>
-        <w:tc>
-          <w:tcPr>
-            <w:tcW w:w="1072" w:type="dxa"/>
-            <w:shd w:val="clear" w:color="auto" w:fill="auto"/>
-          </w:tcPr>
-          <w:p>
-            <w:pPr>
-              <w:adjustRightInd w:val="0"/>
-              <w:snapToGrid w:val="0"/>
-              <w:ind w:rightChars="-30" w:right="-72"/>
-              <w:jc w:val="center"/>
-              <w:rPr>
-                <w:rFonts w:eastAsia="標楷體"/>
-                <w:szCs w:val="24"/>
-              </w:rPr>
-            </w:pPr>
-            <w:r>
-              <w:rPr>
-                <w:rFonts w:eastAsia="標楷體" w:hint="eastAsia"/>
-                <w:szCs w:val="24"/>
-              </w:rPr>
-              <w:t>逸散</w:t>
-            </w:r>
-          </w:p>
-        </w:tc>
-        <w:tc>
-          <w:tcPr>
-            <w:tcW w:w="1072" w:type="dxa"/>
-            <w:shd w:val="clear" w:color="auto" w:fill="auto"/>
-          </w:tcPr>
-          <w:p>
-            <w:pPr>
-              <w:adjustRightInd w:val="0"/>
-              <w:snapToGrid w:val="0"/>
-              <w:ind w:rightChars="-30" w:right="-72"/>
-              <w:jc w:val="center"/>
-              <w:rPr>
-                <w:rFonts w:eastAsia="標楷體"/>
-                <w:szCs w:val="24"/>
-              </w:rPr>
-            </w:pPr>
-            <w:r>
-              <w:rPr>
-                <w:rFonts w:eastAsia="標楷體"/>
-                <w:szCs w:val="24"/>
-              </w:rPr>
-              <w:t>0</w:t>
-            </w:r>
-          </w:p>
-        </w:tc>
-        <w:tc>
-          <w:tcPr>
-            <w:tcW w:w="1072" w:type="dxa"/>
-            <w:shd w:val="clear" w:color="auto" w:fill="auto"/>
-          </w:tcPr>
-          <w:p>
-            <w:pPr>
-              <w:adjustRightInd w:val="0"/>
-              <w:snapToGrid w:val="0"/>
-              <w:ind w:rightChars="-30" w:right="-72"/>
-              <w:jc w:val="center"/>
-              <w:rPr>
-                <w:rFonts w:eastAsia="標楷體"/>
-                <w:szCs w:val="24"/>
-              </w:rPr>
-            </w:pPr>
-            <w:r>
-              <w:rPr>
-                <w:rFonts w:eastAsia="標楷體"/>
-                <w:szCs w:val="24"/>
-              </w:rPr>
-              <w:t>HFCS</w:t>
-            </w:r>
-          </w:p>
-        </w:tc>
-        <w:tc>
-          <w:tcPr>
-            <w:tcW w:w="1072" w:type="dxa"/>
-            <w:shd w:val="clear" w:color="auto" w:fill="auto"/>
-          </w:tcPr>
-          <w:p>
-            <w:pPr>
-              <w:adjustRightInd w:val="0"/>
-              <w:snapToGrid w:val="0"/>
-              <w:ind w:rightChars="-30" w:right="-72"/>
-              <w:jc w:val="center"/>
-              <w:rPr>
-                <w:rFonts w:eastAsia="標楷體"/>
-                <w:szCs w:val="24"/>
-              </w:rPr>
-            </w:pPr>
-            <w:r>
-              <w:rPr>
-                <w:rFonts w:eastAsia="標楷體" w:hint="eastAsia"/>
-                <w:szCs w:val="24"/>
-              </w:rPr>
-              <w:t>0.03</w:t>
-            </w:r>
-            <w:r>
-              <w:rPr>
-                <w:rFonts w:eastAsia="標楷體" w:hint="eastAsia"/>
-                <w:szCs w:val="24"/>
-              </w:rPr>
-              <w:t>公噸</w:t>
-            </w:r>
-            <w:r>
-              <w:rPr>
-                <w:rFonts w:eastAsia="標楷體" w:hint="eastAsia"/>
-                <w:szCs w:val="24"/>
-              </w:rPr>
-              <w:t>/</w:t>
-            </w:r>
-          </w:p>
-        </w:tc>
-        <w:tc>
-          <w:tcPr>
-            <w:tcW w:w="1073" w:type="dxa"/>
-            <w:shd w:val="clear" w:color="auto" w:fill="auto"/>
-          </w:tcPr>
-          <w:p>
-            <w:pPr>
-              <w:adjustRightInd w:val="0"/>
-              <w:snapToGrid w:val="0"/>
-              <w:ind w:rightChars="-30" w:right="-72"/>
-              <w:jc w:val="center"/>
-              <w:rPr>
-                <w:rFonts w:eastAsia="標楷體"/>
-                <w:szCs w:val="24"/>
-              </w:rPr>
-            </w:pPr>
-            <w:r>
-              <w:rPr>
-                <w:rFonts w:eastAsia="標楷體" w:hint="eastAsia"/>
-                <w:szCs w:val="24"/>
-              </w:rPr>
-              <w:t>係數來源</w:t>
-            </w:r>
-          </w:p>
-        </w:tc>
-        <w:tc>
-          <w:tcPr>
-            <w:tcW w:w="1073" w:type="dxa"/>
-            <w:shd w:val="clear" w:color="auto" w:fill="auto"/>
-          </w:tcPr>
-          <w:p>
-            <w:pPr>
-              <w:adjustRightInd w:val="0"/>
-              <w:snapToGrid w:val="0"/>
-              <w:ind w:rightChars="-30" w:right="-72"/>
-              <w:jc w:val="center"/>
-              <w:rPr>
-                <w:rFonts w:eastAsia="標楷體" w:hint="eastAsia"/>
-                <w:szCs w:val="24"/>
-              </w:rPr>
-            </w:pPr>
-            <w:r>
-              <w:rPr>
-                <w:rFonts w:eastAsia="標楷體" w:hint="eastAsia"/>
-                <w:szCs w:val="24"/>
-              </w:rPr>
-              <w:t>排放量</w:t>
-            </w:r>
-          </w:p>
-          <w:p>
-            <w:pPr>
-              <w:adjustRightInd w:val="0"/>
-              <w:snapToGrid w:val="0"/>
-              <w:ind w:rightChars="-30" w:right="-72"/>
-              <w:jc w:val="center"/>
-              <w:rPr>
-                <w:rFonts w:eastAsia="標楷體"/>
-                <w:szCs w:val="24"/>
-              </w:rPr>
-            </w:pPr>
-            <w:r>
-              <w:rPr>
-                <w:rFonts w:eastAsia="標楷體" w:hint="eastAsia"/>
-                <w:szCs w:val="24"/>
-              </w:rPr>
-              <w:t>(</w:t>
-            </w:r>
-            <w:r>
-              <w:rPr>
-                <w:rFonts w:eastAsia="標楷體" w:hint="eastAsia"/>
-                <w:szCs w:val="24"/>
-              </w:rPr>
-              <w:t>公噸</w:t>
-            </w:r>
-            <w:r>
-              <w:rPr>
-                <w:rFonts w:eastAsia="標楷體" w:hint="eastAsia"/>
-                <w:szCs w:val="24"/>
-              </w:rPr>
-              <w:t>/</w:t>
-            </w:r>
-            <w:r>
-              <w:rPr>
-                <w:rFonts w:eastAsia="標楷體" w:hint="eastAsia"/>
-                <w:szCs w:val="24"/>
-              </w:rPr>
-              <w:t>年</w:t>
-            </w:r>
-            <w:r>
-              <w:rPr>
-                <w:rFonts w:eastAsia="標楷體" w:hint="eastAsia"/>
-                <w:szCs w:val="24"/>
-              </w:rPr>
-              <w:t>)</w:t>
-            </w:r>
-          </w:p>
-        </w:tc>
-        <w:tc>
-          <w:tcPr>
-            <w:tcW w:w="1073" w:type="dxa"/>
-            <w:shd w:val="clear" w:color="auto" w:fill="auto"/>
-          </w:tcPr>
-          <w:p>
-            <w:pPr>
-              <w:adjustRightInd w:val="0"/>
-              <w:snapToGrid w:val="0"/>
-              <w:ind w:rightChars="-30" w:right="-72"/>
-              <w:jc w:val="center"/>
-              <w:rPr>
-                <w:rFonts w:eastAsia="標楷體"/>
-                <w:szCs w:val="24"/>
-              </w:rPr>
-            </w:pPr>
-            <w:r>
-              <w:rPr>
-                <w:rFonts w:eastAsia="標楷體"/>
-                <w:szCs w:val="24"/>
-              </w:rPr>
-              <w:t>2256</w:t>
-            </w:r>
-          </w:p>
-        </w:tc>
-        <w:tc>
-          <w:tcPr>
-            <w:tcW w:w="1073" w:type="dxa"/>
-            <w:shd w:val="clear" w:color="auto" w:fill="auto"/>
-          </w:tcPr>
-          <w:p>
-            <w:pPr>
-              <w:adjustRightInd w:val="0"/>
-              <w:snapToGrid w:val="0"/>
-              <w:ind w:rightChars="-30" w:right="-72"/>
-              <w:jc w:val="center"/>
-              <w:rPr>
-                <w:rFonts w:eastAsia="標楷體"/>
-                <w:szCs w:val="24"/>
-              </w:rPr>
-            </w:pPr>
-            <w:r>
-              <w:rPr>
-                <w:rFonts w:eastAsia="標楷體"/>
-                <w:szCs w:val="24"/>
-              </w:rPr>
-              <w:t>0.0000</w:t>
-            </w:r>
-          </w:p>
-        </w:tc>
-      </w:tr>
-      <w:tr>
-        <w:tblPrEx>
-          <w:tblCellMar>
-            <w:top w:w="0" w:type="dxa"/>
-            <w:bottom w:w="0" w:type="dxa"/>
-          </w:tblCellMar>
-        </w:tblPrEx>
-        <w:tc>
-          <w:tcPr>
-            <w:tcW w:w="1072" w:type="dxa"/>
-            <w:shd w:val="clear" w:color="auto" w:fill="auto"/>
-          </w:tcPr>
-          <w:p>
-            <w:pPr>
-              <w:adjustRightInd w:val="0"/>
-              <w:snapToGrid w:val="0"/>
-              <w:ind w:rightChars="-30" w:right="-72"/>
-              <w:jc w:val="center"/>
-              <w:rPr>
-                <w:rFonts w:eastAsia="標楷體"/>
-                <w:szCs w:val="24"/>
-              </w:rPr>
-            </w:pPr>
-            <w:r>
-              <w:rPr>
-                <w:rFonts w:eastAsia="標楷體" w:hint="eastAsia"/>
-                <w:szCs w:val="24"/>
-              </w:rPr>
-              <w:t>類別一</w:t>
-            </w:r>
-          </w:p>
-        </w:tc>
-        <w:tc>
-          <w:tcPr>
-            <w:tcW w:w="1072" w:type="dxa"/>
-            <w:shd w:val="clear" w:color="auto" w:fill="auto"/>
-          </w:tcPr>
-          <w:p>
-            <w:pPr>
-              <w:adjustRightInd w:val="0"/>
-              <w:snapToGrid w:val="0"/>
-              <w:ind w:rightChars="-30" w:right="-72"/>
-              <w:jc w:val="center"/>
-              <w:rPr>
-                <w:rFonts w:eastAsia="標楷體"/>
-                <w:szCs w:val="24"/>
-              </w:rPr>
-            </w:pPr>
-            <w:r>
-              <w:rPr>
-                <w:rFonts w:eastAsia="標楷體" w:hint="eastAsia"/>
-                <w:szCs w:val="24"/>
-              </w:rPr>
-              <w:t>逸散</w:t>
-            </w:r>
-          </w:p>
-        </w:tc>
-        <w:tc>
-          <w:tcPr>
-            <w:tcW w:w="1072" w:type="dxa"/>
-            <w:shd w:val="clear" w:color="auto" w:fill="auto"/>
-          </w:tcPr>
-          <w:p>
-            <w:pPr>
-              <w:adjustRightInd w:val="0"/>
-              <w:snapToGrid w:val="0"/>
-              <w:ind w:rightChars="-30" w:right="-72"/>
-              <w:jc w:val="center"/>
-              <w:rPr>
-                <w:rFonts w:eastAsia="標楷體"/>
-                <w:szCs w:val="24"/>
-              </w:rPr>
-            </w:pPr>
-            <w:r>
-              <w:rPr>
-                <w:rFonts w:eastAsia="標楷體" w:hint="eastAsia"/>
-                <w:szCs w:val="24"/>
-              </w:rPr>
-              <w:t>1</w:t>
-            </w:r>
-            <w:r>
-              <w:rPr>
-                <w:rFonts w:eastAsia="標楷體" w:hint="eastAsia"/>
-                <w:szCs w:val="24"/>
-              </w:rPr>
-              <w:t>公升</w:t>
-            </w:r>
-          </w:p>
-        </w:tc>
-        <w:tc>
-          <w:tcPr>
-            <w:tcW w:w="1072" w:type="dxa"/>
-            <w:shd w:val="clear" w:color="auto" w:fill="auto"/>
-          </w:tcPr>
-          <w:p>
-            <w:pPr>
-              <w:adjustRightInd w:val="0"/>
-              <w:snapToGrid w:val="0"/>
-              <w:ind w:rightChars="-30" w:right="-72"/>
-              <w:jc w:val="center"/>
-              <w:rPr>
-                <w:rFonts w:eastAsia="標楷體"/>
-                <w:szCs w:val="24"/>
-              </w:rPr>
-            </w:pPr>
-            <w:r>
-              <w:rPr>
-                <w:rFonts w:eastAsia="標楷體"/>
-                <w:szCs w:val="24"/>
-              </w:rPr>
-              <w:t>HFCS</w:t>
-            </w:r>
-          </w:p>
-        </w:tc>
-        <w:tc>
-          <w:tcPr>
-            <w:tcW w:w="1072" w:type="dxa"/>
-            <w:shd w:val="clear" w:color="auto" w:fill="auto"/>
-          </w:tcPr>
-          <w:p>
-            <w:pPr>
-              <w:adjustRightInd w:val="0"/>
-              <w:snapToGrid w:val="0"/>
-              <w:ind w:rightChars="-30" w:right="-72"/>
-              <w:jc w:val="center"/>
-              <w:rPr>
-                <w:rFonts w:eastAsia="標楷體"/>
-                <w:szCs w:val="24"/>
-              </w:rPr>
-            </w:pPr>
-            <w:r>
-              <w:rPr>
-                <w:rFonts w:eastAsia="標楷體" w:hint="eastAsia"/>
-                <w:szCs w:val="24"/>
-              </w:rPr>
-              <w:t>123</w:t>
-            </w:r>
-            <w:r>
-              <w:rPr>
-                <w:rFonts w:eastAsia="標楷體" w:hint="eastAsia"/>
-                <w:szCs w:val="24"/>
-              </w:rPr>
-              <w:t>公噸</w:t>
-            </w:r>
-            <w:r>
-              <w:rPr>
-                <w:rFonts w:eastAsia="標楷體" w:hint="eastAsia"/>
-                <w:szCs w:val="24"/>
-              </w:rPr>
-              <w:t>/</w:t>
-            </w:r>
-            <w:r>
-              <w:rPr>
-                <w:rFonts w:eastAsia="標楷體" w:hint="eastAsia"/>
-                <w:szCs w:val="24"/>
-              </w:rPr>
-              <w:t>公升</w:t>
-            </w:r>
-          </w:p>
-        </w:tc>
-        <w:tc>
-          <w:tcPr>
-            <w:tcW w:w="1073" w:type="dxa"/>
-            <w:shd w:val="clear" w:color="auto" w:fill="auto"/>
-          </w:tcPr>
-          <w:p>
-            <w:pPr>
-              <w:adjustRightInd w:val="0"/>
-              <w:snapToGrid w:val="0"/>
-              <w:ind w:rightChars="-30" w:right="-72"/>
-              <w:jc w:val="center"/>
-              <w:rPr>
-                <w:rFonts w:eastAsia="標楷體"/>
-                <w:szCs w:val="24"/>
-              </w:rPr>
-            </w:pPr>
-            <w:r>
-              <w:rPr>
-                <w:rFonts w:eastAsia="標楷體" w:hint="eastAsia"/>
-                <w:szCs w:val="24"/>
-              </w:rPr>
-              <w:t>係數來源</w:t>
-            </w:r>
-          </w:p>
-        </w:tc>
-        <w:tc>
-          <w:tcPr>
-            <w:tcW w:w="1073" w:type="dxa"/>
-            <w:shd w:val="clear" w:color="auto" w:fill="auto"/>
-          </w:tcPr>
-          <w:p>
-            <w:pPr>
-              <w:adjustRightInd w:val="0"/>
-              <w:snapToGrid w:val="0"/>
-              <w:ind w:rightChars="-30" w:right="-72"/>
-              <w:jc w:val="center"/>
-              <w:rPr>
-                <w:rFonts w:eastAsia="標楷體" w:hint="eastAsia"/>
-                <w:szCs w:val="24"/>
-              </w:rPr>
-            </w:pPr>
-            <w:r>
-              <w:rPr>
-                <w:rFonts w:eastAsia="標楷體" w:hint="eastAsia"/>
-                <w:szCs w:val="24"/>
-              </w:rPr>
-              <w:t>排放量</w:t>
-            </w:r>
-          </w:p>
-          <w:p>
-            <w:pPr>
-              <w:adjustRightInd w:val="0"/>
-              <w:snapToGrid w:val="0"/>
-              <w:ind w:rightChars="-30" w:right="-72"/>
-              <w:jc w:val="center"/>
-              <w:rPr>
-                <w:rFonts w:eastAsia="標楷體"/>
-                <w:szCs w:val="24"/>
-              </w:rPr>
-            </w:pPr>
-            <w:r>
-              <w:rPr>
-                <w:rFonts w:eastAsia="標楷體" w:hint="eastAsia"/>
-                <w:szCs w:val="24"/>
-              </w:rPr>
-              <w:t>(</w:t>
-            </w:r>
-            <w:r>
-              <w:rPr>
-                <w:rFonts w:eastAsia="標楷體" w:hint="eastAsia"/>
-                <w:szCs w:val="24"/>
-              </w:rPr>
-              <w:t>公噸</w:t>
-            </w:r>
-            <w:r>
-              <w:rPr>
-                <w:rFonts w:eastAsia="標楷體" w:hint="eastAsia"/>
-                <w:szCs w:val="24"/>
-              </w:rPr>
-              <w:t>/</w:t>
-            </w:r>
-            <w:r>
-              <w:rPr>
-                <w:rFonts w:eastAsia="標楷體" w:hint="eastAsia"/>
-                <w:szCs w:val="24"/>
-              </w:rPr>
-              <w:t>年</w:t>
-            </w:r>
-            <w:r>
-              <w:rPr>
-                <w:rFonts w:eastAsia="標楷體" w:hint="eastAsia"/>
-                <w:szCs w:val="24"/>
-              </w:rPr>
-              <w:t>)</w:t>
-            </w:r>
-          </w:p>
-        </w:tc>
-        <w:tc>
-          <w:tcPr>
-            <w:tcW w:w="1073" w:type="dxa"/>
-            <w:shd w:val="clear" w:color="auto" w:fill="auto"/>
-          </w:tcPr>
-          <w:p>
-            <w:pPr>
-              <w:adjustRightInd w:val="0"/>
-              <w:snapToGrid w:val="0"/>
-              <w:ind w:rightChars="-30" w:right="-72"/>
-              <w:jc w:val="center"/>
-              <w:rPr>
-                <w:rFonts w:eastAsia="標楷體"/>
-                <w:szCs w:val="24"/>
-              </w:rPr>
-            </w:pPr>
-            <w:r>
-              <w:rPr>
-                <w:rFonts w:eastAsia="標楷體"/>
-                <w:szCs w:val="24"/>
-              </w:rPr>
-              <w:t>0</w:t>
-            </w:r>
-          </w:p>
-        </w:tc>
-        <w:tc>
-          <w:tcPr>
-            <w:tcW w:w="1073" w:type="dxa"/>
-            <w:shd w:val="clear" w:color="auto" w:fill="auto"/>
-          </w:tcPr>
-          <w:p>
-            <w:pPr>
-              <w:adjustRightInd w:val="0"/>
-              <w:snapToGrid w:val="0"/>
-              <w:ind w:rightChars="-30" w:right="-72"/>
-              <w:jc w:val="center"/>
-              <w:rPr>
-                <w:rFonts w:eastAsia="標楷體"/>
-                <w:szCs w:val="24"/>
-              </w:rPr>
-            </w:pPr>
-            <w:r>
-              <w:rPr>
-                <w:rFonts w:eastAsia="標楷體"/>
-                <w:szCs w:val="24"/>
-              </w:rPr>
-              <w:t>0.0000</w:t>
-            </w:r>
-          </w:p>
-        </w:tc>
-      </w:tr>
     </w:tbl>
     <w:p>
       <w:pPr>
@@ -28106,7 +24704,7 @@
           <w:rFonts w:eastAsia="標楷體"/>
           <w:szCs w:val="24"/>
         </w:rPr>
-        <w:t>5,166.234</w:t>
+        <w:t>0.322</w:t>
       </w:r>
       <w:r>
         <w:rPr>
@@ -28242,31 +24840,31 @@
       <w:tblGrid>
         <w:gridCol w:w="950"/>
         <w:gridCol w:w="407"/>
-        <w:gridCol w:w="378"/>
+        <w:gridCol w:w="424"/>
         <w:gridCol w:w="467"/>
-        <w:gridCol w:w="234"/>
+        <w:gridCol w:w="249"/>
         <w:gridCol w:w="121"/>
         <w:gridCol w:w="536"/>
         <w:gridCol w:w="23"/>
         <w:gridCol w:w="329"/>
         <w:gridCol w:w="486"/>
-        <w:gridCol w:w="252"/>
-        <w:gridCol w:w="187"/>
-        <w:gridCol w:w="809"/>
+        <w:gridCol w:w="301"/>
+        <w:gridCol w:w="203"/>
+        <w:gridCol w:w="905"/>
         <w:gridCol w:w="36"/>
         <w:gridCol w:w="639"/>
         <w:gridCol w:w="270"/>
-        <w:gridCol w:w="604"/>
-        <w:gridCol w:w="116"/>
-        <w:gridCol w:w="416"/>
-        <w:gridCol w:w="538"/>
+        <w:gridCol w:w="354"/>
+        <w:gridCol w:w="68"/>
+        <w:gridCol w:w="386"/>
+        <w:gridCol w:w="459"/>
         <w:gridCol w:w="168"/>
-        <w:gridCol w:w="699"/>
-        <w:gridCol w:w="255"/>
+        <w:gridCol w:w="496"/>
+        <w:gridCol w:w="161"/>
         <w:gridCol w:w="270"/>
         <w:gridCol w:w="215"/>
         <w:gridCol w:w="639"/>
-        <w:gridCol w:w="780"/>
+        <w:gridCol w:w="836"/>
       </w:tblGrid>
       <w:tr>
         <w:trPr>
@@ -29990,7 +26588,7 @@
                 <w:sz w:val="18"/>
                 <w:szCs w:val="18"/>
               </w:rPr>
-              <w:t>0.1230</w:t>
+              <w:t>0.3205</w:t>
             </w:r>
           </w:p>
         </w:tc>
@@ -30019,7 +26617,7 @@
                 <w:sz w:val="18"/>
                 <w:szCs w:val="18"/>
               </w:rPr>
-              <w:t>3.4317</w:t>
+              <w:t>0.0004</w:t>
             </w:r>
           </w:p>
         </w:tc>
@@ -30048,7 +26646,7 @@
                 <w:sz w:val="18"/>
                 <w:szCs w:val="18"/>
               </w:rPr>
-              <w:t>33.5790</w:t>
+              <w:t>0.0007</w:t>
             </w:r>
           </w:p>
         </w:tc>
@@ -30134,7 +26732,7 @@
                 <w:sz w:val="18"/>
                 <w:szCs w:val="18"/>
               </w:rPr>
-              <w:t>2,988.9000</w:t>
+              <w:t>0.0000</w:t>
             </w:r>
           </w:p>
         </w:tc>
@@ -30163,7 +26761,7 @@
                 <w:sz w:val="18"/>
                 <w:szCs w:val="18"/>
               </w:rPr>
-              <w:t>2,140.2000</w:t>
+              <w:t>0.0000</w:t>
             </w:r>
           </w:p>
         </w:tc>
@@ -30192,7 +26790,7 @@
                 <w:sz w:val="18"/>
                 <w:szCs w:val="18"/>
               </w:rPr>
-              <w:t>5,166.234</w:t>
+              <w:t>0.322</w:t>
             </w:r>
           </w:p>
         </w:tc>
@@ -30325,7 +26923,7 @@
                 <w:sz w:val="18"/>
                 <w:szCs w:val="18"/>
               </w:rPr>
-              <w:t>0.00%</w:t>
+              <w:t>99.67%</w:t>
             </w:r>
           </w:p>
         </w:tc>
@@ -30354,7 +26952,7 @@
                 <w:sz w:val="18"/>
                 <w:szCs w:val="18"/>
               </w:rPr>
-              <w:t>0.07%</w:t>
+              <w:t>0.11%</w:t>
             </w:r>
           </w:p>
         </w:tc>
@@ -30383,7 +26981,7 @@
                 <w:sz w:val="18"/>
                 <w:szCs w:val="18"/>
               </w:rPr>
-              <w:t>0.65%</w:t>
+              <w:t>0.22%</w:t>
             </w:r>
           </w:p>
         </w:tc>
@@ -30469,7 +27067,7 @@
                 <w:sz w:val="18"/>
                 <w:szCs w:val="18"/>
               </w:rPr>
-              <w:t>57.85%</w:t>
+              <w:t>0.00%</w:t>
             </w:r>
           </w:p>
         </w:tc>
@@ -30498,7 +27096,7 @@
                 <w:sz w:val="18"/>
                 <w:szCs w:val="18"/>
               </w:rPr>
-              <w:t>41.43%</w:t>
+              <w:t>0.00%</w:t>
             </w:r>
           </w:p>
         </w:tc>
@@ -31146,7 +27744,7 @@
                 <w:sz w:val="18"/>
                 <w:szCs w:val="18"/>
               </w:rPr>
-              <w:t>0.1230</w:t>
+              <w:t>0.3205</w:t>
             </w:r>
           </w:p>
         </w:tc>
@@ -31175,7 +27773,7 @@
                 <w:sz w:val="18"/>
                 <w:szCs w:val="18"/>
               </w:rPr>
-              <w:t>3.4317</w:t>
+              <w:t>0.0004</w:t>
             </w:r>
           </w:p>
         </w:tc>
@@ -31204,7 +27802,7 @@
                 <w:sz w:val="18"/>
                 <w:szCs w:val="18"/>
               </w:rPr>
-              <w:t>33.5790</w:t>
+              <w:t>0.0007</w:t>
             </w:r>
           </w:p>
         </w:tc>
@@ -31291,7 +27889,7 @@
                 <w:sz w:val="18"/>
                 <w:szCs w:val="18"/>
               </w:rPr>
-              <w:t>2,988.9000</w:t>
+              <w:t>0.0000</w:t>
             </w:r>
           </w:p>
         </w:tc>
@@ -31320,7 +27918,7 @@
                 <w:sz w:val="18"/>
                 <w:szCs w:val="18"/>
               </w:rPr>
-              <w:t>2,140.2000</w:t>
+              <w:t>0.0000</w:t>
             </w:r>
           </w:p>
         </w:tc>
@@ -31349,7 +27947,7 @@
                 <w:sz w:val="18"/>
                 <w:szCs w:val="18"/>
               </w:rPr>
-              <w:t>5,166.2337</w:t>
+              <w:t>0.3216</w:t>
             </w:r>
           </w:p>
         </w:tc>
@@ -31445,7 +28043,7 @@
                 <w:sz w:val="18"/>
                 <w:szCs w:val="18"/>
               </w:rPr>
-              <w:t>0.00%</w:t>
+              <w:t>99.67%</w:t>
             </w:r>
           </w:p>
         </w:tc>
@@ -31474,7 +28072,7 @@
                 <w:sz w:val="18"/>
                 <w:szCs w:val="18"/>
               </w:rPr>
-              <w:t>0.07%</w:t>
+              <w:t>0.11%</w:t>
             </w:r>
           </w:p>
         </w:tc>
@@ -31503,7 +28101,7 @@
                 <w:sz w:val="18"/>
                 <w:szCs w:val="18"/>
               </w:rPr>
-              <w:t>0.65%</w:t>
+              <w:t>0.22%</w:t>
             </w:r>
           </w:p>
         </w:tc>
@@ -31590,7 +28188,7 @@
                 <w:sz w:val="18"/>
                 <w:szCs w:val="18"/>
               </w:rPr>
-              <w:t>57.85%</w:t>
+              <w:t>0.00%</w:t>
             </w:r>
           </w:p>
         </w:tc>
@@ -31619,7 +28217,7 @@
                 <w:sz w:val="18"/>
                 <w:szCs w:val="18"/>
               </w:rPr>
-              <w:t>41.43%</w:t>
+              <w:t>0.00%</w:t>
             </w:r>
           </w:p>
         </w:tc>
@@ -32196,7 +28794,7 @@
                 <w:sz w:val="18"/>
                 <w:szCs w:val="18"/>
               </w:rPr>
-              <w:t>5,166.2337</w:t>
+              <w:t>0.3216</w:t>
             </w:r>
           </w:p>
         </w:tc>
@@ -32253,7 +28851,7 @@
                 <w:sz w:val="18"/>
                 <w:szCs w:val="18"/>
               </w:rPr>
-              <w:t>5,166.234</w:t>
+              <w:t>0.322</w:t>
             </w:r>
           </w:p>
         </w:tc>
@@ -32310,7 +28908,7 @@
                 <w:sz w:val="18"/>
                 <w:szCs w:val="18"/>
               </w:rPr>
-              <w:t>0.0000</w:t>
+              <w:t>0.3216</w:t>
             </w:r>
           </w:p>
         </w:tc>
@@ -32397,7 +28995,7 @@
                 <w:sz w:val="18"/>
                 <w:szCs w:val="18"/>
               </w:rPr>
-              <w:t>37.1337</w:t>
+              <w:t>0.0000</w:t>
             </w:r>
           </w:p>
         </w:tc>
@@ -32670,7 +29268,7 @@
                 <w:sz w:val="18"/>
                 <w:szCs w:val="18"/>
               </w:rPr>
-              <w:t>0.00%</w:t>
+              <w:t>100.00%</w:t>
             </w:r>
           </w:p>
         </w:tc>
@@ -32757,7 +29355,7 @@
                 <w:sz w:val="18"/>
                 <w:szCs w:val="18"/>
               </w:rPr>
-              <w:t>0.72%</w:t>
+              <w:t>0.00%</w:t>
             </w:r>
           </w:p>
         </w:tc>
@@ -33763,7 +30361,7 @@
         <mc:AlternateContent>
           <mc:Choice Requires="wpc">
             <w:drawing>
-              <wp:inline distT="0" distB="0" distL="0" distR="0" wp14:anchorId="179D0213" wp14:editId="7D655B81">
+              <wp:inline distT="0" distB="0" distL="0" distR="0" wp14:anchorId="7D2FB279" wp14:editId="29DEB742">
                 <wp:extent cx="6096000" cy="2387600"/>
                 <wp:effectExtent l="0" t="0" r="3810" b="0"/>
                 <wp:docPr id="1973" name="畫布 1973"/>
@@ -34386,7 +30984,7 @@
           </mc:Choice>
           <mc:Fallback>
             <w:pict>
-              <v:group w14:anchorId="179D0213" id="畫布 1973" o:spid="_x0000_s1026" editas="canvas" style="width:480pt;height:188pt;mso-position-horizontal-relative:char;mso-position-vertical-relative:line" coordsize="60960,23876" o:gfxdata="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">
+              <v:group w14:anchorId="7D2FB279" id="畫布 1973" o:spid="_x0000_s1026" editas="canvas" style="width:480pt;height:188pt;mso-position-horizontal-relative:char;mso-position-vertical-relative:line" coordsize="60960,23876" o:gfxdata="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">
                 <v:shapetype id="_x0000_t75" coordsize="21600,21600" o:spt="75" o:preferrelative="t" path="m@4@5l@4@11@9@11@9@5xe" filled="f" stroked="f">
                   <v:stroke joinstyle="miter"/>
                   <v:formulas>

--- a/wwwroot/output/112-123-123-溫室氣體盤查報告書.docx
+++ b/wwwroot/output/112-123-123-溫室氣體盤查報告書.docx
@@ -18,7 +18,7 @@
           <w:sz w:val="20"/>
         </w:rPr>
         <w:drawing>
-          <wp:anchor distT="0" distB="0" distL="114300" distR="114300" simplePos="0" relativeHeight="251659264" behindDoc="0" locked="0" layoutInCell="1" allowOverlap="1" wp14:anchorId="582A3884" wp14:editId="66C70C4C">
+          <wp:anchor distT="0" distB="0" distL="114300" distR="114300" simplePos="0" relativeHeight="251659264" behindDoc="0" locked="0" layoutInCell="1" allowOverlap="1" wp14:anchorId="6B4B6824" wp14:editId="46E72D48">
             <wp:simplePos x="0" y="0"/>
             <wp:positionH relativeFrom="margin">
               <wp:posOffset>-114300</wp:posOffset>
@@ -3318,7 +3318,7 @@
           <w:rFonts w:eastAsia="標楷體" w:hint="eastAsia"/>
           <w:szCs w:val="24"/>
         </w:rPr>
-        <w:t>公司簡介公司簡介公司簡介公司簡介公司簡介</w:t>
+        <w:t>1</w:t>
       </w:r>
     </w:p>
     <w:p>
@@ -3440,7 +3440,7 @@
           <w:rFonts w:eastAsia="標楷體" w:hint="eastAsia"/>
           <w:szCs w:val="24"/>
         </w:rPr>
-        <w:t>組織邊界說明組織邊界說明組織邊界說明組織邊界說明組織邊界說明</w:t>
+        <w:t>1</w:t>
       </w:r>
     </w:p>
     <w:p>
@@ -3557,7 +3557,7 @@
           <w:rFonts w:eastAsia="標楷體" w:hint="eastAsia"/>
           <w:szCs w:val="24"/>
         </w:rPr>
-        <w:t>報告邊界說明報告邊界說明報告邊界說明報告邊界說明報告邊界說明</w:t>
+        <w:t>1</w:t>
       </w:r>
     </w:p>
     <w:p>
@@ -4170,7 +4170,7 @@
               <w:ind w:rightChars="46" w:right="110"/>
               <w:jc w:val="both"/>
               <w:rPr>
-                <w:rFonts w:eastAsia="標楷體"/>
+                <w:rFonts w:eastAsia="標楷體" w:hint="eastAsia"/>
                 <w:szCs w:val="24"/>
               </w:rPr>
             </w:pPr>
@@ -4202,6 +4202,54 @@
                 <w:szCs w:val="24"/>
               </w:rPr>
               <w:t>廢水處理</w:t>
+            </w:r>
+            <w:r>
+              <w:rPr>
+                <w:rFonts w:eastAsia="標楷體" w:hint="eastAsia"/>
+                <w:szCs w:val="24"/>
+              </w:rPr>
+              <w:t>)</w:t>
+            </w:r>
+          </w:p>
+          <w:p>
+            <w:pPr>
+              <w:adjustRightInd w:val="0"/>
+              <w:snapToGrid w:val="0"/>
+              <w:ind w:rightChars="46" w:right="110"/>
+              <w:jc w:val="both"/>
+              <w:rPr>
+                <w:rFonts w:eastAsia="標楷體"/>
+                <w:szCs w:val="24"/>
+              </w:rPr>
+            </w:pPr>
+            <w:r>
+              <w:rPr>
+                <w:rFonts w:eastAsia="標楷體" w:hint="eastAsia"/>
+                <w:szCs w:val="24"/>
+              </w:rPr>
+              <w:t xml:space="preserve">
+10.</w:t>
+            </w:r>
+            <w:r>
+              <w:rPr>
+                <w:rFonts w:eastAsia="標楷體" w:hint="eastAsia"/>
+                <w:szCs w:val="24"/>
+              </w:rPr>
+              <w:t>冷氣機</w:t>
+            </w:r>
+            <w:r>
+              <w:rPr>
+                <w:rFonts w:eastAsia="標楷體" w:hint="eastAsia"/>
+                <w:szCs w:val="24"/>
+              </w:rPr>
+              <w:t>(</w:t>
+            </w:r>
+            <w:r>
+              <w:rPr>
+                <w:rFonts w:eastAsia="標楷體" w:hint="eastAsia"/>
+                <w:szCs w:val="24"/>
+              </w:rPr>
+              <w:t>二氧化碳</w:t>
             </w:r>
             <w:r>
               <w:rPr>
@@ -4501,7 +4549,7 @@
           <w:rFonts w:hint="eastAsia"/>
           <w:sz w:val="24"/>
         </w:rPr>
-        <w:t>溫室氣體排放類型與排放量說明溫室氣體排放類型與排放量說明溫室氣體排放類型與排放量說明溫室氣體排放類型與排放量說明溫室氣體排放類型與排放量說明</w:t>
+        <w:t>1</w:t>
       </w:r>
     </w:p>
     <w:p>
@@ -4672,7 +4720,7 @@
         <w:t>，</w:t>
       </w:r>
       <w:r>
-        <w:t>直接溫室氣體排放說明直接溫室氣體排放說明直接溫室氣體排放說明直接溫室氣體排放說明直接溫室氣體排放說明直接溫室氣體排放說明</w:t>
+        <w:t>1</w:t>
       </w:r>
       <w:r>
         <w:rPr>
@@ -7179,6 +7227,260 @@
                 <w:bCs/>
                 <w:szCs w:val="24"/>
               </w:rPr>
+              <w:t>(</w:t>
+            </w:r>
+            <w:r>
+              <w:rPr>
+                <w:rFonts w:eastAsia="標楷體" w:hint="eastAsia"/>
+                <w:bCs/>
+                <w:szCs w:val="24"/>
+              </w:rPr>
+              <w:t>廢水處理</w:t>
+            </w:r>
+            <w:r>
+              <w:rPr>
+                <w:rFonts w:eastAsia="標楷體" w:hint="eastAsia"/>
+                <w:bCs/>
+                <w:szCs w:val="24"/>
+              </w:rPr>
+              <w:t>)</w:t>
+            </w:r>
+          </w:p>
+        </w:tc>
+        <w:tc>
+          <w:tcPr>
+            <w:tcW w:w="965" w:type="dxa"/>
+            <w:shd w:val="clear" w:color="auto" w:fill="auto"/>
+          </w:tcPr>
+          <w:p>
+            <w:pPr>
+              <w:adjustRightInd w:val="0"/>
+              <w:snapToGrid w:val="0"/>
+              <w:ind w:rightChars="46" w:right="110"/>
+              <w:jc w:val="center"/>
+              <w:rPr>
+                <w:rFonts w:eastAsia="標楷體"/>
+                <w:bCs/>
+                <w:szCs w:val="24"/>
+              </w:rPr>
+            </w:pPr>
+          </w:p>
+        </w:tc>
+        <w:tc>
+          <w:tcPr>
+            <w:tcW w:w="965" w:type="dxa"/>
+            <w:shd w:val="clear" w:color="auto" w:fill="auto"/>
+          </w:tcPr>
+          <w:p>
+            <w:pPr>
+              <w:adjustRightInd w:val="0"/>
+              <w:snapToGrid w:val="0"/>
+              <w:ind w:rightChars="46" w:right="110"/>
+              <w:jc w:val="center"/>
+              <w:rPr>
+                <w:rFonts w:eastAsia="標楷體"/>
+                <w:bCs/>
+                <w:szCs w:val="24"/>
+              </w:rPr>
+            </w:pPr>
+            <w:r>
+              <w:rPr>
+                <w:rFonts w:eastAsia="標楷體"/>
+                <w:bCs/>
+                <w:szCs w:val="24"/>
+              </w:rPr>
+              <w:t>v</w:t>
+            </w:r>
+          </w:p>
+        </w:tc>
+        <w:tc>
+          <w:tcPr>
+            <w:tcW w:w="965" w:type="dxa"/>
+            <w:shd w:val="clear" w:color="auto" w:fill="auto"/>
+          </w:tcPr>
+          <w:p>
+            <w:pPr>
+              <w:adjustRightInd w:val="0"/>
+              <w:snapToGrid w:val="0"/>
+              <w:ind w:rightChars="46" w:right="110"/>
+              <w:jc w:val="center"/>
+              <w:rPr>
+                <w:rFonts w:eastAsia="標楷體"/>
+                <w:bCs/>
+                <w:szCs w:val="24"/>
+              </w:rPr>
+            </w:pPr>
+          </w:p>
+        </w:tc>
+        <w:tc>
+          <w:tcPr>
+            <w:tcW w:w="965" w:type="dxa"/>
+            <w:shd w:val="clear" w:color="auto" w:fill="auto"/>
+          </w:tcPr>
+          <w:p>
+            <w:pPr>
+              <w:adjustRightInd w:val="0"/>
+              <w:snapToGrid w:val="0"/>
+              <w:ind w:rightChars="46" w:right="110"/>
+              <w:jc w:val="center"/>
+              <w:rPr>
+                <w:rFonts w:eastAsia="標楷體"/>
+                <w:bCs/>
+                <w:szCs w:val="24"/>
+              </w:rPr>
+            </w:pPr>
+          </w:p>
+        </w:tc>
+        <w:tc>
+          <w:tcPr>
+            <w:tcW w:w="965" w:type="dxa"/>
+            <w:shd w:val="clear" w:color="auto" w:fill="auto"/>
+          </w:tcPr>
+          <w:p>
+            <w:pPr>
+              <w:adjustRightInd w:val="0"/>
+              <w:snapToGrid w:val="0"/>
+              <w:ind w:rightChars="46" w:right="110"/>
+              <w:jc w:val="center"/>
+              <w:rPr>
+                <w:rFonts w:eastAsia="標楷體"/>
+                <w:bCs/>
+                <w:szCs w:val="24"/>
+              </w:rPr>
+            </w:pPr>
+          </w:p>
+        </w:tc>
+        <w:tc>
+          <w:tcPr>
+            <w:tcW w:w="966" w:type="dxa"/>
+            <w:shd w:val="clear" w:color="auto" w:fill="auto"/>
+          </w:tcPr>
+          <w:p>
+            <w:pPr>
+              <w:adjustRightInd w:val="0"/>
+              <w:snapToGrid w:val="0"/>
+              <w:ind w:rightChars="46" w:right="110"/>
+              <w:jc w:val="center"/>
+              <w:rPr>
+                <w:rFonts w:eastAsia="標楷體"/>
+                <w:bCs/>
+                <w:szCs w:val="24"/>
+              </w:rPr>
+            </w:pPr>
+          </w:p>
+        </w:tc>
+        <w:tc>
+          <w:tcPr>
+            <w:tcW w:w="966" w:type="dxa"/>
+            <w:shd w:val="clear" w:color="auto" w:fill="auto"/>
+          </w:tcPr>
+          <w:p>
+            <w:pPr>
+              <w:adjustRightInd w:val="0"/>
+              <w:snapToGrid w:val="0"/>
+              <w:ind w:rightChars="46" w:right="110"/>
+              <w:jc w:val="center"/>
+              <w:rPr>
+                <w:rFonts w:eastAsia="標楷體"/>
+                <w:bCs/>
+                <w:szCs w:val="24"/>
+              </w:rPr>
+            </w:pPr>
+          </w:p>
+        </w:tc>
+      </w:tr>
+      <w:tr>
+        <w:tblPrEx>
+          <w:tblCellMar>
+            <w:top w:w="0" w:type="dxa"/>
+            <w:bottom w:w="0" w:type="dxa"/>
+          </w:tblCellMar>
+        </w:tblPrEx>
+        <w:tc>
+          <w:tcPr>
+            <w:tcW w:w="965" w:type="dxa"/>
+            <w:shd w:val="clear" w:color="auto" w:fill="auto"/>
+          </w:tcPr>
+          <w:p>
+            <w:pPr>
+              <w:adjustRightInd w:val="0"/>
+              <w:snapToGrid w:val="0"/>
+              <w:ind w:rightChars="46" w:right="110"/>
+              <w:jc w:val="center"/>
+              <w:rPr>
+                <w:rFonts w:eastAsia="標楷體"/>
+                <w:bCs/>
+                <w:szCs w:val="24"/>
+              </w:rPr>
+            </w:pPr>
+            <w:r>
+              <w:rPr>
+                <w:rFonts w:eastAsia="標楷體" w:hint="eastAsia"/>
+                <w:bCs/>
+                <w:szCs w:val="24"/>
+              </w:rPr>
+              <w:t>類別一</w:t>
+            </w:r>
+          </w:p>
+        </w:tc>
+        <w:tc>
+          <w:tcPr>
+            <w:tcW w:w="965" w:type="dxa"/>
+            <w:shd w:val="clear" w:color="auto" w:fill="auto"/>
+          </w:tcPr>
+          <w:p>
+            <w:pPr>
+              <w:adjustRightInd w:val="0"/>
+              <w:snapToGrid w:val="0"/>
+              <w:ind w:rightChars="46" w:right="110"/>
+              <w:jc w:val="center"/>
+              <w:rPr>
+                <w:rFonts w:eastAsia="標楷體"/>
+                <w:bCs/>
+                <w:szCs w:val="24"/>
+              </w:rPr>
+            </w:pPr>
+            <w:r>
+              <w:rPr>
+                <w:rFonts w:eastAsia="標楷體" w:hint="eastAsia"/>
+                <w:bCs/>
+                <w:szCs w:val="24"/>
+              </w:rPr>
+              <w:t>逸散</w:t>
+            </w:r>
+          </w:p>
+        </w:tc>
+        <w:tc>
+          <w:tcPr>
+            <w:tcW w:w="965" w:type="dxa"/>
+            <w:shd w:val="clear" w:color="auto" w:fill="auto"/>
+          </w:tcPr>
+          <w:p>
+            <w:pPr>
+              <w:adjustRightInd w:val="0"/>
+              <w:snapToGrid w:val="0"/>
+              <w:ind w:rightChars="46" w:right="110"/>
+              <w:jc w:val="center"/>
+              <w:rPr>
+                <w:rFonts w:eastAsia="標楷體"/>
+                <w:bCs/>
+                <w:szCs w:val="24"/>
+              </w:rPr>
+            </w:pPr>
+            <w:r>
+              <w:rPr>
+                <w:rFonts w:eastAsia="標楷體" w:hint="eastAsia"/>
+                <w:bCs/>
+                <w:szCs w:val="24"/>
+              </w:rPr>
+              <w:t>冷氣機</w:t>
+            </w:r>
+            <w:r>
+              <w:rPr>
+                <w:rFonts w:eastAsia="標楷體" w:hint="eastAsia"/>
+                <w:bCs/>
+                <w:szCs w:val="24"/>
+              </w:rPr>
               <w:lastRenderedPageBreak/>
               <w:t>(</w:t>
             </w:r>
@@ -7188,7 +7490,7 @@
                 <w:bCs/>
                 <w:szCs w:val="24"/>
               </w:rPr>
-              <w:t>廢水處理</w:t>
+              <w:t>二氧化碳</w:t>
             </w:r>
             <w:r>
               <w:rPr>
@@ -7217,6 +7519,15 @@
                 <w:szCs w:val="24"/>
               </w:rPr>
             </w:pPr>
+            <w:r>
+              <w:rPr>
+                <w:rFonts w:eastAsia="標楷體"/>
+                <w:bCs/>
+                <w:szCs w:val="24"/>
+              </w:rPr>
+              <w:lastRenderedPageBreak/>
+              <w:t>v</w:t>
+            </w:r>
           </w:p>
         </w:tc>
         <w:tc>
@@ -7236,14 +7547,6 @@
                 <w:szCs w:val="24"/>
               </w:rPr>
             </w:pPr>
-            <w:r>
-              <w:rPr>
-                <w:rFonts w:eastAsia="標楷體"/>
-                <w:bCs/>
-                <w:szCs w:val="24"/>
-              </w:rPr>
-              <w:t>v</w:t>
-            </w:r>
           </w:p>
         </w:tc>
         <w:tc>
@@ -7498,7 +7801,7 @@
         <w:rPr>
           <w:sz w:val="24"/>
         </w:rPr>
-        <w:t>能源間接溫室氣體排放說明能源間接溫室氣體排放說明能源間接溫室氣體排放說明能源間接溫室氣體排放說明能源間接溫室氣體排放說明</w:t>
+        <w:t>1</w:t>
       </w:r>
       <w:r>
         <w:rPr>
@@ -8271,7 +8574,7 @@
           <w:szCs w:val="24"/>
           <w:u w:val="single"/>
         </w:rPr>
-        <w:t>0.322</w:t>
+        <w:t>0.111</w:t>
       </w:r>
       <w:r>
         <w:rPr>
@@ -8342,6 +8645,7 @@
           <w:sz w:val="28"/>
           <w:szCs w:val="28"/>
         </w:rPr>
+        <w:lastRenderedPageBreak/>
         <w:t>第四章</w:t>
       </w:r>
       <w:r>
@@ -9311,17 +9615,10 @@
             </w:pPr>
             <w:r>
               <w:rPr>
-                <w:rFonts w:eastAsia="標楷體" w:hint="eastAsia"/>
-                <w:szCs w:val="24"/>
-              </w:rPr>
-              <w:t>123</w:t>
-            </w:r>
-            <w:r>
-              <w:rPr>
-                <w:rFonts w:eastAsia="標楷體" w:hint="eastAsia"/>
-                <w:szCs w:val="24"/>
-              </w:rPr>
-              <w:t>公升</w:t>
+                <w:rFonts w:eastAsia="標楷體"/>
+                <w:szCs w:val="24"/>
+              </w:rPr>
+              <w:t>0</w:t>
             </w:r>
           </w:p>
         </w:tc>
@@ -9387,13 +9684,6 @@
               </w:rPr>
               <w:t>/</w:t>
             </w:r>
-            <w:r>
-              <w:rPr>
-                <w:rFonts w:eastAsia="標楷體" w:hint="eastAsia"/>
-                <w:szCs w:val="24"/>
-              </w:rPr>
-              <w:t>公升</w:t>
-            </w:r>
           </w:p>
         </w:tc>
         <w:tc>
@@ -9539,7 +9829,7 @@
                 <w:rFonts w:eastAsia="標楷體"/>
                 <w:szCs w:val="24"/>
               </w:rPr>
-              <w:t>0.3205</w:t>
+              <w:t>0.0000</w:t>
             </w:r>
           </w:p>
         </w:tc>
@@ -10090,17 +10380,10 @@
             </w:pPr>
             <w:r>
               <w:rPr>
-                <w:rFonts w:eastAsia="標楷體" w:hint="eastAsia"/>
-                <w:szCs w:val="24"/>
-              </w:rPr>
-              <w:t>123</w:t>
-            </w:r>
-            <w:r>
-              <w:rPr>
-                <w:rFonts w:eastAsia="標楷體" w:hint="eastAsia"/>
-                <w:szCs w:val="24"/>
-              </w:rPr>
-              <w:t>公升</w:t>
+                <w:rFonts w:eastAsia="標楷體"/>
+                <w:szCs w:val="24"/>
+              </w:rPr>
+              <w:t>0</w:t>
             </w:r>
           </w:p>
         </w:tc>
@@ -10166,13 +10449,6 @@
               </w:rPr>
               <w:t>/</w:t>
             </w:r>
-            <w:r>
-              <w:rPr>
-                <w:rFonts w:eastAsia="標楷體" w:hint="eastAsia"/>
-                <w:szCs w:val="24"/>
-              </w:rPr>
-              <w:t>公升</w:t>
-            </w:r>
           </w:p>
         </w:tc>
         <w:tc>
@@ -10318,7 +10594,7 @@
                 <w:rFonts w:eastAsia="標楷體"/>
                 <w:szCs w:val="24"/>
               </w:rPr>
-              <w:t>0.0004</w:t>
+              <w:t>0.0000</w:t>
             </w:r>
           </w:p>
         </w:tc>
@@ -10893,17 +11169,10 @@
             </w:pPr>
             <w:r>
               <w:rPr>
-                <w:rFonts w:eastAsia="標楷體" w:hint="eastAsia"/>
-                <w:szCs w:val="24"/>
-              </w:rPr>
-              <w:t>123</w:t>
-            </w:r>
-            <w:r>
-              <w:rPr>
-                <w:rFonts w:eastAsia="標楷體" w:hint="eastAsia"/>
-                <w:szCs w:val="24"/>
-              </w:rPr>
-              <w:t>公升</w:t>
+                <w:rFonts w:eastAsia="標楷體"/>
+                <w:szCs w:val="24"/>
+              </w:rPr>
+              <w:t>0</w:t>
             </w:r>
           </w:p>
         </w:tc>
@@ -10969,13 +11238,6 @@
               </w:rPr>
               <w:t>/</w:t>
             </w:r>
-            <w:r>
-              <w:rPr>
-                <w:rFonts w:eastAsia="標楷體" w:hint="eastAsia"/>
-                <w:szCs w:val="24"/>
-              </w:rPr>
-              <w:t>公升</w:t>
-            </w:r>
           </w:p>
         </w:tc>
         <w:tc>
@@ -11121,7 +11383,7 @@
                 <w:rFonts w:eastAsia="標楷體"/>
                 <w:szCs w:val="24"/>
               </w:rPr>
-              <w:t>0.0007</w:t>
+              <w:t>0.0000</w:t>
             </w:r>
           </w:p>
         </w:tc>
@@ -11404,6 +11666,7 @@
           <w:rFonts w:eastAsia="標楷體" w:hint="eastAsia"/>
           <w:szCs w:val="24"/>
         </w:rPr>
+        <w:lastRenderedPageBreak/>
         <w:t>排放係數：</w:t>
       </w:r>
       <w:r>
@@ -11455,6 +11718,7 @@
           <w:b/>
           <w:szCs w:val="24"/>
         </w:rPr>
+        <w:lastRenderedPageBreak/>
         <w:t>表</w:t>
       </w:r>
       <w:r>
@@ -15026,6 +15290,7 @@
           <w:b/>
           <w:szCs w:val="24"/>
         </w:rPr>
+        <w:lastRenderedPageBreak/>
         <w:t>表</w:t>
       </w:r>
       <w:r>
@@ -16574,6 +16839,314 @@
           </w:p>
         </w:tc>
       </w:tr>
+      <w:tr>
+        <w:tblPrEx>
+          <w:tblCellMar>
+            <w:top w:w="0" w:type="dxa"/>
+            <w:bottom w:w="0" w:type="dxa"/>
+          </w:tblCellMar>
+        </w:tblPrEx>
+        <w:tc>
+          <w:tcPr>
+            <w:tcW w:w="1072" w:type="dxa"/>
+            <w:shd w:val="clear" w:color="auto" w:fill="auto"/>
+          </w:tcPr>
+          <w:p>
+            <w:pPr>
+              <w:adjustRightInd w:val="0"/>
+              <w:snapToGrid w:val="0"/>
+              <w:ind w:rightChars="-30" w:right="-72"/>
+              <w:jc w:val="center"/>
+              <w:rPr>
+                <w:rFonts w:eastAsia="標楷體"/>
+                <w:szCs w:val="24"/>
+              </w:rPr>
+            </w:pPr>
+            <w:r>
+              <w:rPr>
+                <w:rFonts w:eastAsia="標楷體" w:hint="eastAsia"/>
+                <w:szCs w:val="24"/>
+              </w:rPr>
+              <w:t>類別一</w:t>
+            </w:r>
+          </w:p>
+        </w:tc>
+        <w:tc>
+          <w:tcPr>
+            <w:tcW w:w="1072" w:type="dxa"/>
+            <w:shd w:val="clear" w:color="auto" w:fill="auto"/>
+          </w:tcPr>
+          <w:p>
+            <w:pPr>
+              <w:adjustRightInd w:val="0"/>
+              <w:snapToGrid w:val="0"/>
+              <w:ind w:rightChars="-30" w:right="-72"/>
+              <w:jc w:val="center"/>
+              <w:rPr>
+                <w:rFonts w:eastAsia="標楷體"/>
+                <w:szCs w:val="24"/>
+              </w:rPr>
+            </w:pPr>
+            <w:r>
+              <w:rPr>
+                <w:rFonts w:eastAsia="標楷體" w:hint="eastAsia"/>
+                <w:szCs w:val="24"/>
+              </w:rPr>
+              <w:t>逸散</w:t>
+            </w:r>
+          </w:p>
+        </w:tc>
+        <w:tc>
+          <w:tcPr>
+            <w:tcW w:w="1072" w:type="dxa"/>
+            <w:shd w:val="clear" w:color="auto" w:fill="auto"/>
+          </w:tcPr>
+          <w:p>
+            <w:pPr>
+              <w:adjustRightInd w:val="0"/>
+              <w:snapToGrid w:val="0"/>
+              <w:ind w:rightChars="-30" w:right="-72"/>
+              <w:jc w:val="center"/>
+              <w:rPr>
+                <w:rFonts w:eastAsia="標楷體"/>
+                <w:szCs w:val="24"/>
+              </w:rPr>
+            </w:pPr>
+            <w:r>
+              <w:rPr>
+                <w:rFonts w:eastAsia="標楷體" w:hint="eastAsia"/>
+                <w:szCs w:val="24"/>
+              </w:rPr>
+              <w:t>111.001</w:t>
+            </w:r>
+            <w:r>
+              <w:rPr>
+                <w:rFonts w:eastAsia="標楷體" w:hint="eastAsia"/>
+                <w:szCs w:val="24"/>
+              </w:rPr>
+              <w:t>公斤</w:t>
+            </w:r>
+          </w:p>
+        </w:tc>
+        <w:tc>
+          <w:tcPr>
+            <w:tcW w:w="1072" w:type="dxa"/>
+            <w:shd w:val="clear" w:color="auto" w:fill="auto"/>
+          </w:tcPr>
+          <w:p>
+            <w:pPr>
+              <w:adjustRightInd w:val="0"/>
+              <w:snapToGrid w:val="0"/>
+              <w:ind w:rightChars="-30" w:right="-72"/>
+              <w:jc w:val="center"/>
+              <w:rPr>
+                <w:rFonts w:eastAsia="標楷體"/>
+                <w:szCs w:val="24"/>
+              </w:rPr>
+            </w:pPr>
+            <w:r>
+              <w:rPr>
+                <w:rFonts w:eastAsia="標楷體"/>
+                <w:szCs w:val="24"/>
+              </w:rPr>
+              <w:t>CO2</w:t>
+            </w:r>
+          </w:p>
+        </w:tc>
+        <w:tc>
+          <w:tcPr>
+            <w:tcW w:w="1072" w:type="dxa"/>
+            <w:shd w:val="clear" w:color="auto" w:fill="auto"/>
+          </w:tcPr>
+          <w:p>
+            <w:pPr>
+              <w:adjustRightInd w:val="0"/>
+              <w:snapToGrid w:val="0"/>
+              <w:ind w:rightChars="-30" w:right="-72"/>
+              <w:jc w:val="center"/>
+              <w:rPr>
+                <w:rFonts w:eastAsia="標楷體"/>
+                <w:szCs w:val="24"/>
+              </w:rPr>
+            </w:pPr>
+            <w:r>
+              <w:rPr>
+                <w:rFonts w:eastAsia="標楷體" w:hint="eastAsia"/>
+                <w:szCs w:val="24"/>
+              </w:rPr>
+              <w:t>1</w:t>
+            </w:r>
+            <w:r>
+              <w:rPr>
+                <w:rFonts w:eastAsia="標楷體" w:hint="eastAsia"/>
+                <w:szCs w:val="24"/>
+              </w:rPr>
+              <w:t>公噸</w:t>
+            </w:r>
+            <w:r>
+              <w:rPr>
+                <w:rFonts w:eastAsia="標楷體" w:hint="eastAsia"/>
+                <w:szCs w:val="24"/>
+              </w:rPr>
+              <w:t>/</w:t>
+            </w:r>
+            <w:r>
+              <w:rPr>
+                <w:rFonts w:eastAsia="標楷體" w:hint="eastAsia"/>
+                <w:szCs w:val="24"/>
+              </w:rPr>
+              <w:t>公斤</w:t>
+            </w:r>
+          </w:p>
+        </w:tc>
+        <w:tc>
+          <w:tcPr>
+            <w:tcW w:w="1073" w:type="dxa"/>
+            <w:shd w:val="clear" w:color="auto" w:fill="auto"/>
+          </w:tcPr>
+          <w:p>
+            <w:pPr>
+              <w:adjustRightInd w:val="0"/>
+              <w:snapToGrid w:val="0"/>
+              <w:ind w:rightChars="-30" w:right="-72"/>
+              <w:jc w:val="center"/>
+              <w:rPr>
+                <w:rFonts w:eastAsia="標楷體"/>
+                <w:szCs w:val="24"/>
+              </w:rPr>
+            </w:pPr>
+            <w:r>
+              <w:rPr>
+                <w:rFonts w:eastAsia="標楷體" w:hint="eastAsia"/>
+                <w:szCs w:val="24"/>
+              </w:rPr>
+              <w:t>係數來源</w:t>
+            </w:r>
+          </w:p>
+        </w:tc>
+        <w:tc>
+          <w:tcPr>
+            <w:tcW w:w="1073" w:type="dxa"/>
+            <w:shd w:val="clear" w:color="auto" w:fill="auto"/>
+          </w:tcPr>
+          <w:p>
+            <w:pPr>
+              <w:adjustRightInd w:val="0"/>
+              <w:snapToGrid w:val="0"/>
+              <w:ind w:rightChars="-30" w:right="-72"/>
+              <w:jc w:val="center"/>
+              <w:rPr>
+                <w:rFonts w:eastAsia="標楷體" w:hint="eastAsia"/>
+                <w:szCs w:val="24"/>
+              </w:rPr>
+            </w:pPr>
+            <w:r>
+              <w:rPr>
+                <w:rFonts w:eastAsia="標楷體" w:hint="eastAsia"/>
+                <w:szCs w:val="24"/>
+              </w:rPr>
+              <w:t>排放量</w:t>
+            </w:r>
+          </w:p>
+          <w:p>
+            <w:pPr>
+              <w:adjustRightInd w:val="0"/>
+              <w:snapToGrid w:val="0"/>
+              <w:ind w:rightChars="-30" w:right="-72"/>
+              <w:jc w:val="center"/>
+              <w:rPr>
+                <w:rFonts w:eastAsia="標楷體"/>
+                <w:szCs w:val="24"/>
+              </w:rPr>
+            </w:pPr>
+            <w:r>
+              <w:rPr>
+                <w:rFonts w:eastAsia="標楷體" w:hint="eastAsia"/>
+                <w:szCs w:val="24"/>
+              </w:rPr>
+              <w:t>(</w:t>
+            </w:r>
+            <w:r>
+              <w:rPr>
+                <w:rFonts w:eastAsia="標楷體" w:hint="eastAsia"/>
+                <w:szCs w:val="24"/>
+              </w:rPr>
+              <w:t>公噸</w:t>
+            </w:r>
+            <w:r>
+              <w:rPr>
+                <w:rFonts w:eastAsia="標楷體" w:hint="eastAsia"/>
+                <w:szCs w:val="24"/>
+              </w:rPr>
+              <w:t>/</w:t>
+            </w:r>
+            <w:r>
+              <w:rPr>
+                <w:rFonts w:eastAsia="標楷體" w:hint="eastAsia"/>
+                <w:szCs w:val="24"/>
+              </w:rPr>
+              <w:t>年</w:t>
+            </w:r>
+            <w:r>
+              <w:rPr>
+                <w:rFonts w:eastAsia="標楷體" w:hint="eastAsia"/>
+                <w:szCs w:val="24"/>
+              </w:rPr>
+              <w:t>)</w:t>
+            </w:r>
+          </w:p>
+        </w:tc>
+        <w:tc>
+          <w:tcPr>
+            <w:tcW w:w="1073" w:type="dxa"/>
+            <w:shd w:val="clear" w:color="auto" w:fill="auto"/>
+          </w:tcPr>
+          <w:p>
+            <w:pPr>
+              <w:adjustRightInd w:val="0"/>
+              <w:snapToGrid w:val="0"/>
+              <w:ind w:rightChars="-30" w:right="-72"/>
+              <w:jc w:val="center"/>
+              <w:rPr>
+                <w:rFonts w:eastAsia="標楷體"/>
+                <w:szCs w:val="24"/>
+              </w:rPr>
+            </w:pPr>
+            <w:r>
+              <w:rPr>
+                <w:rFonts w:eastAsia="標楷體"/>
+                <w:szCs w:val="24"/>
+              </w:rPr>
+              <w:t>1</w:t>
+            </w:r>
+          </w:p>
+        </w:tc>
+        <w:tc>
+          <w:tcPr>
+            <w:tcW w:w="1073" w:type="dxa"/>
+            <w:shd w:val="clear" w:color="auto" w:fill="auto"/>
+          </w:tcPr>
+          <w:p>
+            <w:pPr>
+              <w:adjustRightInd w:val="0"/>
+              <w:snapToGrid w:val="0"/>
+              <w:ind w:rightChars="-30" w:right="-72"/>
+              <w:jc w:val="center"/>
+              <w:rPr>
+                <w:rFonts w:eastAsia="標楷體"/>
+                <w:szCs w:val="24"/>
+              </w:rPr>
+            </w:pPr>
+            <w:r>
+              <w:rPr>
+                <w:rFonts w:eastAsia="標楷體"/>
+                <w:szCs w:val="24"/>
+              </w:rPr>
+              <w:t>0.1110</w:t>
+            </w:r>
+          </w:p>
+        </w:tc>
+      </w:tr>
     </w:tbl>
     <w:p>
       <w:pPr>
@@ -21934,6 +22507,7 @@
                 <w:rFonts w:eastAsia="標楷體" w:hint="eastAsia"/>
                 <w:szCs w:val="24"/>
               </w:rPr>
+              <w:lastRenderedPageBreak/>
               <w:t>(</w:t>
             </w:r>
             <w:r>
@@ -21987,6 +22561,7 @@
                 <w:rFonts w:eastAsia="標楷體"/>
                 <w:szCs w:val="24"/>
               </w:rPr>
+              <w:lastRenderedPageBreak/>
               <w:t>GWP</w:t>
             </w:r>
           </w:p>
@@ -22031,6 +22606,7 @@
                 <w:rFonts w:eastAsia="標楷體" w:hint="eastAsia"/>
                 <w:szCs w:val="24"/>
               </w:rPr>
+              <w:lastRenderedPageBreak/>
               <w:t>(</w:t>
             </w:r>
             <w:r>
@@ -22092,6 +22668,7 @@
                 <w:rFonts w:eastAsia="標楷體" w:hint="eastAsia"/>
                 <w:szCs w:val="24"/>
               </w:rPr>
+              <w:lastRenderedPageBreak/>
               <w:t>類別二</w:t>
             </w:r>
           </w:p>
@@ -24364,6 +24941,7 @@
           <w:sz w:val="24"/>
           <w:szCs w:val="24"/>
         </w:rPr>
+        <w:lastRenderedPageBreak/>
         <w:t>針對</w:t>
       </w:r>
       <w:r>
@@ -24517,6 +25095,7 @@
           <w:sz w:val="28"/>
           <w:szCs w:val="28"/>
         </w:rPr>
+        <w:lastRenderedPageBreak/>
         <w:t>第五章</w:t>
       </w:r>
       <w:r>
@@ -24704,7 +25283,7 @@
           <w:rFonts w:eastAsia="標楷體"/>
           <w:szCs w:val="24"/>
         </w:rPr>
-        <w:t>0.322</w:t>
+        <w:t>0.111</w:t>
       </w:r>
       <w:r>
         <w:rPr>
@@ -26588,7 +27167,7 @@
                 <w:sz w:val="18"/>
                 <w:szCs w:val="18"/>
               </w:rPr>
-              <w:t>0.3205</w:t>
+              <w:t>0.1110</w:t>
             </w:r>
           </w:p>
         </w:tc>
@@ -26617,7 +27196,7 @@
                 <w:sz w:val="18"/>
                 <w:szCs w:val="18"/>
               </w:rPr>
-              <w:t>0.0004</w:t>
+              <w:t>0.0000</w:t>
             </w:r>
           </w:p>
         </w:tc>
@@ -26646,7 +27225,7 @@
                 <w:sz w:val="18"/>
                 <w:szCs w:val="18"/>
               </w:rPr>
-              <w:t>0.0007</w:t>
+              <w:t>0.0000</w:t>
             </w:r>
           </w:p>
         </w:tc>
@@ -26790,7 +27369,7 @@
                 <w:sz w:val="18"/>
                 <w:szCs w:val="18"/>
               </w:rPr>
-              <w:t>0.322</w:t>
+              <w:t>0.111</w:t>
             </w:r>
           </w:p>
         </w:tc>
@@ -26923,7 +27502,7 @@
                 <w:sz w:val="18"/>
                 <w:szCs w:val="18"/>
               </w:rPr>
-              <w:t>99.67%</w:t>
+              <w:t>100.00%</w:t>
             </w:r>
           </w:p>
         </w:tc>
@@ -26952,7 +27531,7 @@
                 <w:sz w:val="18"/>
                 <w:szCs w:val="18"/>
               </w:rPr>
-              <w:t>0.11%</w:t>
+              <w:t>0.00%</w:t>
             </w:r>
           </w:p>
         </w:tc>
@@ -26981,7 +27560,7 @@
                 <w:sz w:val="18"/>
                 <w:szCs w:val="18"/>
               </w:rPr>
-              <w:t>0.22%</w:t>
+              <w:t>0.00%</w:t>
             </w:r>
           </w:p>
         </w:tc>
@@ -27744,7 +28323,7 @@
                 <w:sz w:val="18"/>
                 <w:szCs w:val="18"/>
               </w:rPr>
-              <w:t>0.3205</w:t>
+              <w:t>0.1110</w:t>
             </w:r>
           </w:p>
         </w:tc>
@@ -27773,7 +28352,7 @@
                 <w:sz w:val="18"/>
                 <w:szCs w:val="18"/>
               </w:rPr>
-              <w:t>0.0004</w:t>
+              <w:t>0.0000</w:t>
             </w:r>
           </w:p>
         </w:tc>
@@ -27802,7 +28381,7 @@
                 <w:sz w:val="18"/>
                 <w:szCs w:val="18"/>
               </w:rPr>
-              <w:t>0.0007</w:t>
+              <w:t>0.0000</w:t>
             </w:r>
           </w:p>
         </w:tc>
@@ -27947,7 +28526,7 @@
                 <w:sz w:val="18"/>
                 <w:szCs w:val="18"/>
               </w:rPr>
-              <w:t>0.3216</w:t>
+              <w:t>0.1110</w:t>
             </w:r>
           </w:p>
         </w:tc>
@@ -28043,7 +28622,7 @@
                 <w:sz w:val="18"/>
                 <w:szCs w:val="18"/>
               </w:rPr>
-              <w:t>99.67%</w:t>
+              <w:t>100.00%</w:t>
             </w:r>
           </w:p>
         </w:tc>
@@ -28072,7 +28651,7 @@
                 <w:sz w:val="18"/>
                 <w:szCs w:val="18"/>
               </w:rPr>
-              <w:t>0.11%</w:t>
+              <w:t>0.00%</w:t>
             </w:r>
           </w:p>
         </w:tc>
@@ -28101,7 +28680,7 @@
                 <w:sz w:val="18"/>
                 <w:szCs w:val="18"/>
               </w:rPr>
-              <w:t>0.22%</w:t>
+              <w:t>0.00%</w:t>
             </w:r>
           </w:p>
         </w:tc>
@@ -28794,7 +29373,7 @@
                 <w:sz w:val="18"/>
                 <w:szCs w:val="18"/>
               </w:rPr>
-              <w:t>0.3216</w:t>
+              <w:t>0.1110</w:t>
             </w:r>
           </w:p>
         </w:tc>
@@ -28851,7 +29430,7 @@
                 <w:sz w:val="18"/>
                 <w:szCs w:val="18"/>
               </w:rPr>
-              <w:t>0.322</w:t>
+              <w:t>0.111</w:t>
             </w:r>
           </w:p>
         </w:tc>
@@ -28908,7 +29487,7 @@
                 <w:sz w:val="18"/>
                 <w:szCs w:val="18"/>
               </w:rPr>
-              <w:t>0.3216</w:t>
+              <w:t>0.0000</w:t>
             </w:r>
           </w:p>
         </w:tc>
@@ -28995,7 +29574,7 @@
                 <w:sz w:val="18"/>
                 <w:szCs w:val="18"/>
               </w:rPr>
-              <w:t>0.0000</w:t>
+              <w:t>0.1110</w:t>
             </w:r>
           </w:p>
         </w:tc>
@@ -29268,7 +29847,7 @@
                 <w:sz w:val="18"/>
                 <w:szCs w:val="18"/>
               </w:rPr>
-              <w:t>100.00%</w:t>
+              <w:t>0.00%</w:t>
             </w:r>
           </w:p>
         </w:tc>
@@ -29355,7 +29934,7 @@
                 <w:sz w:val="18"/>
                 <w:szCs w:val="18"/>
               </w:rPr>
-              <w:t>0.00%</w:t>
+              <w:t>100.00%</w:t>
             </w:r>
           </w:p>
         </w:tc>
@@ -29557,6 +30136,7 @@
           <w:sz w:val="28"/>
           <w:szCs w:val="28"/>
         </w:rPr>
+        <w:lastRenderedPageBreak/>
         <w:t>第</w:t>
       </w:r>
       <w:r>
@@ -29940,6 +30520,7 @@
           <w:sz w:val="28"/>
           <w:szCs w:val="28"/>
         </w:rPr>
+        <w:lastRenderedPageBreak/>
         <w:t>附件</w:t>
       </w:r>
       <w:bookmarkEnd w:id="38"/>
@@ -30048,6 +30629,7 @@
           <w:b/>
           <w:szCs w:val="24"/>
         </w:rPr>
+        <w:lastRenderedPageBreak/>
         <w:t>附</w:t>
       </w:r>
       <w:r>
@@ -30118,7 +30700,7 @@
           <w:rFonts w:eastAsia="標楷體" w:hint="eastAsia"/>
           <w:szCs w:val="24"/>
         </w:rPr>
-        <w:t>123</w:t>
+        <w:t>1</w:t>
       </w:r>
       <w:r>
         <w:rPr>
@@ -30178,6 +30760,7 @@
           <w:b/>
           <w:szCs w:val="24"/>
         </w:rPr>
+        <w:lastRenderedPageBreak/>
         <w:t>附件</w:t>
       </w:r>
       <w:r>
@@ -30361,7 +30944,7 @@
         <mc:AlternateContent>
           <mc:Choice Requires="wpc">
             <w:drawing>
-              <wp:inline distT="0" distB="0" distL="0" distR="0" wp14:anchorId="7D2FB279" wp14:editId="29DEB742">
+              <wp:inline distT="0" distB="0" distL="0" distR="0" wp14:anchorId="2DC0F4E8" wp14:editId="5E802246">
                 <wp:extent cx="6096000" cy="2387600"/>
                 <wp:effectExtent l="0" t="0" r="3810" b="0"/>
                 <wp:docPr id="1973" name="畫布 1973"/>
@@ -30984,7 +31567,7 @@
           </mc:Choice>
           <mc:Fallback>
             <w:pict>
-              <v:group w14:anchorId="7D2FB279" id="畫布 1973" o:spid="_x0000_s1026" editas="canvas" style="width:480pt;height:188pt;mso-position-horizontal-relative:char;mso-position-vertical-relative:line" coordsize="60960,23876" o:gfxdata="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">
+              <v:group w14:anchorId="2DC0F4E8" id="畫布 1973" o:spid="_x0000_s1026" editas="canvas" style="width:480pt;height:188pt;mso-position-horizontal-relative:char;mso-position-vertical-relative:line" coordsize="60960,23876" o:gfxdata="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">
                 <v:shapetype id="_x0000_t75" coordsize="21600,21600" o:spt="75" o:preferrelative="t" path="m@4@5l@4@11@9@11@9@5xe" filled="f" stroked="f">
                   <v:stroke joinstyle="miter"/>
                   <v:formulas>
